--- a/CMA_Summaries_B3_Ch12.docx
+++ b/CMA_Summaries_B3_Ch12.docx
@@ -11946,7 +11946,7 @@
       <w:r>
         <w:drawing>
           <wp:inline distT="0" distB="0" distL="0" distR="0">
-            <wp:extent cx="5734050" cy="2859475"/>
+            <wp:extent cx="5734050" cy="2361525"/>
             <wp:effectExtent t="0" r="0" b="0" l="0"/>
             <wp:docPr id="1" name="" descr="" title=""/>
             <wp:cNvGraphicFramePr>
@@ -11971,7 +11971,7 @@
                   <pic:spPr bwMode="auto">
                     <a:xfrm>
                       <a:off x="0" y="0"/>
-                      <a:ext cx="5734050" cy="2859475"/>
+                      <a:ext cx="5734050" cy="2361525"/>
                     </a:xfrm>
                     <a:prstGeom prst="rect">
                       <a:avLst/>
@@ -12039,7 +12039,7 @@
                 <w:sz w:val="16"/>
                 <w:szCs w:val="16"/>
               </w:rPr>
-              <w:t xml:space="preserve">direct material usage variance   ·   انحراف سعر المواد المباشرة   ·   standard quantity allowed</w:t>
+              <w:t xml:space="preserve">direct material price variance   ·   direct labor efficiency variance   ·   direct material usage variance</w:t>
             </w:r>
           </w:p>
         </w:tc>
@@ -12907,7 +12907,7 @@
                 <w:sz w:val="16"/>
                 <w:szCs w:val="16"/>
               </w:rPr>
-              <w:t xml:space="preserve">direct material usage variance</w:t>
+              <w:t xml:space="preserve">direct material price variance</w:t>
             </w:r>
           </w:p>
         </w:tc>
@@ -12975,7 +12975,7 @@
                 <w:sz w:val="16"/>
                 <w:szCs w:val="16"/>
               </w:rPr>
-              <w:t xml:space="preserve">standard quantity allowed</w:t>
+              <w:t xml:space="preserve">direct material usage variance</w:t>
             </w:r>
           </w:p>
         </w:tc>

--- a/CMA_Summaries_B3_Ch12.docx
+++ b/CMA_Summaries_B3_Ch12.docx
@@ -231,7 +231,7 @@
           <w:sz w:val="16"/>
           <w:szCs w:val="16"/>
         </w:rPr>
-        <w:t xml:space="preserve">      gaps 4–6</w:t>
+        <w:t xml:space="preserve">      gaps 4–7</w:t>
       </w:r>
     </w:p>
     <w:p>
@@ -347,7 +347,46 @@
           <w:sz w:val="19"/>
           <w:szCs w:val="19"/>
         </w:rPr>
-        <w:t xml:space="preserve"> and cost of goods sold therefore carry the same cost for every unit, as. </w:t>
+        <w:t xml:space="preserve"> and cost of goods sold </w:t>
+      </w:r>
+      <w:r>
+        <w:rPr>
+          <w:b/>
+          <w:bCs/>
+          <w:color w:val="8186EF"/>
+          <w:sz w:val="15"/>
+          <w:szCs w:val="15"/>
+        </w:rPr>
+        <w:t xml:space="preserve"> (7) </w:t>
+      </w:r>
+      <w:r>
+        <w:rPr>
+          <w:u w:val="single"/>
+          <w:sz w:val="19"/>
+          <w:szCs w:val="19"/>
+        </w:rPr>
+        <w:t xml:space="preserve">           </w:t>
+      </w:r>
+      <w:r>
+        <w:rPr>
+          <w:sz w:val="19"/>
+          <w:szCs w:val="19"/>
+        </w:rPr>
+        <w:t xml:space="preserve"> </w:t>
+      </w:r>
+      <w:r>
+        <w:rPr>
+          <w:sz w:val="19"/>
+          <w:szCs w:val="19"/>
+        </w:rPr>
+        <w:t xml:space="preserve"> carry the same cost for every unit. </w:t>
+      </w:r>
+      <w:r>
+        <w:rPr>
+          <w:sz w:val="19"/>
+          <w:szCs w:val="19"/>
+        </w:rPr>
+        <w:t xml:space="preserve">Together they explain why Orontes keeps standards even though its actual costs are known. </w:t>
       </w:r>
     </w:p>
     <w:tbl>
@@ -405,7 +444,7 @@
                 <w:sz w:val="16"/>
                 <w:szCs w:val="16"/>
               </w:rPr>
-              <w:t xml:space="preserve">materials   ·   Inventory   ·   therefore   ·   differences</w:t>
+              <w:t xml:space="preserve">materials   ·   Together   ·   Inventory   ·   therefore   ·   differences</w:t>
             </w:r>
           </w:p>
         </w:tc>
@@ -568,7 +607,7 @@
                 <w:sz w:val="14"/>
                 <w:szCs w:val="14"/>
               </w:rPr>
-              <w:t xml:space="preserve"> (7) </w:t>
+              <w:t xml:space="preserve"> (8) </w:t>
             </w:r>
             <w:r>
               <w:rPr>
@@ -698,7 +737,7 @@
                 <w:sz w:val="14"/>
                 <w:szCs w:val="14"/>
               </w:rPr>
-              <w:t xml:space="preserve"> (8) </w:t>
+              <w:t xml:space="preserve"> (9) </w:t>
             </w:r>
             <w:r>
               <w:rPr>
@@ -828,7 +867,7 @@
                 <w:sz w:val="14"/>
                 <w:szCs w:val="14"/>
               </w:rPr>
-              <w:t xml:space="preserve"> (9) </w:t>
+              <w:t xml:space="preserve"> (10) </w:t>
             </w:r>
             <w:r>
               <w:rPr>
@@ -921,6 +960,18 @@
     <w:p/>
     <w:p>
       <w:pPr>
+        <w:pageBreakBefore w:val="true"/>
+        <w:spacing w:after="0"/>
+      </w:pPr>
+      <w:r>
+        <w:rPr>
+          <w:sz w:val="2"/>
+        </w:rPr>
+        <w:t xml:space="preserve"> </w:t>
+      </w:r>
+    </w:p>
+    <w:p>
+      <w:pPr>
         <w:spacing w:before="44" w:after="14"/>
       </w:pPr>
       <w:r>
@@ -939,7 +990,7 @@
           <w:sz w:val="16"/>
           <w:szCs w:val="16"/>
         </w:rPr>
-        <w:t xml:space="preserve">      gaps 10–11</w:t>
+        <w:t xml:space="preserve">      gaps 11–12</w:t>
       </w:r>
     </w:p>
     <w:p>
@@ -962,7 +1013,7 @@
           <w:sz w:val="15"/>
           <w:szCs w:val="15"/>
         </w:rPr>
-        <w:t xml:space="preserve"> (10) </w:t>
+        <w:t xml:space="preserve"> (11) </w:t>
       </w:r>
       <w:r>
         <w:rPr>
@@ -1001,7 +1052,7 @@
           <w:sz w:val="15"/>
           <w:szCs w:val="15"/>
         </w:rPr>
-        <w:t xml:space="preserve"> (11) </w:t>
+        <w:t xml:space="preserve"> (12) </w:t>
       </w:r>
       <w:r>
         <w:rPr>
@@ -1081,25 +1132,13 @@
                 <w:sz w:val="16"/>
                 <w:szCs w:val="16"/>
               </w:rPr>
-              <w:t xml:space="preserve">system   ·   Standards   ·   between</w:t>
+              <w:t xml:space="preserve">system   ·   Standards   ·   reviewed</w:t>
             </w:r>
           </w:p>
         </w:tc>
       </w:tr>
     </w:tbl>
     <w:p/>
-    <w:p>
-      <w:pPr>
-        <w:pageBreakBefore w:val="true"/>
-        <w:spacing w:after="0"/>
-      </w:pPr>
-      <w:r>
-        <w:rPr>
-          <w:sz w:val="2"/>
-        </w:rPr>
-        <w:t xml:space="preserve"> </w:t>
-      </w:r>
-    </w:p>
     <w:tbl>
       <w:tblPr>
         <w:tblW w:type="pct" w:w="100%"/>
@@ -1383,7 +1422,7 @@
                 <w:sz w:val="16"/>
                 <w:szCs w:val="16"/>
               </w:rPr>
-              <w:t xml:space="preserve">Inventory</w:t>
+              <w:t xml:space="preserve">therefore</w:t>
             </w:r>
           </w:p>
         </w:tc>
@@ -1451,7 +1490,7 @@
                 <w:sz w:val="16"/>
                 <w:szCs w:val="16"/>
               </w:rPr>
-              <w:t xml:space="preserve">purchasing</w:t>
+              <w:t xml:space="preserve">Inventory</w:t>
             </w:r>
           </w:p>
         </w:tc>
@@ -1519,7 +1558,7 @@
                 <w:sz w:val="16"/>
                 <w:szCs w:val="16"/>
               </w:rPr>
-              <w:t xml:space="preserve">attainable</w:t>
+              <w:t xml:space="preserve">purchasing</w:t>
             </w:r>
           </w:p>
         </w:tc>
@@ -1587,7 +1626,7 @@
                 <w:sz w:val="16"/>
                 <w:szCs w:val="16"/>
               </w:rPr>
-              <w:t xml:space="preserve">system</w:t>
+              <w:t xml:space="preserve">attainable</w:t>
             </w:r>
           </w:p>
         </w:tc>
@@ -1655,7 +1694,7 @@
                 <w:sz w:val="16"/>
                 <w:szCs w:val="16"/>
               </w:rPr>
-              <w:t xml:space="preserve">Standards</w:t>
+              <w:t xml:space="preserve">system</w:t>
             </w:r>
           </w:p>
         </w:tc>
@@ -1706,14 +1745,24 @@
           </w:tcPr>
           <w:p>
             <w:pPr>
-              <w:spacing w:before="24" w:after="24"/>
-            </w:pPr>
-            <w:r>
-              <w:rPr>
-                <w:sz w:val="16"/>
-                <w:szCs w:val="16"/>
-              </w:rPr>
-              <w:t xml:space="preserve"/>
+              <w:spacing w:before="12" w:after="12"/>
+            </w:pPr>
+            <w:r>
+              <w:rPr>
+                <w:b/>
+                <w:bCs/>
+                <w:color w:val="8186EF"/>
+                <w:sz w:val="16"/>
+                <w:szCs w:val="16"/>
+              </w:rPr>
+              <w:t xml:space="preserve">12  </w:t>
+            </w:r>
+            <w:r>
+              <w:rPr>
+                <w:sz w:val="16"/>
+                <w:szCs w:val="16"/>
+              </w:rPr>
+              <w:t xml:space="preserve">Standards</w:t>
             </w:r>
           </w:p>
         </w:tc>
@@ -1756,7 +1805,7 @@
           <w:sz w:val="15"/>
           <w:szCs w:val="15"/>
         </w:rPr>
-        <w:t xml:space="preserve">In a standard costing system, materials, labor and overhead are recorded at standard cost, and the differences between standard and actual are recorded as variances. Inventory and cost of goods sold therefore carry the same cost for every unit, as.</w:t>
+        <w:t xml:space="preserve">In a standard costing system, materials, labor and overhead are recorded at standard cost, and the differences between standard and actual are recorded as variances. Inventory and cost of goods sold therefore carry the same cost for every unit. Together they explain why Orontes keeps standards even though its actual costs are known.</w:t>
       </w:r>
     </w:p>
     <w:p>
@@ -3617,6 +3666,19 @@
         <w:t xml:space="preserve">Fill every gap. Each word list holds one word more than there are gaps.</w:t>
       </w:r>
     </w:p>
+    <w:p>
+      <w:pPr>
+        <w:spacing w:before="20" w:after="20" w:line="360" w:lineRule="auto"/>
+        <w:ind w:left="200"/>
+      </w:pPr>
+      <w:r>
+        <w:rPr>
+          <w:sz w:val="19"/>
+          <w:szCs w:val="19"/>
+        </w:rPr>
+        <w:t xml:space="preserve">The standard allows 6.0 liters a case, so 72,000 cases allow 432,000 liters; the plant used 437,000.</w:t>
+      </w:r>
+    </w:p>
     <w:tbl>
       <w:tblPr>
         <w:tblW w:type="pct" w:w="100%"/>
@@ -3833,7 +3895,7 @@
                 <w:sz w:val="16"/>
                 <w:szCs w:val="16"/>
               </w:rPr>
-              <w:t xml:space="preserve">purchasing   ·   liters   ·   Together</w:t>
+              <w:t xml:space="preserve">Together   ·   earlier   ·   liters</w:t>
             </w:r>
           </w:p>
         </w:tc>
@@ -4399,7 +4461,7 @@
                 <w:sz w:val="16"/>
                 <w:szCs w:val="16"/>
               </w:rPr>
-              <w:t xml:space="preserve">(0.92 − 0.90) × 437,000 = 8,740 U   ·   (437,000 − 432,000) × 0.90 = 4,500 U   ·   $260 of the variance is carried in stock</w:t>
+              <w:t xml:space="preserve">(437,000 − 432,000) × 0.90 = 4,500 U   ·   (0.92 − 0.90) × 437,000 = 8,740 U   ·   $260 of the variance is carried in stock</w:t>
             </w:r>
           </w:p>
         </w:tc>
@@ -4568,7 +4630,7 @@
                 <w:sz w:val="16"/>
                 <w:szCs w:val="16"/>
               </w:rPr>
-              <w:t xml:space="preserve">variance   ·   consumed   ·   conventions</w:t>
+              <w:t xml:space="preserve">unfavorable   ·   conventions   ·   variance</w:t>
             </w:r>
           </w:p>
         </w:tc>
@@ -4704,7 +4766,7 @@
                 <w:sz w:val="16"/>
                 <w:szCs w:val="16"/>
               </w:rPr>
-              <w:t xml:space="preserve">Liters bought in June   ·   direct material usage variance</w:t>
+              <w:t xml:space="preserve">standard costing   ·   Difference</w:t>
             </w:r>
           </w:p>
         </w:tc>
@@ -4956,7 +5018,7 @@
                 <w:sz w:val="16"/>
                 <w:szCs w:val="16"/>
               </w:rPr>
-              <w:t xml:space="preserve">purchasing   ·   Together   ·   material   ·   matches   ·   standard</w:t>
+              <w:t xml:space="preserve">matches   ·   standard   ·   material   ·   measured   ·   purchasing</w:t>
             </w:r>
           </w:p>
         </w:tc>
@@ -5204,7 +5266,7 @@
                 <w:sz w:val="16"/>
                 <w:szCs w:val="16"/>
               </w:rPr>
-              <w:t xml:space="preserve">double-counts   ·   difference   ·   usually   ·   bought</w:t>
+              <w:t xml:space="preserve">bought   ·   double-counts   ·   difference   ·   conventions</w:t>
             </w:r>
           </w:p>
         </w:tc>
@@ -5921,7 +5983,7 @@
                 <w:sz w:val="16"/>
                 <w:szCs w:val="16"/>
               </w:rPr>
-              <w:t xml:space="preserve">Liters bought in June</w:t>
+              <w:t xml:space="preserve">Difference</w:t>
             </w:r>
           </w:p>
         </w:tc>
@@ -9980,6 +10042,29 @@
     </w:p>
     <w:p>
       <w:pPr>
+        <w:spacing w:before="44" w:after="14"/>
+      </w:pPr>
+      <w:r>
+        <w:rPr>
+          <w:b/>
+          <w:bCs/>
+          <w:color w:val="353A7C"/>
+          <w:sz w:val="18"/>
+          <w:szCs w:val="18"/>
+        </w:rPr>
+        <w:t xml:space="preserve">Summary 1</w:t>
+      </w:r>
+      <w:r>
+        <w:rPr>
+          <w:color w:val="6B7280"/>
+          <w:sz w:val="16"/>
+          <w:szCs w:val="16"/>
+        </w:rPr>
+        <w:t xml:space="preserve">      gaps 1–2</w:t>
+      </w:r>
+    </w:p>
+    <w:p>
+      <w:pPr>
         <w:spacing w:before="20" w:after="20" w:line="360" w:lineRule="auto"/>
         <w:ind w:left="200"/>
       </w:pPr>
@@ -9988,9 +10073,142 @@
           <w:sz w:val="19"/>
           <w:szCs w:val="19"/>
         </w:rPr>
-        <w:t xml:space="preserve">This example puts the four variances into the report the division sends to head office.</w:t>
+        <w:t xml:space="preserve">This example puts the four </w:t>
+      </w:r>
+      <w:r>
+        <w:rPr>
+          <w:b/>
+          <w:bCs/>
+          <w:color w:val="8186EF"/>
+          <w:sz w:val="15"/>
+          <w:szCs w:val="15"/>
+        </w:rPr>
+        <w:t xml:space="preserve"> (1) </w:t>
+      </w:r>
+      <w:r>
+        <w:rPr>
+          <w:u w:val="single"/>
+          <w:sz w:val="19"/>
+          <w:szCs w:val="19"/>
+        </w:rPr>
+        <w:t xml:space="preserve">           </w:t>
+      </w:r>
+      <w:r>
+        <w:rPr>
+          <w:sz w:val="19"/>
+          <w:szCs w:val="19"/>
+        </w:rPr>
+        <w:t xml:space="preserve"> </w:t>
+      </w:r>
+      <w:r>
+        <w:rPr>
+          <w:sz w:val="19"/>
+          <w:szCs w:val="19"/>
+        </w:rPr>
+        <w:t xml:space="preserve"> into the report the division sends to head office. </w:t>
+      </w:r>
+      <w:r>
+        <w:rPr>
+          <w:sz w:val="19"/>
+          <w:szCs w:val="19"/>
+        </w:rPr>
+        <w:t xml:space="preserve">The four together come to $14,568 </w:t>
+      </w:r>
+      <w:r>
+        <w:rPr>
+          <w:b/>
+          <w:bCs/>
+          <w:color w:val="8186EF"/>
+          <w:sz w:val="15"/>
+          <w:szCs w:val="15"/>
+        </w:rPr>
+        <w:t xml:space="preserve"> (2) </w:t>
+      </w:r>
+      <w:r>
+        <w:rPr>
+          <w:u w:val="single"/>
+          <w:sz w:val="19"/>
+          <w:szCs w:val="19"/>
+        </w:rPr>
+        <w:t xml:space="preserve">             </w:t>
+      </w:r>
+      <w:r>
+        <w:rPr>
+          <w:sz w:val="19"/>
+          <w:szCs w:val="19"/>
+        </w:rPr>
+        <w:t xml:space="preserve"> </w:t>
+      </w:r>
+      <w:r>
+        <w:rPr>
+          <w:sz w:val="19"/>
+          <w:szCs w:val="19"/>
+        </w:rPr>
+        <w:t xml:space="preserve">. </w:t>
       </w:r>
     </w:p>
+    <w:tbl>
+      <w:tblPr>
+        <w:tblW w:type="pct" w:w="100%"/>
+        <w:tblLayout w:type="fixed"/>
+        <w:tblBorders>
+          <w:top w:val="single" w:color="FBFAF6" w:sz="4"/>
+          <w:left w:val="single" w:color="FBFAF6" w:sz="4"/>
+          <w:bottom w:val="single" w:color="FBFAF6" w:sz="4"/>
+          <w:right w:val="single" w:color="FBFAF6" w:sz="4"/>
+          <w:insideH w:val="single" w:color="FBFAF6" w:sz="4"/>
+          <w:insideV w:val="single" w:color="FBFAF6" w:sz="4"/>
+        </w:tblBorders>
+      </w:tblPr>
+      <w:tblGrid>
+        <w:gridCol w:w="9600"/>
+      </w:tblGrid>
+      <w:tr>
+        <w:tc>
+          <w:tcPr>
+            <w:tcW w:type="pct" w:w="5000"/>
+            <w:shd w:fill="FBFAF6" w:val="clear"/>
+            <w:tcMar>
+              <w:top w:type="dxa" w:w="40"/>
+              <w:left w:type="dxa" w:w="100"/>
+              <w:bottom w:type="dxa" w:w="40"/>
+              <w:right w:type="dxa" w:w="100"/>
+            </w:tcMar>
+          </w:tcPr>
+          <w:p>
+            <w:pPr>
+              <w:spacing w:before="18" w:after="6"/>
+            </w:pPr>
+            <w:r>
+              <w:rPr>
+                <w:b/>
+                <w:bCs/>
+                <w:color w:val="6B7280"/>
+                <w:sz w:val="14"/>
+                <w:szCs w:val="14"/>
+              </w:rPr>
+              <w:t xml:space="preserve">word list</w:t>
+            </w:r>
+          </w:p>
+          <w:p>
+            <w:pPr>
+              <w:spacing w:before="0" w:after="18"/>
+            </w:pPr>
+            <w:r>
+              <w:rPr>
+                <w:b/>
+                <w:bCs/>
+                <w:color w:val="353A7C"/>
+                <w:sz w:val="16"/>
+                <w:szCs w:val="16"/>
+              </w:rPr>
+              <w:t xml:space="preserve">identified   ·   unfavorable   ·   variances</w:t>
+            </w:r>
+          </w:p>
+        </w:tc>
+      </w:tr>
+    </w:tbl>
+    <w:p/>
     <w:p>
       <w:pPr>
         <w:spacing w:before="44" w:after="10"/>
@@ -10275,7 +10493,7 @@
           <w:sz w:val="18"/>
           <w:szCs w:val="18"/>
         </w:rPr>
-        <w:t xml:space="preserve">Summary 1</w:t>
+        <w:t xml:space="preserve">Summary 2</w:t>
       </w:r>
       <w:r>
         <w:rPr>
@@ -10283,7 +10501,7 @@
           <w:sz w:val="16"/>
           <w:szCs w:val="16"/>
         </w:rPr>
-        <w:t xml:space="preserve">      gaps 5–6</w:t>
+        <w:t xml:space="preserve">      gaps 7–8</w:t>
       </w:r>
     </w:p>
     <w:p>
@@ -10306,7 +10524,7 @@
           <w:sz w:val="15"/>
           <w:szCs w:val="15"/>
         </w:rPr>
-        <w:t xml:space="preserve"> (5) </w:t>
+        <w:t xml:space="preserve"> (7) </w:t>
       </w:r>
       <w:r>
         <w:rPr>
@@ -10345,7 +10563,7 @@
           <w:sz w:val="15"/>
           <w:szCs w:val="15"/>
         </w:rPr>
-        <w:t xml:space="preserve"> (6) </w:t>
+        <w:t xml:space="preserve"> (8) </w:t>
       </w:r>
       <w:r>
         <w:rPr>
@@ -10425,7 +10643,7 @@
                 <w:sz w:val="16"/>
                 <w:szCs w:val="16"/>
               </w:rPr>
-              <w:t xml:space="preserve">division's   ·   dominates   ·   produced</w:t>
+              <w:t xml:space="preserve">division's   ·   dominates   ·   quantity</w:t>
             </w:r>
           </w:p>
         </w:tc>
@@ -10492,6 +10710,18 @@
         <w:t xml:space="preserve">Concentrate $8,740 + $4,500 = $13,240, the concentrate variance. Labor $368 + $960 = $1,328, the labor variance.</w:t>
       </w:r>
     </w:p>
+    <w:p>
+      <w:pPr>
+        <w:pageBreakBefore w:val="true"/>
+        <w:spacing w:after="0"/>
+      </w:pPr>
+      <w:r>
+        <w:rPr>
+          <w:sz w:val="2"/>
+        </w:rPr>
+        <w:t xml:space="preserve"> </w:t>
+      </w:r>
+    </w:p>
     <w:tbl>
       <w:tblPr>
         <w:tblW w:type="pct" w:w="100%"/>
@@ -10541,18 +10771,6 @@
     <w:p/>
     <w:p>
       <w:pPr>
-        <w:pageBreakBefore w:val="true"/>
-        <w:spacing w:after="0"/>
-      </w:pPr>
-      <w:r>
-        <w:rPr>
-          <w:sz w:val="2"/>
-        </w:rPr>
-        <w:t xml:space="preserve"> </w:t>
-      </w:r>
-    </w:p>
-    <w:p>
-      <w:pPr>
         <w:spacing w:before="44" w:after="14"/>
       </w:pPr>
       <w:r>
@@ -10563,7 +10781,7 @@
           <w:sz w:val="18"/>
           <w:szCs w:val="18"/>
         </w:rPr>
-        <w:t xml:space="preserve">Summary 2</w:t>
+        <w:t xml:space="preserve">Summary 3</w:t>
       </w:r>
       <w:r>
         <w:rPr>
@@ -10571,7 +10789,7 @@
           <w:sz w:val="16"/>
           <w:szCs w:val="16"/>
         </w:rPr>
-        <w:t xml:space="preserve">      gaps 7–9</w:t>
+        <w:t xml:space="preserve">      gaps 9–11</w:t>
       </w:r>
     </w:p>
     <w:p>
@@ -10594,7 +10812,7 @@
           <w:sz w:val="15"/>
           <w:szCs w:val="15"/>
         </w:rPr>
-        <w:t xml:space="preserve"> (7) </w:t>
+        <w:t xml:space="preserve"> (9) </w:t>
       </w:r>
       <w:r>
         <w:rPr>
@@ -10633,7 +10851,7 @@
           <w:sz w:val="15"/>
           <w:szCs w:val="15"/>
         </w:rPr>
-        <w:t xml:space="preserve"> (8) </w:t>
+        <w:t xml:space="preserve"> (10) </w:t>
       </w:r>
       <w:r>
         <w:rPr>
@@ -10665,7 +10883,7 @@
           <w:sz w:val="15"/>
           <w:szCs w:val="15"/>
         </w:rPr>
-        <w:t xml:space="preserve"> (9) </w:t>
+        <w:t xml:space="preserve"> (11) </w:t>
       </w:r>
       <w:r>
         <w:rPr>
@@ -10879,7 +11097,7 @@
                 <w:sz w:val="14"/>
                 <w:szCs w:val="14"/>
               </w:rPr>
-              <w:t xml:space="preserve">(10)</w:t>
+              <w:t xml:space="preserve">(12)</w:t>
             </w:r>
           </w:p>
         </w:tc>
@@ -11029,7 +11247,7 @@
                 <w:sz w:val="14"/>
                 <w:szCs w:val="14"/>
               </w:rPr>
-              <w:t xml:space="preserve">(11)</w:t>
+              <w:t xml:space="preserve">(13)</w:t>
             </w:r>
           </w:p>
         </w:tc>
@@ -11180,7 +11398,7 @@
                 <w:sz w:val="14"/>
                 <w:szCs w:val="14"/>
               </w:rPr>
-              <w:t xml:space="preserve">(12)</w:t>
+              <w:t xml:space="preserve">(14)</w:t>
             </w:r>
           </w:p>
         </w:tc>
@@ -11232,7 +11450,7 @@
                 <w:sz w:val="14"/>
                 <w:szCs w:val="14"/>
               </w:rPr>
-              <w:t xml:space="preserve">(13)</w:t>
+              <w:t xml:space="preserve">(15)</w:t>
             </w:r>
           </w:p>
         </w:tc>
@@ -11285,7 +11503,7 @@
                 <w:sz w:val="14"/>
                 <w:szCs w:val="14"/>
               </w:rPr>
-              <w:t xml:space="preserve">(14)</w:t>
+              <w:t xml:space="preserve">(16)</w:t>
             </w:r>
           </w:p>
         </w:tc>
@@ -11675,7 +11893,7 @@
                 <w:sz w:val="14"/>
                 <w:szCs w:val="14"/>
               </w:rPr>
-              <w:t xml:space="preserve">(15)</w:t>
+              <w:t xml:space="preserve">(17)</w:t>
             </w:r>
           </w:p>
         </w:tc>
@@ -11728,7 +11946,7 @@
                 <w:sz w:val="14"/>
                 <w:szCs w:val="14"/>
               </w:rPr>
-              <w:t xml:space="preserve">(16)</w:t>
+              <w:t xml:space="preserve">(18)</w:t>
             </w:r>
           </w:p>
         </w:tc>
@@ -11829,7 +12047,7 @@
                 <w:sz w:val="14"/>
                 <w:szCs w:val="14"/>
               </w:rPr>
-              <w:t xml:space="preserve">(17)</w:t>
+              <w:t xml:space="preserve">(19)</w:t>
             </w:r>
           </w:p>
         </w:tc>
@@ -12398,7 +12616,7 @@
                 <w:sz w:val="16"/>
                 <w:szCs w:val="16"/>
               </w:rPr>
-              <w:t xml:space="preserve">Concentrate usage</w:t>
+              <w:t xml:space="preserve">variances</w:t>
             </w:r>
           </w:p>
         </w:tc>
@@ -12424,14 +12642,14 @@
                 <w:sz w:val="16"/>
                 <w:szCs w:val="16"/>
               </w:rPr>
-              <w:t xml:space="preserve">11  </w:t>
-            </w:r>
-            <w:r>
-              <w:rPr>
-                <w:sz w:val="16"/>
-                <w:szCs w:val="16"/>
-              </w:rPr>
-              <w:t xml:space="preserve">Bottles actually used</w:t>
+              <w:t xml:space="preserve">12  </w:t>
+            </w:r>
+            <w:r>
+              <w:rPr>
+                <w:sz w:val="16"/>
+                <w:szCs w:val="16"/>
+              </w:rPr>
+              <w:t xml:space="preserve">Liters bottled</w:t>
             </w:r>
           </w:p>
         </w:tc>
@@ -12466,7 +12684,7 @@
                 <w:sz w:val="16"/>
                 <w:szCs w:val="16"/>
               </w:rPr>
-              <w:t xml:space="preserve">Bottle price variance</w:t>
+              <w:t xml:space="preserve">unfavorable</w:t>
             </w:r>
           </w:p>
         </w:tc>
@@ -12492,14 +12710,14 @@
                 <w:sz w:val="16"/>
                 <w:szCs w:val="16"/>
               </w:rPr>
-              <w:t xml:space="preserve">12  </w:t>
-            </w:r>
-            <w:r>
-              <w:rPr>
-                <w:sz w:val="16"/>
-                <w:szCs w:val="16"/>
-              </w:rPr>
-              <w:t xml:space="preserve">Standard labor hours a liter</w:t>
+              <w:t xml:space="preserve">13  </w:t>
+            </w:r>
+            <w:r>
+              <w:rPr>
+                <w:sz w:val="16"/>
+                <w:szCs w:val="16"/>
+              </w:rPr>
+              <w:t xml:space="preserve">Bottles actually used</w:t>
             </w:r>
           </w:p>
         </w:tc>
@@ -12534,7 +12752,7 @@
                 <w:sz w:val="16"/>
                 <w:szCs w:val="16"/>
               </w:rPr>
-              <w:t xml:space="preserve">Labor rate variance</w:t>
+              <w:t xml:space="preserve">Concentrate usage</w:t>
             </w:r>
           </w:p>
         </w:tc>
@@ -12560,14 +12778,14 @@
                 <w:sz w:val="16"/>
                 <w:szCs w:val="16"/>
               </w:rPr>
-              <w:t xml:space="preserve">13  </w:t>
-            </w:r>
-            <w:r>
-              <w:rPr>
-                <w:sz w:val="16"/>
-                <w:szCs w:val="16"/>
-              </w:rPr>
-              <w:t xml:space="preserve">Standard labor rate</w:t>
+              <w:t xml:space="preserve">14  </w:t>
+            </w:r>
+            <w:r>
+              <w:rPr>
+                <w:sz w:val="16"/>
+                <w:szCs w:val="16"/>
+              </w:rPr>
+              <w:t xml:space="preserve">Standard labor hours a liter</w:t>
             </w:r>
           </w:p>
         </w:tc>
@@ -12602,7 +12820,7 @@
                 <w:sz w:val="16"/>
                 <w:szCs w:val="16"/>
               </w:rPr>
-              <w:t xml:space="preserve">Labor efficiency variance</w:t>
+              <w:t xml:space="preserve">Bottle price variance</w:t>
             </w:r>
           </w:p>
         </w:tc>
@@ -12628,14 +12846,14 @@
                 <w:sz w:val="16"/>
                 <w:szCs w:val="16"/>
               </w:rPr>
-              <w:t xml:space="preserve">14  </w:t>
-            </w:r>
-            <w:r>
-              <w:rPr>
-                <w:sz w:val="16"/>
-                <w:szCs w:val="16"/>
-              </w:rPr>
-              <w:t xml:space="preserve">Actual hours worked</w:t>
+              <w:t xml:space="preserve">15  </w:t>
+            </w:r>
+            <w:r>
+              <w:rPr>
+                <w:sz w:val="16"/>
+                <w:szCs w:val="16"/>
+              </w:rPr>
+              <w:t xml:space="preserve">Standard labor rate</w:t>
             </w:r>
           </w:p>
         </w:tc>
@@ -12670,7 +12888,7 @@
                 <w:sz w:val="16"/>
                 <w:szCs w:val="16"/>
               </w:rPr>
-              <w:t xml:space="preserve">dominates</w:t>
+              <w:t xml:space="preserve">Labor rate variance</w:t>
             </w:r>
           </w:p>
         </w:tc>
@@ -12696,14 +12914,14 @@
                 <w:sz w:val="16"/>
                 <w:szCs w:val="16"/>
               </w:rPr>
-              <w:t xml:space="preserve">15  </w:t>
-            </w:r>
-            <w:r>
-              <w:rPr>
-                <w:sz w:val="16"/>
-                <w:szCs w:val="16"/>
-              </w:rPr>
-              <w:t xml:space="preserve">($2.45 − $2.50) × 56,200 = $2,810 favorable</w:t>
+              <w:t xml:space="preserve">16  </w:t>
+            </w:r>
+            <w:r>
+              <w:rPr>
+                <w:sz w:val="16"/>
+                <w:szCs w:val="16"/>
+              </w:rPr>
+              <w:t xml:space="preserve">Actual hours worked</w:t>
             </w:r>
           </w:p>
         </w:tc>
@@ -12738,7 +12956,7 @@
                 <w:sz w:val="16"/>
                 <w:szCs w:val="16"/>
               </w:rPr>
-              <w:t xml:space="preserve">division's</w:t>
+              <w:t xml:space="preserve">Labor efficiency variance</w:t>
             </w:r>
           </w:p>
         </w:tc>
@@ -12764,14 +12982,14 @@
                 <w:sz w:val="16"/>
                 <w:szCs w:val="16"/>
               </w:rPr>
-              <w:t xml:space="preserve">16  </w:t>
-            </w:r>
-            <w:r>
-              <w:rPr>
-                <w:sz w:val="16"/>
-                <w:szCs w:val="16"/>
-              </w:rPr>
-              <w:t xml:space="preserve">(56,200 − 55,000) × $2.50 = $3,000 unfavorable</w:t>
+              <w:t xml:space="preserve">17  </w:t>
+            </w:r>
+            <w:r>
+              <w:rPr>
+                <w:sz w:val="16"/>
+                <w:szCs w:val="16"/>
+              </w:rPr>
+              <w:t xml:space="preserve">($2.45 − $2.50) × 56,200 = $2,810 favorable</w:t>
             </w:r>
           </w:p>
         </w:tc>
@@ -12806,7 +13024,7 @@
                 <w:sz w:val="16"/>
                 <w:szCs w:val="16"/>
               </w:rPr>
-              <w:t xml:space="preserve">produced</w:t>
+              <w:t xml:space="preserve">dominates</w:t>
             </w:r>
           </w:p>
         </w:tc>
@@ -12832,14 +13050,14 @@
                 <w:sz w:val="16"/>
                 <w:szCs w:val="16"/>
               </w:rPr>
-              <w:t xml:space="preserve">17  </w:t>
-            </w:r>
-            <w:r>
-              <w:rPr>
-                <w:sz w:val="16"/>
-                <w:szCs w:val="16"/>
-              </w:rPr>
-              <w:t xml:space="preserve">(1,350 − 1,320) × $15.00 = $450 unfavorable</w:t>
+              <w:t xml:space="preserve">18  </w:t>
+            </w:r>
+            <w:r>
+              <w:rPr>
+                <w:sz w:val="16"/>
+                <w:szCs w:val="16"/>
+              </w:rPr>
+              <w:t xml:space="preserve">(56,200 − 55,000) × $2.50 = $3,000 unfavorable</w:t>
             </w:r>
           </w:p>
         </w:tc>
@@ -12874,7 +13092,7 @@
                 <w:sz w:val="16"/>
                 <w:szCs w:val="16"/>
               </w:rPr>
-              <w:t xml:space="preserve">Calculate</w:t>
+              <w:t xml:space="preserve">division's</w:t>
             </w:r>
           </w:p>
         </w:tc>
@@ -12900,14 +13118,14 @@
                 <w:sz w:val="16"/>
                 <w:szCs w:val="16"/>
               </w:rPr>
-              <w:t xml:space="preserve">18  </w:t>
-            </w:r>
-            <w:r>
-              <w:rPr>
-                <w:sz w:val="16"/>
-                <w:szCs w:val="16"/>
-              </w:rPr>
-              <w:t xml:space="preserve">direct material price variance</w:t>
+              <w:t xml:space="preserve">19  </w:t>
+            </w:r>
+            <w:r>
+              <w:rPr>
+                <w:sz w:val="16"/>
+                <w:szCs w:val="16"/>
+              </w:rPr>
+              <w:t xml:space="preserve">(1,350 − 1,320) × $15.00 = $450 unfavorable</w:t>
             </w:r>
           </w:p>
         </w:tc>
@@ -12942,7 +13160,7 @@
                 <w:sz w:val="16"/>
                 <w:szCs w:val="16"/>
               </w:rPr>
-              <w:t xml:space="preserve">efficiency</w:t>
+              <w:t xml:space="preserve">produced</w:t>
             </w:r>
           </w:p>
         </w:tc>
@@ -12968,14 +13186,14 @@
                 <w:sz w:val="16"/>
                 <w:szCs w:val="16"/>
               </w:rPr>
-              <w:t xml:space="preserve">19  </w:t>
-            </w:r>
-            <w:r>
-              <w:rPr>
-                <w:sz w:val="16"/>
-                <w:szCs w:val="16"/>
-              </w:rPr>
-              <w:t xml:space="preserve">direct material usage variance</w:t>
+              <w:t xml:space="preserve">20  </w:t>
+            </w:r>
+            <w:r>
+              <w:rPr>
+                <w:sz w:val="16"/>
+                <w:szCs w:val="16"/>
+              </w:rPr>
+              <w:t xml:space="preserve">direct material price variance</w:t>
             </w:r>
           </w:p>
         </w:tc>
@@ -13010,7 +13228,75 @@
                 <w:sz w:val="16"/>
                 <w:szCs w:val="16"/>
               </w:rPr>
-              <w:t xml:space="preserve">Liters bottled</w:t>
+              <w:t xml:space="preserve">Calculate</w:t>
+            </w:r>
+          </w:p>
+        </w:tc>
+        <w:tc>
+          <w:tcPr>
+            <w:tcW w:type="pct" w:w="2500"/>
+            <w:tcMar>
+              <w:top w:type="dxa" w:w="20"/>
+              <w:left w:type="dxa" w:w="80"/>
+              <w:bottom w:type="dxa" w:w="20"/>
+              <w:right w:type="dxa" w:w="80"/>
+            </w:tcMar>
+          </w:tcPr>
+          <w:p>
+            <w:pPr>
+              <w:spacing w:before="12" w:after="12"/>
+            </w:pPr>
+            <w:r>
+              <w:rPr>
+                <w:b/>
+                <w:bCs/>
+                <w:color w:val="8186EF"/>
+                <w:sz w:val="16"/>
+                <w:szCs w:val="16"/>
+              </w:rPr>
+              <w:t xml:space="preserve">21  </w:t>
+            </w:r>
+            <w:r>
+              <w:rPr>
+                <w:sz w:val="16"/>
+                <w:szCs w:val="16"/>
+              </w:rPr>
+              <w:t xml:space="preserve">direct material usage variance</w:t>
+            </w:r>
+          </w:p>
+        </w:tc>
+      </w:tr>
+      <w:tr>
+        <w:tc>
+          <w:tcPr>
+            <w:tcW w:type="pct" w:w="2500"/>
+            <w:tcMar>
+              <w:top w:type="dxa" w:w="20"/>
+              <w:left w:type="dxa" w:w="80"/>
+              <w:bottom w:type="dxa" w:w="20"/>
+              <w:right w:type="dxa" w:w="80"/>
+            </w:tcMar>
+          </w:tcPr>
+          <w:p>
+            <w:pPr>
+              <w:spacing w:before="12" w:after="12"/>
+            </w:pPr>
+            <w:r>
+              <w:rPr>
+                <w:b/>
+                <w:bCs/>
+                <w:color w:val="8186EF"/>
+                <w:sz w:val="16"/>
+                <w:szCs w:val="16"/>
+              </w:rPr>
+              <w:t xml:space="preserve">11  </w:t>
+            </w:r>
+            <w:r>
+              <w:rPr>
+                <w:sz w:val="16"/>
+                <w:szCs w:val="16"/>
+              </w:rPr>
+              <w:t xml:space="preserve">efficiency</w:t>
             </w:r>
           </w:p>
         </w:tc>
@@ -13076,7 +13362,7 @@
           <w:sz w:val="15"/>
           <w:szCs w:val="15"/>
         </w:rPr>
-        <w:t xml:space="preserve">Concentrate dominates the report. Its price variance is outside the division's control, but the usage variance and the labor efficiency variance share one cause: the long changeover identified.</w:t>
+        <w:t xml:space="preserve">This example puts the four variances into the report the division sends to head office. The four together come to $14,568 unfavorable.</w:t>
       </w:r>
     </w:p>
     <w:p>
@@ -13093,6 +13379,30 @@
           <w:szCs w:val="15"/>
         </w:rPr>
         <w:t xml:space="preserve">Summary 2   </w:t>
+      </w:r>
+      <w:r>
+        <w:rPr>
+          <w:color w:val="6B7280"/>
+          <w:sz w:val="15"/>
+          <w:szCs w:val="15"/>
+        </w:rPr>
+        <w:t xml:space="preserve">Concentrate dominates the report. Its price variance is outside the division's control, but the usage variance and the labor efficiency variance share one cause: the long changeover identified.</w:t>
+      </w:r>
+    </w:p>
+    <w:p>
+      <w:pPr>
+        <w:spacing w:before="20" w:after="20"/>
+        <w:ind w:left="240" w:hanging="240"/>
+      </w:pPr>
+      <w:r>
+        <w:rPr>
+          <w:b/>
+          <w:bCs/>
+          <w:color w:val="353A7C"/>
+          <w:sz w:val="15"/>
+          <w:szCs w:val="15"/>
+        </w:rPr>
+        <w:t xml:space="preserve">Summary 3   </w:t>
       </w:r>
       <w:r>
         <w:rPr>

--- a/CMA_Summaries_B3_Ch12.docx
+++ b/CMA_Summaries_B3_Ch12.docx
@@ -1139,6 +1139,142 @@
       </w:tr>
     </w:tbl>
     <w:p/>
+    <w:p>
+      <w:pPr>
+        <w:spacing w:before="44" w:after="10"/>
+      </w:pPr>
+      <w:r>
+        <w:rPr>
+          <w:b/>
+          <w:bCs/>
+          <w:color w:val="353A7C"/>
+          <w:sz w:val="18"/>
+          <w:szCs w:val="18"/>
+        </w:rPr>
+        <w:t xml:space="preserve">The words this section uses</w:t>
+      </w:r>
+    </w:p>
+    <w:p>
+      <w:pPr>
+        <w:spacing w:before="0" w:after="12"/>
+      </w:pPr>
+      <w:r>
+        <w:rPr>
+          <w:color w:val="6B7280"/>
+          <w:sz w:val="15"/>
+          <w:szCs w:val="15"/>
+        </w:rPr>
+        <w:t xml:space="preserve">Each term sits against what it means.</w:t>
+      </w:r>
+    </w:p>
+    <w:p>
+      <w:pPr>
+        <w:spacing w:after="40" w:before="90"/>
+        <w:jc w:val="center"/>
+      </w:pPr>
+      <w:r>
+        <w:drawing>
+          <wp:inline distT="0" distB="0" distL="0" distR="0">
+            <wp:extent cx="5734050" cy="3168825"/>
+            <wp:effectExtent t="0" r="0" b="0" l="0"/>
+            <wp:docPr id="1" name="" descr="" title=""/>
+            <wp:cNvGraphicFramePr>
+              <a:graphicFrameLocks xmlns:a="http://schemas.openxmlformats.org/drawingml/2006/main" noChangeAspect="1"/>
+            </wp:cNvGraphicFramePr>
+            <a:graphic xmlns:a="http://schemas.openxmlformats.org/drawingml/2006/main">
+              <a:graphicData uri="http://schemas.openxmlformats.org/drawingml/2006/picture">
+                <pic:pic xmlns:pic="http://schemas.openxmlformats.org/drawingml/2006/picture">
+                  <pic:nvPicPr>
+                    <pic:cNvPr id="0" name="" descr=""/>
+                    <pic:cNvPicPr>
+                      <a:picLocks noChangeAspect="1" noChangeArrowheads="1"/>
+                    </pic:cNvPicPr>
+                  </pic:nvPicPr>
+                  <pic:blipFill>
+                    <a:blip r:embed="rId102" cstate="none"/>
+                    <a:srcRect/>
+                    <a:stretch>
+                      <a:fillRect/>
+                    </a:stretch>
+                  </pic:blipFill>
+                  <pic:spPr bwMode="auto">
+                    <a:xfrm>
+                      <a:off x="0" y="0"/>
+                      <a:ext cx="5734050" cy="3168825"/>
+                    </a:xfrm>
+                    <a:prstGeom prst="rect">
+                      <a:avLst/>
+                    </a:prstGeom>
+                  </pic:spPr>
+                </pic:pic>
+              </a:graphicData>
+            </a:graphic>
+          </wp:inline>
+        </w:drawing>
+      </w:r>
+    </w:p>
+    <w:tbl>
+      <w:tblPr>
+        <w:tblW w:type="pct" w:w="100%"/>
+        <w:tblLayout w:type="fixed"/>
+        <w:tblBorders>
+          <w:top w:val="single" w:color="FBFAF6" w:sz="4"/>
+          <w:left w:val="single" w:color="FBFAF6" w:sz="4"/>
+          <w:bottom w:val="single" w:color="FBFAF6" w:sz="4"/>
+          <w:right w:val="single" w:color="FBFAF6" w:sz="4"/>
+          <w:insideH w:val="single" w:color="FBFAF6" w:sz="4"/>
+          <w:insideV w:val="single" w:color="FBFAF6" w:sz="4"/>
+        </w:tblBorders>
+      </w:tblPr>
+      <w:tblGrid>
+        <w:gridCol w:w="9600"/>
+      </w:tblGrid>
+      <w:tr>
+        <w:tc>
+          <w:tcPr>
+            <w:tcW w:type="pct" w:w="5000"/>
+            <w:shd w:fill="FBFAF6" w:val="clear"/>
+            <w:tcMar>
+              <w:top w:type="dxa" w:w="40"/>
+              <w:left w:type="dxa" w:w="100"/>
+              <w:bottom w:type="dxa" w:w="40"/>
+              <w:right w:type="dxa" w:w="100"/>
+            </w:tcMar>
+          </w:tcPr>
+          <w:p>
+            <w:pPr>
+              <w:spacing w:before="18" w:after="6"/>
+            </w:pPr>
+            <w:r>
+              <w:rPr>
+                <w:b/>
+                <w:bCs/>
+                <w:color w:val="6B7280"/>
+                <w:sz w:val="14"/>
+                <w:szCs w:val="14"/>
+              </w:rPr>
+              <w:t xml:space="preserve">word list</w:t>
+            </w:r>
+          </w:p>
+          <w:p>
+            <w:pPr>
+              <w:spacing w:before="0" w:after="18"/>
+            </w:pPr>
+            <w:r>
+              <w:rPr>
+                <w:b/>
+                <w:bCs/>
+                <w:color w:val="353A7C"/>
+                <w:sz w:val="16"/>
+                <w:szCs w:val="16"/>
+              </w:rPr>
+              <w:t xml:space="preserve">Motivation   ·   Responsibility   ·   standard costing</w:t>
+            </w:r>
+          </w:p>
+        </w:tc>
+      </w:tr>
+    </w:tbl>
+    <w:p/>
     <w:tbl>
       <w:tblPr>
         <w:tblW w:type="pct" w:w="100%"/>
@@ -1415,14 +1551,14 @@
                 <w:sz w:val="16"/>
                 <w:szCs w:val="16"/>
               </w:rPr>
-              <w:t xml:space="preserve">7  </w:t>
-            </w:r>
-            <w:r>
-              <w:rPr>
-                <w:sz w:val="16"/>
-                <w:szCs w:val="16"/>
-              </w:rPr>
-              <w:t xml:space="preserve">therefore</w:t>
+              <w:t xml:space="preserve">8  </w:t>
+            </w:r>
+            <w:r>
+              <w:rPr>
+                <w:sz w:val="16"/>
+                <w:szCs w:val="16"/>
+              </w:rPr>
+              <w:t xml:space="preserve">Inventory</w:t>
             </w:r>
           </w:p>
         </w:tc>
@@ -1483,14 +1619,14 @@
                 <w:sz w:val="16"/>
                 <w:szCs w:val="16"/>
               </w:rPr>
-              <w:t xml:space="preserve">8  </w:t>
-            </w:r>
-            <w:r>
-              <w:rPr>
-                <w:sz w:val="16"/>
-                <w:szCs w:val="16"/>
-              </w:rPr>
-              <w:t xml:space="preserve">Inventory</w:t>
+              <w:t xml:space="preserve">9  </w:t>
+            </w:r>
+            <w:r>
+              <w:rPr>
+                <w:sz w:val="16"/>
+                <w:szCs w:val="16"/>
+              </w:rPr>
+              <w:t xml:space="preserve">purchasing</w:t>
             </w:r>
           </w:p>
         </w:tc>
@@ -1551,14 +1687,14 @@
                 <w:sz w:val="16"/>
                 <w:szCs w:val="16"/>
               </w:rPr>
-              <w:t xml:space="preserve">9  </w:t>
-            </w:r>
-            <w:r>
-              <w:rPr>
-                <w:sz w:val="16"/>
-                <w:szCs w:val="16"/>
-              </w:rPr>
-              <w:t xml:space="preserve">purchasing</w:t>
+              <w:t xml:space="preserve">10  </w:t>
+            </w:r>
+            <w:r>
+              <w:rPr>
+                <w:sz w:val="16"/>
+                <w:szCs w:val="16"/>
+              </w:rPr>
+              <w:t xml:space="preserve">attainable</w:t>
             </w:r>
           </w:p>
         </w:tc>
@@ -1619,14 +1755,14 @@
                 <w:sz w:val="16"/>
                 <w:szCs w:val="16"/>
               </w:rPr>
-              <w:t xml:space="preserve">10  </w:t>
-            </w:r>
-            <w:r>
-              <w:rPr>
-                <w:sz w:val="16"/>
-                <w:szCs w:val="16"/>
-              </w:rPr>
-              <w:t xml:space="preserve">attainable</w:t>
+              <w:t xml:space="preserve">11  </w:t>
+            </w:r>
+            <w:r>
+              <w:rPr>
+                <w:sz w:val="16"/>
+                <w:szCs w:val="16"/>
+              </w:rPr>
+              <w:t xml:space="preserve">system</w:t>
             </w:r>
           </w:p>
         </w:tc>
@@ -1687,14 +1823,14 @@
                 <w:sz w:val="16"/>
                 <w:szCs w:val="16"/>
               </w:rPr>
-              <w:t xml:space="preserve">11  </w:t>
-            </w:r>
-            <w:r>
-              <w:rPr>
-                <w:sz w:val="16"/>
-                <w:szCs w:val="16"/>
-              </w:rPr>
-              <w:t xml:space="preserve">system</w:t>
+              <w:t xml:space="preserve">12  </w:t>
+            </w:r>
+            <w:r>
+              <w:rPr>
+                <w:sz w:val="16"/>
+                <w:szCs w:val="16"/>
+              </w:rPr>
+              <w:t xml:space="preserve">Standards</w:t>
             </w:r>
           </w:p>
         </w:tc>
@@ -1755,14 +1891,82 @@
                 <w:sz w:val="16"/>
                 <w:szCs w:val="16"/>
               </w:rPr>
-              <w:t xml:space="preserve">12  </w:t>
-            </w:r>
-            <w:r>
-              <w:rPr>
-                <w:sz w:val="16"/>
-                <w:szCs w:val="16"/>
-              </w:rPr>
-              <w:t xml:space="preserve">Standards</w:t>
+              <w:t xml:space="preserve">13  </w:t>
+            </w:r>
+            <w:r>
+              <w:rPr>
+                <w:sz w:val="16"/>
+                <w:szCs w:val="16"/>
+              </w:rPr>
+              <w:t xml:space="preserve">Responsibility</w:t>
+            </w:r>
+          </w:p>
+        </w:tc>
+      </w:tr>
+      <w:tr>
+        <w:tc>
+          <w:tcPr>
+            <w:tcW w:type="pct" w:w="2500"/>
+            <w:tcMar>
+              <w:top w:type="dxa" w:w="20"/>
+              <w:left w:type="dxa" w:w="80"/>
+              <w:bottom w:type="dxa" w:w="20"/>
+              <w:right w:type="dxa" w:w="80"/>
+            </w:tcMar>
+          </w:tcPr>
+          <w:p>
+            <w:pPr>
+              <w:spacing w:before="12" w:after="12"/>
+            </w:pPr>
+            <w:r>
+              <w:rPr>
+                <w:b/>
+                <w:bCs/>
+                <w:color w:val="8186EF"/>
+                <w:sz w:val="16"/>
+                <w:szCs w:val="16"/>
+              </w:rPr>
+              <w:t xml:space="preserve">7  </w:t>
+            </w:r>
+            <w:r>
+              <w:rPr>
+                <w:sz w:val="16"/>
+                <w:szCs w:val="16"/>
+              </w:rPr>
+              <w:t xml:space="preserve">therefore</w:t>
+            </w:r>
+          </w:p>
+        </w:tc>
+        <w:tc>
+          <w:tcPr>
+            <w:tcW w:type="pct" w:w="2500"/>
+            <w:tcMar>
+              <w:top w:type="dxa" w:w="20"/>
+              <w:left w:type="dxa" w:w="80"/>
+              <w:bottom w:type="dxa" w:w="20"/>
+              <w:right w:type="dxa" w:w="80"/>
+            </w:tcMar>
+          </w:tcPr>
+          <w:p>
+            <w:pPr>
+              <w:spacing w:before="12" w:after="12"/>
+            </w:pPr>
+            <w:r>
+              <w:rPr>
+                <w:b/>
+                <w:bCs/>
+                <w:color w:val="8186EF"/>
+                <w:sz w:val="16"/>
+                <w:szCs w:val="16"/>
+              </w:rPr>
+              <w:t xml:space="preserve">14  </w:t>
+            </w:r>
+            <w:r>
+              <w:rPr>
+                <w:sz w:val="16"/>
+                <w:szCs w:val="16"/>
+              </w:rPr>
+              <w:t xml:space="preserve">Motivation</w:t>
             </w:r>
           </w:p>
         </w:tc>
@@ -4689,7 +4893,7 @@
                     </pic:cNvPicPr>
                   </pic:nvPicPr>
                   <pic:blipFill>
-                    <a:blip r:embed="rId102" cstate="none"/>
+                    <a:blip r:embed="rId103" cstate="none"/>
                     <a:srcRect/>
                     <a:stretch>
                       <a:fillRect/>
@@ -8458,1770 +8662,6 @@
           <w:szCs w:val="18"/>
         </w:rPr>
         <w:t xml:space="preserve">Who owns each variance, and why it arises</w:t>
-      </w:r>
-    </w:p>
-    <w:p>
-      <w:pPr>
-        <w:spacing w:before="0" w:after="12"/>
-      </w:pPr>
-      <w:r>
-        <w:rPr>
-          <w:color w:val="6B7280"/>
-          <w:sz w:val="15"/>
-          <w:szCs w:val="15"/>
-        </w:rPr>
-        <w:t xml:space="preserve">Every item belongs to exactly one group.</w:t>
-      </w:r>
-    </w:p>
-    <w:p>
-      <w:pPr>
-        <w:spacing w:after="40" w:before="90"/>
-        <w:jc w:val="center"/>
-      </w:pPr>
-      <w:r>
-        <w:drawing>
-          <wp:inline distT="0" distB="0" distL="0" distR="0">
-            <wp:extent cx="5734050" cy="1614600"/>
-            <wp:effectExtent t="0" r="0" b="0" l="0"/>
-            <wp:docPr id="1" name="" descr="" title=""/>
-            <wp:cNvGraphicFramePr>
-              <a:graphicFrameLocks xmlns:a="http://schemas.openxmlformats.org/drawingml/2006/main" noChangeAspect="1"/>
-            </wp:cNvGraphicFramePr>
-            <a:graphic xmlns:a="http://schemas.openxmlformats.org/drawingml/2006/main">
-              <a:graphicData uri="http://schemas.openxmlformats.org/drawingml/2006/picture">
-                <pic:pic xmlns:pic="http://schemas.openxmlformats.org/drawingml/2006/picture">
-                  <pic:nvPicPr>
-                    <pic:cNvPr id="0" name="" descr=""/>
-                    <pic:cNvPicPr>
-                      <a:picLocks noChangeAspect="1" noChangeArrowheads="1"/>
-                    </pic:cNvPicPr>
-                  </pic:nvPicPr>
-                  <pic:blipFill>
-                    <a:blip r:embed="rId103" cstate="none"/>
-                    <a:srcRect/>
-                    <a:stretch>
-                      <a:fillRect/>
-                    </a:stretch>
-                  </pic:blipFill>
-                  <pic:spPr bwMode="auto">
-                    <a:xfrm>
-                      <a:off x="0" y="0"/>
-                      <a:ext cx="5734050" cy="1614600"/>
-                    </a:xfrm>
-                    <a:prstGeom prst="rect">
-                      <a:avLst/>
-                    </a:prstGeom>
-                  </pic:spPr>
-                </pic:pic>
-              </a:graphicData>
-            </a:graphic>
-          </wp:inline>
-        </w:drawing>
-      </w:r>
-    </w:p>
-    <w:tbl>
-      <w:tblPr>
-        <w:tblW w:type="pct" w:w="100%"/>
-        <w:tblLayout w:type="fixed"/>
-        <w:tblBorders>
-          <w:top w:val="single" w:color="FBFAF6" w:sz="4"/>
-          <w:left w:val="single" w:color="FBFAF6" w:sz="4"/>
-          <w:bottom w:val="single" w:color="FBFAF6" w:sz="4"/>
-          <w:right w:val="single" w:color="FBFAF6" w:sz="4"/>
-          <w:insideH w:val="single" w:color="FBFAF6" w:sz="4"/>
-          <w:insideV w:val="single" w:color="FBFAF6" w:sz="4"/>
-        </w:tblBorders>
-      </w:tblPr>
-      <w:tblGrid>
-        <w:gridCol w:w="9600"/>
-      </w:tblGrid>
-      <w:tr>
-        <w:tc>
-          <w:tcPr>
-            <w:tcW w:type="pct" w:w="5000"/>
-            <w:shd w:fill="FBFAF6" w:val="clear"/>
-            <w:tcMar>
-              <w:top w:type="dxa" w:w="40"/>
-              <w:left w:type="dxa" w:w="100"/>
-              <w:bottom w:type="dxa" w:w="40"/>
-              <w:right w:type="dxa" w:w="100"/>
-            </w:tcMar>
-          </w:tcPr>
-          <w:p>
-            <w:pPr>
-              <w:spacing w:before="18" w:after="6"/>
-            </w:pPr>
-            <w:r>
-              <w:rPr>
-                <w:b/>
-                <w:bCs/>
-                <w:color w:val="6B7280"/>
-                <w:sz w:val="14"/>
-                <w:szCs w:val="14"/>
-              </w:rPr>
-              <w:t xml:space="preserve">word list</w:t>
-            </w:r>
-          </w:p>
-          <w:p>
-            <w:pPr>
-              <w:spacing w:before="0" w:after="18"/>
-            </w:pPr>
-            <w:r>
-              <w:rPr>
-                <w:b/>
-                <w:bCs/>
-                <w:color w:val="353A7C"/>
-                <w:sz w:val="16"/>
-                <w:szCs w:val="16"/>
-              </w:rPr>
-              <w:t xml:space="preserve">Labor efficiency   ·   Material usage</w:t>
-            </w:r>
-          </w:p>
-        </w:tc>
-      </w:tr>
-    </w:tbl>
-    <w:p/>
-    <w:p>
-      <w:pPr>
-        <w:spacing w:before="44" w:after="14"/>
-      </w:pPr>
-      <w:r>
-        <w:rPr>
-          <w:b/>
-          <w:bCs/>
-          <w:color w:val="353A7C"/>
-          <w:sz w:val="18"/>
-          <w:szCs w:val="18"/>
-        </w:rPr>
-        <w:t xml:space="preserve">Summary 1</w:t>
-      </w:r>
-      <w:r>
-        <w:rPr>
-          <w:color w:val="6B7280"/>
-          <w:sz w:val="16"/>
-          <w:szCs w:val="16"/>
-        </w:rPr>
-        <w:t xml:space="preserve">      gaps 2–3</w:t>
-      </w:r>
-    </w:p>
-    <w:p>
-      <w:pPr>
-        <w:spacing w:before="20" w:after="20" w:line="360" w:lineRule="auto"/>
-        <w:ind w:left="200"/>
-      </w:pPr>
-      <w:r>
-        <w:rPr>
-          <w:sz w:val="19"/>
-          <w:szCs w:val="19"/>
-        </w:rPr>
-        <w:t xml:space="preserve">Ownership is a </w:t>
-      </w:r>
-      <w:r>
-        <w:rPr>
-          <w:b/>
-          <w:bCs/>
-          <w:color w:val="8186EF"/>
-          <w:sz w:val="15"/>
-          <w:szCs w:val="15"/>
-        </w:rPr>
-        <w:t xml:space="preserve"> (2) </w:t>
-      </w:r>
-      <w:r>
-        <w:rPr>
-          <w:u w:val="single"/>
-          <w:sz w:val="19"/>
-          <w:szCs w:val="19"/>
-        </w:rPr>
-        <w:t xml:space="preserve">           </w:t>
-      </w:r>
-      <w:r>
-        <w:rPr>
-          <w:sz w:val="19"/>
-          <w:szCs w:val="19"/>
-        </w:rPr>
-        <w:t xml:space="preserve"> </w:t>
-      </w:r>
-      <w:r>
-        <w:rPr>
-          <w:sz w:val="19"/>
-          <w:szCs w:val="19"/>
-        </w:rPr>
-        <w:t xml:space="preserve"> point, not a rule. </w:t>
-      </w:r>
-      <w:r>
-        <w:rPr>
-          <w:sz w:val="19"/>
-          <w:szCs w:val="19"/>
-        </w:rPr>
-        <w:t xml:space="preserve">If purchasing buys cheaper, </w:t>
-      </w:r>
-      <w:r>
-        <w:rPr>
-          <w:b/>
-          <w:bCs/>
-          <w:color w:val="8186EF"/>
-          <w:sz w:val="15"/>
-          <w:szCs w:val="15"/>
-        </w:rPr>
-        <w:t xml:space="preserve"> (3) </w:t>
-      </w:r>
-      <w:r>
-        <w:rPr>
-          <w:u w:val="single"/>
-          <w:sz w:val="19"/>
-          <w:szCs w:val="19"/>
-        </w:rPr>
-        <w:t xml:space="preserve">             </w:t>
-      </w:r>
-      <w:r>
-        <w:rPr>
-          <w:sz w:val="19"/>
-          <w:szCs w:val="19"/>
-        </w:rPr>
-        <w:t xml:space="preserve"> </w:t>
-      </w:r>
-      <w:r>
-        <w:rPr>
-          <w:sz w:val="19"/>
-          <w:szCs w:val="19"/>
-        </w:rPr>
-        <w:t xml:space="preserve"> concentrate, the price variance is favorable and the usage variance unfavorable, and the plant manager is not to blame. </w:t>
-      </w:r>
-    </w:p>
-    <w:tbl>
-      <w:tblPr>
-        <w:tblW w:type="pct" w:w="100%"/>
-        <w:tblLayout w:type="fixed"/>
-        <w:tblBorders>
-          <w:top w:val="single" w:color="FBFAF6" w:sz="4"/>
-          <w:left w:val="single" w:color="FBFAF6" w:sz="4"/>
-          <w:bottom w:val="single" w:color="FBFAF6" w:sz="4"/>
-          <w:right w:val="single" w:color="FBFAF6" w:sz="4"/>
-          <w:insideH w:val="single" w:color="FBFAF6" w:sz="4"/>
-          <w:insideV w:val="single" w:color="FBFAF6" w:sz="4"/>
-        </w:tblBorders>
-      </w:tblPr>
-      <w:tblGrid>
-        <w:gridCol w:w="9600"/>
-      </w:tblGrid>
-      <w:tr>
-        <w:tc>
-          <w:tcPr>
-            <w:tcW w:type="pct" w:w="5000"/>
-            <w:shd w:fill="FBFAF6" w:val="clear"/>
-            <w:tcMar>
-              <w:top w:type="dxa" w:w="40"/>
-              <w:left w:type="dxa" w:w="100"/>
-              <w:bottom w:type="dxa" w:w="40"/>
-              <w:right w:type="dxa" w:w="100"/>
-            </w:tcMar>
-          </w:tcPr>
-          <w:p>
-            <w:pPr>
-              <w:spacing w:before="18" w:after="6"/>
-            </w:pPr>
-            <w:r>
-              <w:rPr>
-                <w:b/>
-                <w:bCs/>
-                <w:color w:val="6B7280"/>
-                <w:sz w:val="14"/>
-                <w:szCs w:val="14"/>
-              </w:rPr>
-              <w:t xml:space="preserve">word list</w:t>
-            </w:r>
-          </w:p>
-          <w:p>
-            <w:pPr>
-              <w:spacing w:before="0" w:after="18"/>
-            </w:pPr>
-            <w:r>
-              <w:rPr>
-                <w:b/>
-                <w:bCs/>
-                <w:color w:val="353A7C"/>
-                <w:sz w:val="16"/>
-                <w:szCs w:val="16"/>
-              </w:rPr>
-              <w:t xml:space="preserve">someone   ·   lower-grade   ·   starting</w:t>
-            </w:r>
-          </w:p>
-        </w:tc>
-      </w:tr>
-    </w:tbl>
-    <w:p/>
-    <w:tbl>
-      <w:tblPr>
-        <w:tblW w:type="pct" w:w="100%"/>
-        <w:tblLayout w:type="fixed"/>
-        <w:tblBorders>
-          <w:top w:val="single" w:color="353A7C" w:sz="6"/>
-          <w:left w:val="single" w:color="353A7C" w:sz="6"/>
-          <w:bottom w:val="single" w:color="353A7C" w:sz="6"/>
-          <w:right w:val="single" w:color="353A7C" w:sz="6"/>
-          <w:insideH w:val="single" w:color="353A7C" w:sz="6"/>
-          <w:insideV w:val="single" w:color="353A7C" w:sz="6"/>
-        </w:tblBorders>
-      </w:tblPr>
-      <w:tblGrid>
-        <w:gridCol w:w="3921"/>
-        <w:gridCol w:w="1455"/>
-        <w:gridCol w:w="4224"/>
-      </w:tblGrid>
-      <w:tr>
-        <w:tc>
-          <w:tcPr>
-            <w:tcW w:type="pct" w:w="5000"/>
-            <w:gridSpan w:val="3"/>
-            <w:shd w:fill="353A7C" w:val="clear"/>
-            <w:tcMar>
-              <w:top w:type="dxa" w:w="60"/>
-              <w:left w:type="dxa" w:w="120"/>
-              <w:bottom w:type="dxa" w:w="60"/>
-              <w:right w:type="dxa" w:w="120"/>
-            </w:tcMar>
-          </w:tcPr>
-          <w:p>
-            <w:pPr>
-              <w:spacing w:before="40" w:after="40"/>
-            </w:pPr>
-            <w:r>
-              <w:rPr>
-                <w:b/>
-                <w:bCs/>
-                <w:color w:val="FFFFFF"/>
-                <w:sz w:val="17"/>
-                <w:szCs w:val="17"/>
-              </w:rPr>
-              <w:t xml:space="preserve">Decisions that move two variances at once</w:t>
-            </w:r>
-          </w:p>
-        </w:tc>
-      </w:tr>
-      <w:tr>
-        <w:tc>
-          <w:tcPr>
-            <w:tcW w:type="pct" w:w="2042"/>
-            <w:shd w:fill="353A7C" w:val="clear"/>
-            <w:tcMar>
-              <w:top w:type="dxa" w:w="50"/>
-              <w:left w:type="dxa" w:w="110"/>
-              <w:bottom w:type="dxa" w:w="50"/>
-              <w:right w:type="dxa" w:w="110"/>
-            </w:tcMar>
-          </w:tcPr>
-          <w:p>
-            <w:pPr>
-              <w:spacing w:before="30" w:after="30"/>
-            </w:pPr>
-            <w:r>
-              <w:rPr>
-                <w:b/>
-                <w:bCs/>
-                <w:color w:val="FFFFFF"/>
-                <w:sz w:val="15"/>
-                <w:szCs w:val="15"/>
-              </w:rPr>
-              <w:t xml:space="preserve">Decision</w:t>
-            </w:r>
-          </w:p>
-        </w:tc>
-        <w:tc>
-          <w:tcPr>
-            <w:tcW w:type="pct" w:w="758"/>
-            <w:shd w:fill="353A7C" w:val="clear"/>
-            <w:tcMar>
-              <w:top w:type="dxa" w:w="50"/>
-              <w:left w:type="dxa" w:w="110"/>
-              <w:bottom w:type="dxa" w:w="50"/>
-              <w:right w:type="dxa" w:w="110"/>
-            </w:tcMar>
-          </w:tcPr>
-          <w:p>
-            <w:pPr>
-              <w:spacing w:before="30" w:after="30"/>
-            </w:pPr>
-            <w:r>
-              <w:rPr>
-                <w:b/>
-                <w:bCs/>
-                <w:color w:val="FFFFFF"/>
-                <w:sz w:val="15"/>
-                <w:szCs w:val="15"/>
-              </w:rPr>
-              <w:t xml:space="preserve">First effect</w:t>
-            </w:r>
-          </w:p>
-        </w:tc>
-        <w:tc>
-          <w:tcPr>
-            <w:tcW w:type="pct" w:w="2200"/>
-            <w:shd w:fill="353A7C" w:val="clear"/>
-            <w:tcMar>
-              <w:top w:type="dxa" w:w="50"/>
-              <w:left w:type="dxa" w:w="110"/>
-              <w:bottom w:type="dxa" w:w="50"/>
-              <w:right w:type="dxa" w:w="110"/>
-            </w:tcMar>
-          </w:tcPr>
-          <w:p>
-            <w:pPr>
-              <w:spacing w:before="30" w:after="30"/>
-            </w:pPr>
-            <w:r>
-              <w:rPr>
-                <w:b/>
-                <w:bCs/>
-                <w:color w:val="FFFFFF"/>
-                <w:sz w:val="15"/>
-                <w:szCs w:val="15"/>
-              </w:rPr>
-              <w:t xml:space="preserve">Likely second effect</w:t>
-            </w:r>
-          </w:p>
-        </w:tc>
-      </w:tr>
-      <w:tr>
-        <w:tc>
-          <w:tcPr>
-            <w:tcW w:type="pct" w:w="2042"/>
-            <w:tcMar>
-              <w:top w:type="dxa" w:w="50"/>
-              <w:left w:type="dxa" w:w="110"/>
-              <w:bottom w:type="dxa" w:w="50"/>
-              <w:right w:type="dxa" w:w="110"/>
-            </w:tcMar>
-          </w:tcPr>
-          <w:p>
-            <w:pPr>
-              <w:spacing w:before="28" w:after="28"/>
-            </w:pPr>
-            <w:r>
-              <w:rPr>
-                <w:sz w:val="15"/>
-                <w:szCs w:val="15"/>
-              </w:rPr>
-              <w:t xml:space="preserve">Buying cheaper, lower-grade concentrate</w:t>
-            </w:r>
-          </w:p>
-        </w:tc>
-        <w:tc>
-          <w:tcPr>
-            <w:tcW w:type="pct" w:w="758"/>
-            <w:shd w:fill="FFFFFF" w:val="clear"/>
-            <w:tcMar>
-              <w:top w:type="dxa" w:w="50"/>
-              <w:left w:type="dxa" w:w="110"/>
-              <w:bottom w:type="dxa" w:w="50"/>
-              <w:right w:type="dxa" w:w="110"/>
-            </w:tcMar>
-          </w:tcPr>
-          <w:p>
-            <w:pPr>
-              <w:spacing w:before="46" w:after="46"/>
-            </w:pPr>
-            <w:r>
-              <w:rPr>
-                <w:b/>
-                <w:bCs/>
-                <w:color w:val="8186EF"/>
-                <w:sz w:val="14"/>
-                <w:szCs w:val="14"/>
-              </w:rPr>
-              <w:t xml:space="preserve">(4)</w:t>
-            </w:r>
-          </w:p>
-        </w:tc>
-        <w:tc>
-          <w:tcPr>
-            <w:tcW w:type="pct" w:w="2200"/>
-            <w:tcMar>
-              <w:top w:type="dxa" w:w="50"/>
-              <w:left w:type="dxa" w:w="110"/>
-              <w:bottom w:type="dxa" w:w="50"/>
-              <w:right w:type="dxa" w:w="110"/>
-            </w:tcMar>
-          </w:tcPr>
-          <w:p>
-            <w:pPr>
-              <w:spacing w:before="28" w:after="28"/>
-            </w:pPr>
-            <w:r>
-              <w:rPr>
-                <w:sz w:val="15"/>
-                <w:szCs w:val="15"/>
-              </w:rPr>
-              <w:t xml:space="preserve">Usage unfavorable: more spillage and rework</w:t>
-            </w:r>
-          </w:p>
-        </w:tc>
-      </w:tr>
-      <w:tr>
-        <w:tc>
-          <w:tcPr>
-            <w:tcW w:type="pct" w:w="2042"/>
-            <w:shd w:fill="FBFAF6" w:val="clear"/>
-            <w:tcMar>
-              <w:top w:type="dxa" w:w="50"/>
-              <w:left w:type="dxa" w:w="110"/>
-              <w:bottom w:type="dxa" w:w="50"/>
-              <w:right w:type="dxa" w:w="110"/>
-            </w:tcMar>
-          </w:tcPr>
-          <w:p>
-            <w:pPr>
-              <w:spacing w:before="28" w:after="28"/>
-            </w:pPr>
-            <w:r>
-              <w:rPr>
-                <w:sz w:val="15"/>
-                <w:szCs w:val="15"/>
-              </w:rPr>
-              <w:t xml:space="preserve">Using less-skilled operators</w:t>
-            </w:r>
-          </w:p>
-        </w:tc>
-        <w:tc>
-          <w:tcPr>
-            <w:tcW w:type="pct" w:w="758"/>
-            <w:shd w:fill="FBFAF6" w:val="clear"/>
-            <w:tcMar>
-              <w:top w:type="dxa" w:w="50"/>
-              <w:left w:type="dxa" w:w="110"/>
-              <w:bottom w:type="dxa" w:w="50"/>
-              <w:right w:type="dxa" w:w="110"/>
-            </w:tcMar>
-          </w:tcPr>
-          <w:p>
-            <w:pPr>
-              <w:spacing w:before="28" w:after="28"/>
-            </w:pPr>
-            <w:r>
-              <w:rPr>
-                <w:sz w:val="15"/>
-                <w:szCs w:val="15"/>
-              </w:rPr>
-              <w:t xml:space="preserve">Rate favorable</w:t>
-            </w:r>
-          </w:p>
-        </w:tc>
-        <w:tc>
-          <w:tcPr>
-            <w:tcW w:type="pct" w:w="2200"/>
-            <w:shd w:fill="FBFAF6" w:val="clear"/>
-            <w:tcMar>
-              <w:top w:type="dxa" w:w="50"/>
-              <w:left w:type="dxa" w:w="110"/>
-              <w:bottom w:type="dxa" w:w="50"/>
-              <w:right w:type="dxa" w:w="110"/>
-            </w:tcMar>
-          </w:tcPr>
-          <w:p>
-            <w:pPr>
-              <w:spacing w:before="28" w:after="28"/>
-            </w:pPr>
-            <w:r>
-              <w:rPr>
-                <w:sz w:val="15"/>
-                <w:szCs w:val="15"/>
-              </w:rPr>
-              <w:t xml:space="preserve"/>
-            </w:r>
-            <w:r>
-              <w:rPr>
-                <w:b/>
-                <w:bCs/>
-                <w:color w:val="8186EF"/>
-                <w:sz w:val="14"/>
-                <w:szCs w:val="14"/>
-              </w:rPr>
-              <w:t xml:space="preserve"> (5) </w:t>
-            </w:r>
-            <w:r>
-              <w:rPr>
-                <w:u w:val="single"/>
-                <w:sz w:val="15"/>
-                <w:szCs w:val="15"/>
-              </w:rPr>
-              <w:t xml:space="preserve">              </w:t>
-            </w:r>
-            <w:r>
-              <w:rPr>
-                <w:sz w:val="15"/>
-                <w:szCs w:val="15"/>
-              </w:rPr>
-              <w:t xml:space="preserve"> </w:t>
-            </w:r>
-            <w:r>
-              <w:rPr>
-                <w:sz w:val="15"/>
-                <w:szCs w:val="15"/>
-              </w:rPr>
-              <w:t xml:space="preserve">: more hours needed</w:t>
-            </w:r>
-          </w:p>
-        </w:tc>
-      </w:tr>
-      <w:tr>
-        <w:tc>
-          <w:tcPr>
-            <w:tcW w:type="pct" w:w="2042"/>
-            <w:tcMar>
-              <w:top w:type="dxa" w:w="50"/>
-              <w:left w:type="dxa" w:w="110"/>
-              <w:bottom w:type="dxa" w:w="50"/>
-              <w:right w:type="dxa" w:w="110"/>
-            </w:tcMar>
-          </w:tcPr>
-          <w:p>
-            <w:pPr>
-              <w:spacing w:before="28" w:after="28"/>
-            </w:pPr>
-            <w:r>
-              <w:rPr>
-                <w:sz w:val="15"/>
-                <w:szCs w:val="15"/>
-              </w:rPr>
-              <w:t xml:space="preserve">Rushing a delivery by air</w:t>
-            </w:r>
-          </w:p>
-        </w:tc>
-        <w:tc>
-          <w:tcPr>
-            <w:tcW w:type="pct" w:w="758"/>
-            <w:shd w:fill="FFFFFF" w:val="clear"/>
-            <w:tcMar>
-              <w:top w:type="dxa" w:w="50"/>
-              <w:left w:type="dxa" w:w="110"/>
-              <w:bottom w:type="dxa" w:w="50"/>
-              <w:right w:type="dxa" w:w="110"/>
-            </w:tcMar>
-          </w:tcPr>
-          <w:p>
-            <w:pPr>
-              <w:spacing w:before="46" w:after="46"/>
-            </w:pPr>
-            <w:r>
-              <w:rPr>
-                <w:b/>
-                <w:bCs/>
-                <w:color w:val="8186EF"/>
-                <w:sz w:val="14"/>
-                <w:szCs w:val="14"/>
-              </w:rPr>
-              <w:t xml:space="preserve">(6)</w:t>
-            </w:r>
-          </w:p>
-        </w:tc>
-        <w:tc>
-          <w:tcPr>
-            <w:tcW w:type="pct" w:w="2200"/>
-            <w:tcMar>
-              <w:top w:type="dxa" w:w="50"/>
-              <w:left w:type="dxa" w:w="110"/>
-              <w:bottom w:type="dxa" w:w="50"/>
-              <w:right w:type="dxa" w:w="110"/>
-            </w:tcMar>
-          </w:tcPr>
-          <w:p>
-            <w:pPr>
-              <w:spacing w:before="28" w:after="28"/>
-            </w:pPr>
-            <w:r>
-              <w:rPr>
-                <w:sz w:val="15"/>
-                <w:szCs w:val="15"/>
-              </w:rPr>
-              <w:t xml:space="preserve">Usage unchanged, but the plant keeps running</w:t>
-            </w:r>
-          </w:p>
-        </w:tc>
-      </w:tr>
-      <w:tr>
-        <w:tc>
-          <w:tcPr>
-            <w:tcW w:type="pct" w:w="2042"/>
-            <w:shd w:fill="FBFAF6" w:val="clear"/>
-            <w:tcMar>
-              <w:top w:type="dxa" w:w="50"/>
-              <w:left w:type="dxa" w:w="110"/>
-              <w:bottom w:type="dxa" w:w="50"/>
-              <w:right w:type="dxa" w:w="110"/>
-            </w:tcMar>
-          </w:tcPr>
-          <w:p>
-            <w:pPr>
-              <w:spacing w:before="28" w:after="28"/>
-            </w:pPr>
-            <w:r>
-              <w:rPr>
-                <w:sz w:val="15"/>
-                <w:szCs w:val="15"/>
-              </w:rPr>
-              <w:t xml:space="preserve">Overtime to meet the summer peak</w:t>
-            </w:r>
-          </w:p>
-        </w:tc>
-        <w:tc>
-          <w:tcPr>
-            <w:tcW w:type="pct" w:w="758"/>
-            <w:shd w:fill="FFFFFF" w:val="clear"/>
-            <w:tcMar>
-              <w:top w:type="dxa" w:w="50"/>
-              <w:left w:type="dxa" w:w="110"/>
-              <w:bottom w:type="dxa" w:w="50"/>
-              <w:right w:type="dxa" w:w="110"/>
-            </w:tcMar>
-          </w:tcPr>
-          <w:p>
-            <w:pPr>
-              <w:spacing w:before="46" w:after="46"/>
-            </w:pPr>
-            <w:r>
-              <w:rPr>
-                <w:b/>
-                <w:bCs/>
-                <w:color w:val="8186EF"/>
-                <w:sz w:val="14"/>
-                <w:szCs w:val="14"/>
-              </w:rPr>
-              <w:t xml:space="preserve">(7)</w:t>
-            </w:r>
-          </w:p>
-        </w:tc>
-        <w:tc>
-          <w:tcPr>
-            <w:tcW w:type="pct" w:w="2200"/>
-            <w:shd w:fill="FBFAF6" w:val="clear"/>
-            <w:tcMar>
-              <w:top w:type="dxa" w:w="50"/>
-              <w:left w:type="dxa" w:w="110"/>
-              <w:bottom w:type="dxa" w:w="50"/>
-              <w:right w:type="dxa" w:w="110"/>
-            </w:tcMar>
-          </w:tcPr>
-          <w:p>
-            <w:pPr>
-              <w:spacing w:before="28" w:after="28"/>
-            </w:pPr>
-            <w:r>
-              <w:rPr>
-                <w:sz w:val="15"/>
-                <w:szCs w:val="15"/>
-              </w:rPr>
-              <w:t xml:space="preserve">Efficiency may improve: experienced staff work the extra hours</w:t>
-            </w:r>
-          </w:p>
-        </w:tc>
-      </w:tr>
-    </w:tbl>
-    <w:p/>
-    <w:tbl>
-      <w:tblPr>
-        <w:tblW w:type="pct" w:w="100%"/>
-        <w:tblLayout w:type="fixed"/>
-        <w:tblBorders>
-          <w:top w:val="single" w:color="FBFAF6" w:sz="4"/>
-          <w:left w:val="single" w:color="FBFAF6" w:sz="4"/>
-          <w:bottom w:val="single" w:color="FBFAF6" w:sz="4"/>
-          <w:right w:val="single" w:color="FBFAF6" w:sz="4"/>
-          <w:insideH w:val="single" w:color="FBFAF6" w:sz="4"/>
-          <w:insideV w:val="single" w:color="FBFAF6" w:sz="4"/>
-        </w:tblBorders>
-      </w:tblPr>
-      <w:tblGrid>
-        <w:gridCol w:w="9600"/>
-      </w:tblGrid>
-      <w:tr>
-        <w:tc>
-          <w:tcPr>
-            <w:tcW w:type="pct" w:w="5000"/>
-            <w:shd w:fill="FBFAF6" w:val="clear"/>
-            <w:tcMar>
-              <w:top w:type="dxa" w:w="40"/>
-              <w:left w:type="dxa" w:w="100"/>
-              <w:bottom w:type="dxa" w:w="40"/>
-              <w:right w:type="dxa" w:w="100"/>
-            </w:tcMar>
-          </w:tcPr>
-          <w:p>
-            <w:pPr>
-              <w:spacing w:before="18" w:after="6"/>
-            </w:pPr>
-            <w:r>
-              <w:rPr>
-                <w:b/>
-                <w:bCs/>
-                <w:color w:val="6B7280"/>
-                <w:sz w:val="14"/>
-                <w:szCs w:val="14"/>
-              </w:rPr>
-              <w:t xml:space="preserve">word list</w:t>
-            </w:r>
-          </w:p>
-          <w:p>
-            <w:pPr>
-              <w:spacing w:before="0" w:after="18"/>
-            </w:pPr>
-            <w:r>
-              <w:rPr>
-                <w:b/>
-                <w:bCs/>
-                <w:color w:val="353A7C"/>
-                <w:sz w:val="16"/>
-                <w:szCs w:val="16"/>
-              </w:rPr>
-              <w:t xml:space="preserve">Price unfavorable   ·   Efficiency unfavorable   ·   Rate unfavorable   ·   Rate favorable   ·   Price favorable</w:t>
-            </w:r>
-          </w:p>
-        </w:tc>
-      </w:tr>
-    </w:tbl>
-    <w:p/>
-    <w:tbl>
-      <w:tblPr>
-        <w:tblW w:type="pct" w:w="100%"/>
-        <w:tblLayout w:type="fixed"/>
-        <w:tblBorders>
-          <w:top w:val="single" w:color="353A7C" w:sz="4"/>
-          <w:left w:val="single" w:color="353A7C" w:sz="4"/>
-          <w:bottom w:val="single" w:color="353A7C" w:sz="4"/>
-          <w:right w:val="single" w:color="353A7C" w:sz="4"/>
-          <w:insideH w:val="single" w:color="353A7C" w:sz="4"/>
-          <w:insideV w:val="single" w:color="353A7C" w:sz="4"/>
-        </w:tblBorders>
-      </w:tblPr>
-      <w:tblGrid>
-        <w:gridCol w:w="9600"/>
-      </w:tblGrid>
-      <w:tr>
-        <w:tc>
-          <w:tcPr>
-            <w:tcW w:type="pct" w:w="5000"/>
-            <w:shd w:fill="F2F4FB" w:val="clear"/>
-            <w:tcMar>
-              <w:top w:type="dxa" w:w="50"/>
-              <w:left w:type="dxa" w:w="110"/>
-              <w:bottom w:type="dxa" w:w="50"/>
-              <w:right w:type="dxa" w:w="110"/>
-            </w:tcMar>
-          </w:tcPr>
-          <w:p>
-            <w:pPr>
-              <w:spacing w:before="30" w:after="30"/>
-            </w:pPr>
-            <w:r>
-              <w:rPr>
-                <w:b/>
-                <w:bCs/>
-                <w:color w:val="353A7C"/>
-                <w:sz w:val="19"/>
-                <w:szCs w:val="19"/>
-              </w:rPr>
-              <w:t xml:space="preserve">Read the pair, not the single variance</w:t>
-            </w:r>
-          </w:p>
-        </w:tc>
-      </w:tr>
-    </w:tbl>
-    <w:p/>
-    <w:p>
-      <w:pPr>
-        <w:spacing w:before="44" w:after="14"/>
-      </w:pPr>
-      <w:r>
-        <w:rPr>
-          <w:b/>
-          <w:bCs/>
-          <w:color w:val="353A7C"/>
-          <w:sz w:val="18"/>
-          <w:szCs w:val="18"/>
-        </w:rPr>
-        <w:t xml:space="preserve">Summary 2</w:t>
-      </w:r>
-      <w:r>
-        <w:rPr>
-          <w:color w:val="6B7280"/>
-          <w:sz w:val="16"/>
-          <w:szCs w:val="16"/>
-        </w:rPr>
-        <w:t xml:space="preserve">      gaps 8–9</w:t>
-      </w:r>
-    </w:p>
-    <w:p>
-      <w:pPr>
-        <w:spacing w:before="20" w:after="20" w:line="360" w:lineRule="auto"/>
-        <w:ind w:left="200"/>
-      </w:pPr>
-      <w:r>
-        <w:rPr>
-          <w:sz w:val="19"/>
-          <w:szCs w:val="19"/>
-        </w:rPr>
-        <w:t xml:space="preserve">A favorable price variance beside an </w:t>
-      </w:r>
-      <w:r>
-        <w:rPr>
-          <w:b/>
-          <w:bCs/>
-          <w:color w:val="8186EF"/>
-          <w:sz w:val="15"/>
-          <w:szCs w:val="15"/>
-        </w:rPr>
-        <w:t xml:space="preserve"> (8) </w:t>
-      </w:r>
-      <w:r>
-        <w:rPr>
-          <w:u w:val="single"/>
-          <w:sz w:val="19"/>
-          <w:szCs w:val="19"/>
-        </w:rPr>
-        <w:t xml:space="preserve">             </w:t>
-      </w:r>
-      <w:r>
-        <w:rPr>
-          <w:sz w:val="19"/>
-          <w:szCs w:val="19"/>
-        </w:rPr>
-        <w:t xml:space="preserve"> </w:t>
-      </w:r>
-      <w:r>
-        <w:rPr>
-          <w:sz w:val="19"/>
-          <w:szCs w:val="19"/>
-        </w:rPr>
-        <w:t xml:space="preserve"> usage variance usually points to one decision, not two separate results. </w:t>
-      </w:r>
-      <w:r>
-        <w:rPr>
-          <w:sz w:val="19"/>
-          <w:szCs w:val="19"/>
-        </w:rPr>
-        <w:t xml:space="preserve">Judging either one alone gives the wrong </w:t>
-      </w:r>
-      <w:r>
-        <w:rPr>
-          <w:b/>
-          <w:bCs/>
-          <w:color w:val="8186EF"/>
-          <w:sz w:val="15"/>
-          <w:szCs w:val="15"/>
-        </w:rPr>
-        <w:t xml:space="preserve"> (9) </w:t>
-      </w:r>
-      <w:r>
-        <w:rPr>
-          <w:u w:val="single"/>
-          <w:sz w:val="19"/>
-          <w:szCs w:val="19"/>
-        </w:rPr>
-        <w:t xml:space="preserve">            </w:t>
-      </w:r>
-      <w:r>
-        <w:rPr>
-          <w:sz w:val="19"/>
-          <w:szCs w:val="19"/>
-        </w:rPr>
-        <w:t xml:space="preserve"> </w:t>
-      </w:r>
-      <w:r>
-        <w:rPr>
-          <w:sz w:val="19"/>
-          <w:szCs w:val="19"/>
-        </w:rPr>
-        <w:t xml:space="preserve">. </w:t>
-      </w:r>
-    </w:p>
-    <w:tbl>
-      <w:tblPr>
-        <w:tblW w:type="pct" w:w="100%"/>
-        <w:tblLayout w:type="fixed"/>
-        <w:tblBorders>
-          <w:top w:val="single" w:color="FBFAF6" w:sz="4"/>
-          <w:left w:val="single" w:color="FBFAF6" w:sz="4"/>
-          <w:bottom w:val="single" w:color="FBFAF6" w:sz="4"/>
-          <w:right w:val="single" w:color="FBFAF6" w:sz="4"/>
-          <w:insideH w:val="single" w:color="FBFAF6" w:sz="4"/>
-          <w:insideV w:val="single" w:color="FBFAF6" w:sz="4"/>
-        </w:tblBorders>
-      </w:tblPr>
-      <w:tblGrid>
-        <w:gridCol w:w="9600"/>
-      </w:tblGrid>
-      <w:tr>
-        <w:tc>
-          <w:tcPr>
-            <w:tcW w:type="pct" w:w="5000"/>
-            <w:shd w:fill="FBFAF6" w:val="clear"/>
-            <w:tcMar>
-              <w:top w:type="dxa" w:w="40"/>
-              <w:left w:type="dxa" w:w="100"/>
-              <w:bottom w:type="dxa" w:w="40"/>
-              <w:right w:type="dxa" w:w="100"/>
-            </w:tcMar>
-          </w:tcPr>
-          <w:p>
-            <w:pPr>
-              <w:spacing w:before="18" w:after="6"/>
-            </w:pPr>
-            <w:r>
-              <w:rPr>
-                <w:b/>
-                <w:bCs/>
-                <w:color w:val="6B7280"/>
-                <w:sz w:val="14"/>
-                <w:szCs w:val="14"/>
-              </w:rPr>
-              <w:t xml:space="preserve">word list</w:t>
-            </w:r>
-          </w:p>
-          <w:p>
-            <w:pPr>
-              <w:spacing w:before="0" w:after="18"/>
-            </w:pPr>
-            <w:r>
-              <w:rPr>
-                <w:b/>
-                <w:bCs/>
-                <w:color w:val="353A7C"/>
-                <w:sz w:val="16"/>
-                <w:szCs w:val="16"/>
-              </w:rPr>
-              <w:t xml:space="preserve">Judging   ·   conclusion   ·   unfavorable</w:t>
-            </w:r>
-          </w:p>
-        </w:tc>
-      </w:tr>
-    </w:tbl>
-    <w:p/>
-    <w:p>
-      <w:pPr>
-        <w:sectPr>
-          <w:headerReference w:type="default" r:id="rIdHdr9"/>
-          <w:pgSz w:w="11906" w:h="16838" w:orient="portrait"/>
-          <w:pgMar w:top="1180" w:right="1000" w:bottom="900" w:left="1000" w:header="708" w:footer="708" w:gutter="0"/>
-          <w:docGrid w:linePitch="360"/>
-          <w:pgNumType w:start="1"/>
-        </w:sectPr>
-      </w:pPr>
-    </w:p>
-    <w:tbl>
-      <w:tblPr>
-        <w:tblW w:type="pct" w:w="100%"/>
-        <w:tblLayout w:type="fixed"/>
-        <w:tblBorders>
-          <w:top w:val="single" w:color="353A7C" w:sz="8"/>
-          <w:left w:val="single" w:color="353A7C" w:sz="8"/>
-          <w:bottom w:val="single" w:color="353A7C" w:sz="8"/>
-          <w:right w:val="single" w:color="353A7C" w:sz="8"/>
-          <w:insideH w:val="single" w:color="353A7C" w:sz="8"/>
-          <w:insideV w:val="single" w:color="353A7C" w:sz="8"/>
-        </w:tblBorders>
-      </w:tblPr>
-      <w:tblGrid>
-        <w:gridCol w:w="9600"/>
-      </w:tblGrid>
-      <w:tr>
-        <w:tc>
-          <w:tcPr>
-            <w:tcW w:type="pct" w:w="5000"/>
-            <w:shd w:fill="353A7C" w:val="clear"/>
-            <w:tcMar>
-              <w:top w:type="dxa" w:w="80"/>
-              <w:left w:type="dxa" w:w="140"/>
-              <w:bottom w:type="dxa" w:w="80"/>
-              <w:right w:type="dxa" w:w="140"/>
-            </w:tcMar>
-          </w:tcPr>
-          <w:p>
-            <w:pPr>
-              <w:spacing w:before="60" w:after="60"/>
-            </w:pPr>
-            <w:r>
-              <w:rPr>
-                <w:b/>
-                <w:bCs/>
-                <w:color w:val="FFFFFF"/>
-                <w:sz w:val="21"/>
-                <w:szCs w:val="21"/>
-              </w:rPr>
-              <w:t xml:space="preserve">Answer key · 12.5  Responsibility and linked variances</w:t>
-            </w:r>
-          </w:p>
-        </w:tc>
-      </w:tr>
-    </w:tbl>
-    <w:p/>
-    <w:tbl>
-      <w:tblPr>
-        <w:tblW w:type="pct" w:w="100%"/>
-        <w:tblLayout w:type="fixed"/>
-      </w:tblPr>
-      <w:tblGrid>
-        <w:gridCol w:w="4800"/>
-        <w:gridCol w:w="4800"/>
-      </w:tblGrid>
-      <w:tr>
-        <w:tc>
-          <w:tcPr>
-            <w:tcW w:type="pct" w:w="2500"/>
-            <w:tcMar>
-              <w:top w:type="dxa" w:w="20"/>
-              <w:left w:type="dxa" w:w="80"/>
-              <w:bottom w:type="dxa" w:w="20"/>
-              <w:right w:type="dxa" w:w="80"/>
-            </w:tcMar>
-          </w:tcPr>
-          <w:p>
-            <w:pPr>
-              <w:spacing w:before="12" w:after="12"/>
-            </w:pPr>
-            <w:r>
-              <w:rPr>
-                <w:b/>
-                <w:bCs/>
-                <w:color w:val="8186EF"/>
-                <w:sz w:val="16"/>
-                <w:szCs w:val="16"/>
-              </w:rPr>
-              <w:t xml:space="preserve">1  </w:t>
-            </w:r>
-            <w:r>
-              <w:rPr>
-                <w:sz w:val="16"/>
-                <w:szCs w:val="16"/>
-              </w:rPr>
-              <w:t xml:space="preserve">Material usage</w:t>
-            </w:r>
-          </w:p>
-        </w:tc>
-        <w:tc>
-          <w:tcPr>
-            <w:tcW w:type="pct" w:w="2500"/>
-            <w:tcMar>
-              <w:top w:type="dxa" w:w="20"/>
-              <w:left w:type="dxa" w:w="80"/>
-              <w:bottom w:type="dxa" w:w="20"/>
-              <w:right w:type="dxa" w:w="80"/>
-            </w:tcMar>
-          </w:tcPr>
-          <w:p>
-            <w:pPr>
-              <w:spacing w:before="12" w:after="12"/>
-            </w:pPr>
-            <w:r>
-              <w:rPr>
-                <w:b/>
-                <w:bCs/>
-                <w:color w:val="8186EF"/>
-                <w:sz w:val="16"/>
-                <w:szCs w:val="16"/>
-              </w:rPr>
-              <w:t xml:space="preserve">6  </w:t>
-            </w:r>
-            <w:r>
-              <w:rPr>
-                <w:sz w:val="16"/>
-                <w:szCs w:val="16"/>
-              </w:rPr>
-              <w:t xml:space="preserve">Price unfavorable</w:t>
-            </w:r>
-          </w:p>
-        </w:tc>
-      </w:tr>
-      <w:tr>
-        <w:tc>
-          <w:tcPr>
-            <w:tcW w:type="pct" w:w="2500"/>
-            <w:tcMar>
-              <w:top w:type="dxa" w:w="20"/>
-              <w:left w:type="dxa" w:w="80"/>
-              <w:bottom w:type="dxa" w:w="20"/>
-              <w:right w:type="dxa" w:w="80"/>
-            </w:tcMar>
-          </w:tcPr>
-          <w:p>
-            <w:pPr>
-              <w:spacing w:before="12" w:after="12"/>
-            </w:pPr>
-            <w:r>
-              <w:rPr>
-                <w:b/>
-                <w:bCs/>
-                <w:color w:val="8186EF"/>
-                <w:sz w:val="16"/>
-                <w:szCs w:val="16"/>
-              </w:rPr>
-              <w:t xml:space="preserve">2  </w:t>
-            </w:r>
-            <w:r>
-              <w:rPr>
-                <w:sz w:val="16"/>
-                <w:szCs w:val="16"/>
-              </w:rPr>
-              <w:t xml:space="preserve">starting</w:t>
-            </w:r>
-          </w:p>
-        </w:tc>
-        <w:tc>
-          <w:tcPr>
-            <w:tcW w:type="pct" w:w="2500"/>
-            <w:tcMar>
-              <w:top w:type="dxa" w:w="20"/>
-              <w:left w:type="dxa" w:w="80"/>
-              <w:bottom w:type="dxa" w:w="20"/>
-              <w:right w:type="dxa" w:w="80"/>
-            </w:tcMar>
-          </w:tcPr>
-          <w:p>
-            <w:pPr>
-              <w:spacing w:before="12" w:after="12"/>
-            </w:pPr>
-            <w:r>
-              <w:rPr>
-                <w:b/>
-                <w:bCs/>
-                <w:color w:val="8186EF"/>
-                <w:sz w:val="16"/>
-                <w:szCs w:val="16"/>
-              </w:rPr>
-              <w:t xml:space="preserve">7  </w:t>
-            </w:r>
-            <w:r>
-              <w:rPr>
-                <w:sz w:val="16"/>
-                <w:szCs w:val="16"/>
-              </w:rPr>
-              <w:t xml:space="preserve">Rate unfavorable</w:t>
-            </w:r>
-          </w:p>
-        </w:tc>
-      </w:tr>
-      <w:tr>
-        <w:tc>
-          <w:tcPr>
-            <w:tcW w:type="pct" w:w="2500"/>
-            <w:tcMar>
-              <w:top w:type="dxa" w:w="20"/>
-              <w:left w:type="dxa" w:w="80"/>
-              <w:bottom w:type="dxa" w:w="20"/>
-              <w:right w:type="dxa" w:w="80"/>
-            </w:tcMar>
-          </w:tcPr>
-          <w:p>
-            <w:pPr>
-              <w:spacing w:before="12" w:after="12"/>
-            </w:pPr>
-            <w:r>
-              <w:rPr>
-                <w:b/>
-                <w:bCs/>
-                <w:color w:val="8186EF"/>
-                <w:sz w:val="16"/>
-                <w:szCs w:val="16"/>
-              </w:rPr>
-              <w:t xml:space="preserve">3  </w:t>
-            </w:r>
-            <w:r>
-              <w:rPr>
-                <w:sz w:val="16"/>
-                <w:szCs w:val="16"/>
-              </w:rPr>
-              <w:t xml:space="preserve">lower-grade</w:t>
-            </w:r>
-          </w:p>
-        </w:tc>
-        <w:tc>
-          <w:tcPr>
-            <w:tcW w:type="pct" w:w="2500"/>
-            <w:tcMar>
-              <w:top w:type="dxa" w:w="20"/>
-              <w:left w:type="dxa" w:w="80"/>
-              <w:bottom w:type="dxa" w:w="20"/>
-              <w:right w:type="dxa" w:w="80"/>
-            </w:tcMar>
-          </w:tcPr>
-          <w:p>
-            <w:pPr>
-              <w:spacing w:before="12" w:after="12"/>
-            </w:pPr>
-            <w:r>
-              <w:rPr>
-                <w:b/>
-                <w:bCs/>
-                <w:color w:val="8186EF"/>
-                <w:sz w:val="16"/>
-                <w:szCs w:val="16"/>
-              </w:rPr>
-              <w:t xml:space="preserve">8  </w:t>
-            </w:r>
-            <w:r>
-              <w:rPr>
-                <w:sz w:val="16"/>
-                <w:szCs w:val="16"/>
-              </w:rPr>
-              <w:t xml:space="preserve">unfavorable</w:t>
-            </w:r>
-          </w:p>
-        </w:tc>
-      </w:tr>
-      <w:tr>
-        <w:tc>
-          <w:tcPr>
-            <w:tcW w:type="pct" w:w="2500"/>
-            <w:tcMar>
-              <w:top w:type="dxa" w:w="20"/>
-              <w:left w:type="dxa" w:w="80"/>
-              <w:bottom w:type="dxa" w:w="20"/>
-              <w:right w:type="dxa" w:w="80"/>
-            </w:tcMar>
-          </w:tcPr>
-          <w:p>
-            <w:pPr>
-              <w:spacing w:before="12" w:after="12"/>
-            </w:pPr>
-            <w:r>
-              <w:rPr>
-                <w:b/>
-                <w:bCs/>
-                <w:color w:val="8186EF"/>
-                <w:sz w:val="16"/>
-                <w:szCs w:val="16"/>
-              </w:rPr>
-              <w:t xml:space="preserve">4  </w:t>
-            </w:r>
-            <w:r>
-              <w:rPr>
-                <w:sz w:val="16"/>
-                <w:szCs w:val="16"/>
-              </w:rPr>
-              <w:t xml:space="preserve">Price favorable</w:t>
-            </w:r>
-          </w:p>
-        </w:tc>
-        <w:tc>
-          <w:tcPr>
-            <w:tcW w:type="pct" w:w="2500"/>
-            <w:tcMar>
-              <w:top w:type="dxa" w:w="20"/>
-              <w:left w:type="dxa" w:w="80"/>
-              <w:bottom w:type="dxa" w:w="20"/>
-              <w:right w:type="dxa" w:w="80"/>
-            </w:tcMar>
-          </w:tcPr>
-          <w:p>
-            <w:pPr>
-              <w:spacing w:before="12" w:after="12"/>
-            </w:pPr>
-            <w:r>
-              <w:rPr>
-                <w:b/>
-                <w:bCs/>
-                <w:color w:val="8186EF"/>
-                <w:sz w:val="16"/>
-                <w:szCs w:val="16"/>
-              </w:rPr>
-              <w:t xml:space="preserve">9  </w:t>
-            </w:r>
-            <w:r>
-              <w:rPr>
-                <w:sz w:val="16"/>
-                <w:szCs w:val="16"/>
-              </w:rPr>
-              <w:t xml:space="preserve">conclusion</w:t>
-            </w:r>
-          </w:p>
-        </w:tc>
-      </w:tr>
-      <w:tr>
-        <w:tc>
-          <w:tcPr>
-            <w:tcW w:type="pct" w:w="2500"/>
-            <w:tcMar>
-              <w:top w:type="dxa" w:w="20"/>
-              <w:left w:type="dxa" w:w="80"/>
-              <w:bottom w:type="dxa" w:w="20"/>
-              <w:right w:type="dxa" w:w="80"/>
-            </w:tcMar>
-          </w:tcPr>
-          <w:p>
-            <w:pPr>
-              <w:spacing w:before="12" w:after="12"/>
-            </w:pPr>
-            <w:r>
-              <w:rPr>
-                <w:b/>
-                <w:bCs/>
-                <w:color w:val="8186EF"/>
-                <w:sz w:val="16"/>
-                <w:szCs w:val="16"/>
-              </w:rPr>
-              <w:t xml:space="preserve">5  </w:t>
-            </w:r>
-            <w:r>
-              <w:rPr>
-                <w:sz w:val="16"/>
-                <w:szCs w:val="16"/>
-              </w:rPr>
-              <w:t xml:space="preserve">Efficiency unfavorable</w:t>
-            </w:r>
-          </w:p>
-        </w:tc>
-        <w:tc>
-          <w:tcPr>
-            <w:tcW w:type="pct" w:w="2500"/>
-            <w:tcMar>
-              <w:top w:type="dxa" w:w="20"/>
-              <w:left w:type="dxa" w:w="80"/>
-              <w:bottom w:type="dxa" w:w="20"/>
-              <w:right w:type="dxa" w:w="80"/>
-            </w:tcMar>
-          </w:tcPr>
-          <w:p>
-            <w:pPr>
-              <w:spacing w:before="24" w:after="24"/>
-            </w:pPr>
-            <w:r>
-              <w:rPr>
-                <w:sz w:val="16"/>
-                <w:szCs w:val="16"/>
-              </w:rPr>
-              <w:t xml:space="preserve"/>
-            </w:r>
-          </w:p>
-        </w:tc>
-      </w:tr>
-    </w:tbl>
-    <w:p/>
-    <w:p>
-      <w:pPr>
-        <w:spacing w:before="50" w:after="14"/>
-      </w:pPr>
-      <w:r>
-        <w:rPr>
-          <w:b/>
-          <w:bCs/>
-          <w:color w:val="353A7C"/>
-          <w:sz w:val="18"/>
-          <w:szCs w:val="18"/>
-        </w:rPr>
-        <w:t xml:space="preserve">the summaries in full</w:t>
-      </w:r>
-    </w:p>
-    <w:p>
-      <w:pPr>
-        <w:spacing w:before="20" w:after="20"/>
-        <w:ind w:left="240" w:hanging="240"/>
-      </w:pPr>
-      <w:r>
-        <w:rPr>
-          <w:b/>
-          <w:bCs/>
-          <w:color w:val="353A7C"/>
-          <w:sz w:val="15"/>
-          <w:szCs w:val="15"/>
-        </w:rPr>
-        <w:t xml:space="preserve">Summary 1   </w:t>
-      </w:r>
-      <w:r>
-        <w:rPr>
-          <w:color w:val="6B7280"/>
-          <w:sz w:val="15"/>
-          <w:szCs w:val="15"/>
-        </w:rPr>
-        <w:t xml:space="preserve">Ownership is a starting point, not a rule. If purchasing buys cheaper, lower-grade concentrate, the price variance is favorable and the usage variance unfavorable, and the plant manager is not to blame.</w:t>
-      </w:r>
-    </w:p>
-    <w:p>
-      <w:pPr>
-        <w:spacing w:before="20" w:after="20"/>
-        <w:ind w:left="240" w:hanging="240"/>
-      </w:pPr>
-      <w:r>
-        <w:rPr>
-          <w:b/>
-          <w:bCs/>
-          <w:color w:val="353A7C"/>
-          <w:sz w:val="15"/>
-          <w:szCs w:val="15"/>
-        </w:rPr>
-        <w:t xml:space="preserve">Summary 2   </w:t>
-      </w:r>
-      <w:r>
-        <w:rPr>
-          <w:color w:val="6B7280"/>
-          <w:sz w:val="15"/>
-          <w:szCs w:val="15"/>
-        </w:rPr>
-        <w:t xml:space="preserve">A favorable price variance beside an unfavorable usage variance usually points to one decision, not two separate results. Judging either one alone gives the wrong conclusion.</w:t>
-      </w:r>
-    </w:p>
-    <w:p>
-      <w:pPr>
-        <w:sectPr>
-          <w:headerReference w:type="default" r:id="rIdHdr10"/>
-          <w:pgSz w:w="11906" w:h="16838" w:orient="portrait"/>
-          <w:pgMar w:top="1180" w:right="1000" w:bottom="900" w:left="1000" w:header="708" w:footer="708" w:gutter="0"/>
-          <w:docGrid w:linePitch="360"/>
-          <w:pgNumType w:start="1"/>
-        </w:sectPr>
-      </w:pPr>
-    </w:p>
-    <w:tbl>
-      <w:tblPr>
-        <w:tblW w:type="pct" w:w="100%"/>
-        <w:tblLayout w:type="fixed"/>
-        <w:tblBorders>
-          <w:top w:val="single" w:color="353A7C" w:sz="8"/>
-          <w:left w:val="single" w:color="353A7C" w:sz="8"/>
-          <w:bottom w:val="single" w:color="353A7C" w:sz="8"/>
-          <w:right w:val="single" w:color="353A7C" w:sz="8"/>
-          <w:insideH w:val="single" w:color="353A7C" w:sz="8"/>
-          <w:insideV w:val="single" w:color="353A7C" w:sz="8"/>
-        </w:tblBorders>
-      </w:tblPr>
-      <w:tblGrid>
-        <w:gridCol w:w="9600"/>
-      </w:tblGrid>
-      <w:tr>
-        <w:tc>
-          <w:tcPr>
-            <w:tcW w:type="pct" w:w="5000"/>
-            <w:shd w:fill="353A7C" w:val="clear"/>
-            <w:tcMar>
-              <w:top w:type="dxa" w:w="80"/>
-              <w:left w:type="dxa" w:w="140"/>
-              <w:bottom w:type="dxa" w:w="80"/>
-              <w:right w:type="dxa" w:w="140"/>
-            </w:tcMar>
-          </w:tcPr>
-          <w:p>
-            <w:pPr>
-              <w:spacing w:before="50" w:after="14"/>
-            </w:pPr>
-            <w:r>
-              <w:rPr>
-                <w:b/>
-                <w:bCs/>
-                <w:color w:val="FFFFFF"/>
-                <w:sz w:val="22"/>
-                <w:szCs w:val="22"/>
-              </w:rPr>
-              <w:t xml:space="preserve">12.6  Extended Example 12A: the June input variance report</w:t>
-            </w:r>
-          </w:p>
-          <w:p>
-            <w:pPr>
-              <w:spacing w:before="0" w:after="46"/>
-            </w:pPr>
-            <w:r>
-              <w:rPr>
-                <w:color w:val="E8EAF6"/>
-                <w:sz w:val="16"/>
-                <w:szCs w:val="16"/>
-              </w:rPr>
-              <w:t xml:space="preserve">Chapter 12 · section 12.6</w:t>
-            </w:r>
-          </w:p>
-        </w:tc>
-      </w:tr>
-    </w:tbl>
-    <w:p/>
-    <w:p>
-      <w:pPr>
-        <w:spacing w:before="10" w:after="40"/>
-      </w:pPr>
-      <w:r>
-        <w:rPr>
-          <w:color w:val="6B7280"/>
-          <w:sz w:val="17"/>
-          <w:szCs w:val="17"/>
-        </w:rPr>
-        <w:t xml:space="preserve">Fill every gap. Each word list holds one word more than there are gaps.</w:t>
-      </w:r>
-    </w:p>
-    <w:p>
-      <w:pPr>
-        <w:spacing w:before="44" w:after="14"/>
-      </w:pPr>
-      <w:r>
-        <w:rPr>
-          <w:b/>
-          <w:bCs/>
-          <w:color w:val="353A7C"/>
-          <w:sz w:val="18"/>
-          <w:szCs w:val="18"/>
-        </w:rPr>
-        <w:t xml:space="preserve">Summary 1</w:t>
-      </w:r>
-      <w:r>
-        <w:rPr>
-          <w:color w:val="6B7280"/>
-          <w:sz w:val="16"/>
-          <w:szCs w:val="16"/>
-        </w:rPr>
-        <w:t xml:space="preserve">      gaps 1–2</w:t>
-      </w:r>
-    </w:p>
-    <w:p>
-      <w:pPr>
-        <w:spacing w:before="20" w:after="20" w:line="360" w:lineRule="auto"/>
-        <w:ind w:left="200"/>
-      </w:pPr>
-      <w:r>
-        <w:rPr>
-          <w:sz w:val="19"/>
-          <w:szCs w:val="19"/>
-        </w:rPr>
-        <w:t xml:space="preserve">This example puts the four </w:t>
-      </w:r>
-      <w:r>
-        <w:rPr>
-          <w:b/>
-          <w:bCs/>
-          <w:color w:val="8186EF"/>
-          <w:sz w:val="15"/>
-          <w:szCs w:val="15"/>
-        </w:rPr>
-        <w:t xml:space="preserve"> (1) </w:t>
-      </w:r>
-      <w:r>
-        <w:rPr>
-          <w:u w:val="single"/>
-          <w:sz w:val="19"/>
-          <w:szCs w:val="19"/>
-        </w:rPr>
-        <w:t xml:space="preserve">           </w:t>
-      </w:r>
-      <w:r>
-        <w:rPr>
-          <w:sz w:val="19"/>
-          <w:szCs w:val="19"/>
-        </w:rPr>
-        <w:t xml:space="preserve"> </w:t>
-      </w:r>
-      <w:r>
-        <w:rPr>
-          <w:sz w:val="19"/>
-          <w:szCs w:val="19"/>
-        </w:rPr>
-        <w:t xml:space="preserve"> into the report the division sends to head office. </w:t>
-      </w:r>
-      <w:r>
-        <w:rPr>
-          <w:sz w:val="19"/>
-          <w:szCs w:val="19"/>
-        </w:rPr>
-        <w:t xml:space="preserve">The four together come to $14,568 </w:t>
-      </w:r>
-      <w:r>
-        <w:rPr>
-          <w:b/>
-          <w:bCs/>
-          <w:color w:val="8186EF"/>
-          <w:sz w:val="15"/>
-          <w:szCs w:val="15"/>
-        </w:rPr>
-        <w:t xml:space="preserve"> (2) </w:t>
-      </w:r>
-      <w:r>
-        <w:rPr>
-          <w:u w:val="single"/>
-          <w:sz w:val="19"/>
-          <w:szCs w:val="19"/>
-        </w:rPr>
-        <w:t xml:space="preserve">             </w:t>
-      </w:r>
-      <w:r>
-        <w:rPr>
-          <w:sz w:val="19"/>
-          <w:szCs w:val="19"/>
-        </w:rPr>
-        <w:t xml:space="preserve"> </w:t>
-      </w:r>
-      <w:r>
-        <w:rPr>
-          <w:sz w:val="19"/>
-          <w:szCs w:val="19"/>
-        </w:rPr>
-        <w:t xml:space="preserve">. </w:t>
-      </w:r>
-    </w:p>
-    <w:tbl>
-      <w:tblPr>
-        <w:tblW w:type="pct" w:w="100%"/>
-        <w:tblLayout w:type="fixed"/>
-        <w:tblBorders>
-          <w:top w:val="single" w:color="FBFAF6" w:sz="4"/>
-          <w:left w:val="single" w:color="FBFAF6" w:sz="4"/>
-          <w:bottom w:val="single" w:color="FBFAF6" w:sz="4"/>
-          <w:right w:val="single" w:color="FBFAF6" w:sz="4"/>
-          <w:insideH w:val="single" w:color="FBFAF6" w:sz="4"/>
-          <w:insideV w:val="single" w:color="FBFAF6" w:sz="4"/>
-        </w:tblBorders>
-      </w:tblPr>
-      <w:tblGrid>
-        <w:gridCol w:w="9600"/>
-      </w:tblGrid>
-      <w:tr>
-        <w:tc>
-          <w:tcPr>
-            <w:tcW w:type="pct" w:w="5000"/>
-            <w:shd w:fill="FBFAF6" w:val="clear"/>
-            <w:tcMar>
-              <w:top w:type="dxa" w:w="40"/>
-              <w:left w:type="dxa" w:w="100"/>
-              <w:bottom w:type="dxa" w:w="40"/>
-              <w:right w:type="dxa" w:w="100"/>
-            </w:tcMar>
-          </w:tcPr>
-          <w:p>
-            <w:pPr>
-              <w:spacing w:before="18" w:after="6"/>
-            </w:pPr>
-            <w:r>
-              <w:rPr>
-                <w:b/>
-                <w:bCs/>
-                <w:color w:val="6B7280"/>
-                <w:sz w:val="14"/>
-                <w:szCs w:val="14"/>
-              </w:rPr>
-              <w:t xml:space="preserve">word list</w:t>
-            </w:r>
-          </w:p>
-          <w:p>
-            <w:pPr>
-              <w:spacing w:before="0" w:after="18"/>
-            </w:pPr>
-            <w:r>
-              <w:rPr>
-                <w:b/>
-                <w:bCs/>
-                <w:color w:val="353A7C"/>
-                <w:sz w:val="16"/>
-                <w:szCs w:val="16"/>
-              </w:rPr>
-              <w:t xml:space="preserve">identified   ·   unfavorable   ·   variances</w:t>
-            </w:r>
-          </w:p>
-        </w:tc>
-      </w:tr>
-    </w:tbl>
-    <w:p/>
-    <w:p>
-      <w:pPr>
-        <w:spacing w:before="44" w:after="10"/>
-      </w:pPr>
-      <w:r>
-        <w:rPr>
-          <w:b/>
-          <w:bCs/>
-          <w:color w:val="353A7C"/>
-          <w:sz w:val="18"/>
-          <w:szCs w:val="18"/>
-        </w:rPr>
-        <w:t xml:space="preserve">Extended Example: the June input variance report</w:t>
       </w:r>
     </w:p>
     <w:p>
@@ -10338,7 +8778,1635 @@
                 <w:sz w:val="16"/>
                 <w:szCs w:val="16"/>
               </w:rPr>
-              <w:t xml:space="preserve">Concentrate usage   ·   Concentrate price</w:t>
+              <w:t xml:space="preserve">Labor efficiency   ·   Material usage</w:t>
+            </w:r>
+          </w:p>
+        </w:tc>
+      </w:tr>
+    </w:tbl>
+    <w:p/>
+    <w:p>
+      <w:pPr>
+        <w:spacing w:before="44" w:after="14"/>
+      </w:pPr>
+      <w:r>
+        <w:rPr>
+          <w:b/>
+          <w:bCs/>
+          <w:color w:val="353A7C"/>
+          <w:sz w:val="18"/>
+          <w:szCs w:val="18"/>
+        </w:rPr>
+        <w:t xml:space="preserve">Summary 1</w:t>
+      </w:r>
+      <w:r>
+        <w:rPr>
+          <w:color w:val="6B7280"/>
+          <w:sz w:val="16"/>
+          <w:szCs w:val="16"/>
+        </w:rPr>
+        <w:t xml:space="preserve">      gaps 2–3</w:t>
+      </w:r>
+    </w:p>
+    <w:p>
+      <w:pPr>
+        <w:spacing w:before="20" w:after="20" w:line="360" w:lineRule="auto"/>
+        <w:ind w:left="200"/>
+      </w:pPr>
+      <w:r>
+        <w:rPr>
+          <w:sz w:val="19"/>
+          <w:szCs w:val="19"/>
+        </w:rPr>
+        <w:t xml:space="preserve">Ownership is a </w:t>
+      </w:r>
+      <w:r>
+        <w:rPr>
+          <w:b/>
+          <w:bCs/>
+          <w:color w:val="8186EF"/>
+          <w:sz w:val="15"/>
+          <w:szCs w:val="15"/>
+        </w:rPr>
+        <w:t xml:space="preserve"> (2) </w:t>
+      </w:r>
+      <w:r>
+        <w:rPr>
+          <w:u w:val="single"/>
+          <w:sz w:val="19"/>
+          <w:szCs w:val="19"/>
+        </w:rPr>
+        <w:t xml:space="preserve">           </w:t>
+      </w:r>
+      <w:r>
+        <w:rPr>
+          <w:sz w:val="19"/>
+          <w:szCs w:val="19"/>
+        </w:rPr>
+        <w:t xml:space="preserve"> </w:t>
+      </w:r>
+      <w:r>
+        <w:rPr>
+          <w:sz w:val="19"/>
+          <w:szCs w:val="19"/>
+        </w:rPr>
+        <w:t xml:space="preserve"> point, not a rule. </w:t>
+      </w:r>
+      <w:r>
+        <w:rPr>
+          <w:sz w:val="19"/>
+          <w:szCs w:val="19"/>
+        </w:rPr>
+        <w:t xml:space="preserve">If purchasing buys cheaper, </w:t>
+      </w:r>
+      <w:r>
+        <w:rPr>
+          <w:b/>
+          <w:bCs/>
+          <w:color w:val="8186EF"/>
+          <w:sz w:val="15"/>
+          <w:szCs w:val="15"/>
+        </w:rPr>
+        <w:t xml:space="preserve"> (3) </w:t>
+      </w:r>
+      <w:r>
+        <w:rPr>
+          <w:u w:val="single"/>
+          <w:sz w:val="19"/>
+          <w:szCs w:val="19"/>
+        </w:rPr>
+        <w:t xml:space="preserve">             </w:t>
+      </w:r>
+      <w:r>
+        <w:rPr>
+          <w:sz w:val="19"/>
+          <w:szCs w:val="19"/>
+        </w:rPr>
+        <w:t xml:space="preserve"> </w:t>
+      </w:r>
+      <w:r>
+        <w:rPr>
+          <w:sz w:val="19"/>
+          <w:szCs w:val="19"/>
+        </w:rPr>
+        <w:t xml:space="preserve"> concentrate, the price variance is favorable and the usage variance unfavorable, and the plant manager is not to blame. </w:t>
+      </w:r>
+    </w:p>
+    <w:tbl>
+      <w:tblPr>
+        <w:tblW w:type="pct" w:w="100%"/>
+        <w:tblLayout w:type="fixed"/>
+        <w:tblBorders>
+          <w:top w:val="single" w:color="FBFAF6" w:sz="4"/>
+          <w:left w:val="single" w:color="FBFAF6" w:sz="4"/>
+          <w:bottom w:val="single" w:color="FBFAF6" w:sz="4"/>
+          <w:right w:val="single" w:color="FBFAF6" w:sz="4"/>
+          <w:insideH w:val="single" w:color="FBFAF6" w:sz="4"/>
+          <w:insideV w:val="single" w:color="FBFAF6" w:sz="4"/>
+        </w:tblBorders>
+      </w:tblPr>
+      <w:tblGrid>
+        <w:gridCol w:w="9600"/>
+      </w:tblGrid>
+      <w:tr>
+        <w:tc>
+          <w:tcPr>
+            <w:tcW w:type="pct" w:w="5000"/>
+            <w:shd w:fill="FBFAF6" w:val="clear"/>
+            <w:tcMar>
+              <w:top w:type="dxa" w:w="40"/>
+              <w:left w:type="dxa" w:w="100"/>
+              <w:bottom w:type="dxa" w:w="40"/>
+              <w:right w:type="dxa" w:w="100"/>
+            </w:tcMar>
+          </w:tcPr>
+          <w:p>
+            <w:pPr>
+              <w:spacing w:before="18" w:after="6"/>
+            </w:pPr>
+            <w:r>
+              <w:rPr>
+                <w:b/>
+                <w:bCs/>
+                <w:color w:val="6B7280"/>
+                <w:sz w:val="14"/>
+                <w:szCs w:val="14"/>
+              </w:rPr>
+              <w:t xml:space="preserve">word list</w:t>
+            </w:r>
+          </w:p>
+          <w:p>
+            <w:pPr>
+              <w:spacing w:before="0" w:after="18"/>
+            </w:pPr>
+            <w:r>
+              <w:rPr>
+                <w:b/>
+                <w:bCs/>
+                <w:color w:val="353A7C"/>
+                <w:sz w:val="16"/>
+                <w:szCs w:val="16"/>
+              </w:rPr>
+              <w:t xml:space="preserve">someone   ·   lower-grade   ·   starting</w:t>
+            </w:r>
+          </w:p>
+        </w:tc>
+      </w:tr>
+    </w:tbl>
+    <w:p/>
+    <w:tbl>
+      <w:tblPr>
+        <w:tblW w:type="pct" w:w="100%"/>
+        <w:tblLayout w:type="fixed"/>
+        <w:tblBorders>
+          <w:top w:val="single" w:color="353A7C" w:sz="6"/>
+          <w:left w:val="single" w:color="353A7C" w:sz="6"/>
+          <w:bottom w:val="single" w:color="353A7C" w:sz="6"/>
+          <w:right w:val="single" w:color="353A7C" w:sz="6"/>
+          <w:insideH w:val="single" w:color="353A7C" w:sz="6"/>
+          <w:insideV w:val="single" w:color="353A7C" w:sz="6"/>
+        </w:tblBorders>
+      </w:tblPr>
+      <w:tblGrid>
+        <w:gridCol w:w="3921"/>
+        <w:gridCol w:w="1455"/>
+        <w:gridCol w:w="4224"/>
+      </w:tblGrid>
+      <w:tr>
+        <w:tc>
+          <w:tcPr>
+            <w:tcW w:type="pct" w:w="5000"/>
+            <w:gridSpan w:val="3"/>
+            <w:shd w:fill="353A7C" w:val="clear"/>
+            <w:tcMar>
+              <w:top w:type="dxa" w:w="60"/>
+              <w:left w:type="dxa" w:w="120"/>
+              <w:bottom w:type="dxa" w:w="60"/>
+              <w:right w:type="dxa" w:w="120"/>
+            </w:tcMar>
+          </w:tcPr>
+          <w:p>
+            <w:pPr>
+              <w:spacing w:before="40" w:after="40"/>
+            </w:pPr>
+            <w:r>
+              <w:rPr>
+                <w:b/>
+                <w:bCs/>
+                <w:color w:val="FFFFFF"/>
+                <w:sz w:val="17"/>
+                <w:szCs w:val="17"/>
+              </w:rPr>
+              <w:t xml:space="preserve">Decisions that move two variances at once</w:t>
+            </w:r>
+          </w:p>
+        </w:tc>
+      </w:tr>
+      <w:tr>
+        <w:tc>
+          <w:tcPr>
+            <w:tcW w:type="pct" w:w="2042"/>
+            <w:shd w:fill="353A7C" w:val="clear"/>
+            <w:tcMar>
+              <w:top w:type="dxa" w:w="50"/>
+              <w:left w:type="dxa" w:w="110"/>
+              <w:bottom w:type="dxa" w:w="50"/>
+              <w:right w:type="dxa" w:w="110"/>
+            </w:tcMar>
+          </w:tcPr>
+          <w:p>
+            <w:pPr>
+              <w:spacing w:before="30" w:after="30"/>
+            </w:pPr>
+            <w:r>
+              <w:rPr>
+                <w:b/>
+                <w:bCs/>
+                <w:color w:val="FFFFFF"/>
+                <w:sz w:val="15"/>
+                <w:szCs w:val="15"/>
+              </w:rPr>
+              <w:t xml:space="preserve">Decision</w:t>
+            </w:r>
+          </w:p>
+        </w:tc>
+        <w:tc>
+          <w:tcPr>
+            <w:tcW w:type="pct" w:w="758"/>
+            <w:shd w:fill="353A7C" w:val="clear"/>
+            <w:tcMar>
+              <w:top w:type="dxa" w:w="50"/>
+              <w:left w:type="dxa" w:w="110"/>
+              <w:bottom w:type="dxa" w:w="50"/>
+              <w:right w:type="dxa" w:w="110"/>
+            </w:tcMar>
+          </w:tcPr>
+          <w:p>
+            <w:pPr>
+              <w:spacing w:before="30" w:after="30"/>
+            </w:pPr>
+            <w:r>
+              <w:rPr>
+                <w:b/>
+                <w:bCs/>
+                <w:color w:val="FFFFFF"/>
+                <w:sz w:val="15"/>
+                <w:szCs w:val="15"/>
+              </w:rPr>
+              <w:t xml:space="preserve">First effect</w:t>
+            </w:r>
+          </w:p>
+        </w:tc>
+        <w:tc>
+          <w:tcPr>
+            <w:tcW w:type="pct" w:w="2200"/>
+            <w:shd w:fill="353A7C" w:val="clear"/>
+            <w:tcMar>
+              <w:top w:type="dxa" w:w="50"/>
+              <w:left w:type="dxa" w:w="110"/>
+              <w:bottom w:type="dxa" w:w="50"/>
+              <w:right w:type="dxa" w:w="110"/>
+            </w:tcMar>
+          </w:tcPr>
+          <w:p>
+            <w:pPr>
+              <w:spacing w:before="30" w:after="30"/>
+            </w:pPr>
+            <w:r>
+              <w:rPr>
+                <w:b/>
+                <w:bCs/>
+                <w:color w:val="FFFFFF"/>
+                <w:sz w:val="15"/>
+                <w:szCs w:val="15"/>
+              </w:rPr>
+              <w:t xml:space="preserve">Likely second effect</w:t>
+            </w:r>
+          </w:p>
+        </w:tc>
+      </w:tr>
+      <w:tr>
+        <w:tc>
+          <w:tcPr>
+            <w:tcW w:type="pct" w:w="2042"/>
+            <w:tcMar>
+              <w:top w:type="dxa" w:w="50"/>
+              <w:left w:type="dxa" w:w="110"/>
+              <w:bottom w:type="dxa" w:w="50"/>
+              <w:right w:type="dxa" w:w="110"/>
+            </w:tcMar>
+          </w:tcPr>
+          <w:p>
+            <w:pPr>
+              <w:spacing w:before="28" w:after="28"/>
+            </w:pPr>
+            <w:r>
+              <w:rPr>
+                <w:sz w:val="15"/>
+                <w:szCs w:val="15"/>
+              </w:rPr>
+              <w:t xml:space="preserve">Buying cheaper, lower-grade concentrate</w:t>
+            </w:r>
+          </w:p>
+        </w:tc>
+        <w:tc>
+          <w:tcPr>
+            <w:tcW w:type="pct" w:w="758"/>
+            <w:shd w:fill="FFFFFF" w:val="clear"/>
+            <w:tcMar>
+              <w:top w:type="dxa" w:w="50"/>
+              <w:left w:type="dxa" w:w="110"/>
+              <w:bottom w:type="dxa" w:w="50"/>
+              <w:right w:type="dxa" w:w="110"/>
+            </w:tcMar>
+          </w:tcPr>
+          <w:p>
+            <w:pPr>
+              <w:spacing w:before="46" w:after="46"/>
+            </w:pPr>
+            <w:r>
+              <w:rPr>
+                <w:b/>
+                <w:bCs/>
+                <w:color w:val="8186EF"/>
+                <w:sz w:val="14"/>
+                <w:szCs w:val="14"/>
+              </w:rPr>
+              <w:t xml:space="preserve">(4)</w:t>
+            </w:r>
+          </w:p>
+        </w:tc>
+        <w:tc>
+          <w:tcPr>
+            <w:tcW w:type="pct" w:w="2200"/>
+            <w:tcMar>
+              <w:top w:type="dxa" w:w="50"/>
+              <w:left w:type="dxa" w:w="110"/>
+              <w:bottom w:type="dxa" w:w="50"/>
+              <w:right w:type="dxa" w:w="110"/>
+            </w:tcMar>
+          </w:tcPr>
+          <w:p>
+            <w:pPr>
+              <w:spacing w:before="28" w:after="28"/>
+            </w:pPr>
+            <w:r>
+              <w:rPr>
+                <w:sz w:val="15"/>
+                <w:szCs w:val="15"/>
+              </w:rPr>
+              <w:t xml:space="preserve">Usage unfavorable: more spillage and rework</w:t>
+            </w:r>
+          </w:p>
+        </w:tc>
+      </w:tr>
+      <w:tr>
+        <w:tc>
+          <w:tcPr>
+            <w:tcW w:type="pct" w:w="2042"/>
+            <w:shd w:fill="FBFAF6" w:val="clear"/>
+            <w:tcMar>
+              <w:top w:type="dxa" w:w="50"/>
+              <w:left w:type="dxa" w:w="110"/>
+              <w:bottom w:type="dxa" w:w="50"/>
+              <w:right w:type="dxa" w:w="110"/>
+            </w:tcMar>
+          </w:tcPr>
+          <w:p>
+            <w:pPr>
+              <w:spacing w:before="28" w:after="28"/>
+            </w:pPr>
+            <w:r>
+              <w:rPr>
+                <w:sz w:val="15"/>
+                <w:szCs w:val="15"/>
+              </w:rPr>
+              <w:t xml:space="preserve">Using less-skilled operators</w:t>
+            </w:r>
+          </w:p>
+        </w:tc>
+        <w:tc>
+          <w:tcPr>
+            <w:tcW w:type="pct" w:w="758"/>
+            <w:shd w:fill="FBFAF6" w:val="clear"/>
+            <w:tcMar>
+              <w:top w:type="dxa" w:w="50"/>
+              <w:left w:type="dxa" w:w="110"/>
+              <w:bottom w:type="dxa" w:w="50"/>
+              <w:right w:type="dxa" w:w="110"/>
+            </w:tcMar>
+          </w:tcPr>
+          <w:p>
+            <w:pPr>
+              <w:spacing w:before="28" w:after="28"/>
+            </w:pPr>
+            <w:r>
+              <w:rPr>
+                <w:sz w:val="15"/>
+                <w:szCs w:val="15"/>
+              </w:rPr>
+              <w:t xml:space="preserve">Rate favorable</w:t>
+            </w:r>
+          </w:p>
+        </w:tc>
+        <w:tc>
+          <w:tcPr>
+            <w:tcW w:type="pct" w:w="2200"/>
+            <w:shd w:fill="FBFAF6" w:val="clear"/>
+            <w:tcMar>
+              <w:top w:type="dxa" w:w="50"/>
+              <w:left w:type="dxa" w:w="110"/>
+              <w:bottom w:type="dxa" w:w="50"/>
+              <w:right w:type="dxa" w:w="110"/>
+            </w:tcMar>
+          </w:tcPr>
+          <w:p>
+            <w:pPr>
+              <w:spacing w:before="28" w:after="28"/>
+            </w:pPr>
+            <w:r>
+              <w:rPr>
+                <w:sz w:val="15"/>
+                <w:szCs w:val="15"/>
+              </w:rPr>
+              <w:t xml:space="preserve"/>
+            </w:r>
+            <w:r>
+              <w:rPr>
+                <w:b/>
+                <w:bCs/>
+                <w:color w:val="8186EF"/>
+                <w:sz w:val="14"/>
+                <w:szCs w:val="14"/>
+              </w:rPr>
+              <w:t xml:space="preserve"> (5) </w:t>
+            </w:r>
+            <w:r>
+              <w:rPr>
+                <w:u w:val="single"/>
+                <w:sz w:val="15"/>
+                <w:szCs w:val="15"/>
+              </w:rPr>
+              <w:t xml:space="preserve">              </w:t>
+            </w:r>
+            <w:r>
+              <w:rPr>
+                <w:sz w:val="15"/>
+                <w:szCs w:val="15"/>
+              </w:rPr>
+              <w:t xml:space="preserve"> </w:t>
+            </w:r>
+            <w:r>
+              <w:rPr>
+                <w:sz w:val="15"/>
+                <w:szCs w:val="15"/>
+              </w:rPr>
+              <w:t xml:space="preserve">: more hours needed</w:t>
+            </w:r>
+          </w:p>
+        </w:tc>
+      </w:tr>
+      <w:tr>
+        <w:tc>
+          <w:tcPr>
+            <w:tcW w:type="pct" w:w="2042"/>
+            <w:tcMar>
+              <w:top w:type="dxa" w:w="50"/>
+              <w:left w:type="dxa" w:w="110"/>
+              <w:bottom w:type="dxa" w:w="50"/>
+              <w:right w:type="dxa" w:w="110"/>
+            </w:tcMar>
+          </w:tcPr>
+          <w:p>
+            <w:pPr>
+              <w:spacing w:before="28" w:after="28"/>
+            </w:pPr>
+            <w:r>
+              <w:rPr>
+                <w:sz w:val="15"/>
+                <w:szCs w:val="15"/>
+              </w:rPr>
+              <w:t xml:space="preserve">Rushing a delivery by air</w:t>
+            </w:r>
+          </w:p>
+        </w:tc>
+        <w:tc>
+          <w:tcPr>
+            <w:tcW w:type="pct" w:w="758"/>
+            <w:shd w:fill="FFFFFF" w:val="clear"/>
+            <w:tcMar>
+              <w:top w:type="dxa" w:w="50"/>
+              <w:left w:type="dxa" w:w="110"/>
+              <w:bottom w:type="dxa" w:w="50"/>
+              <w:right w:type="dxa" w:w="110"/>
+            </w:tcMar>
+          </w:tcPr>
+          <w:p>
+            <w:pPr>
+              <w:spacing w:before="46" w:after="46"/>
+            </w:pPr>
+            <w:r>
+              <w:rPr>
+                <w:b/>
+                <w:bCs/>
+                <w:color w:val="8186EF"/>
+                <w:sz w:val="14"/>
+                <w:szCs w:val="14"/>
+              </w:rPr>
+              <w:t xml:space="preserve">(6)</w:t>
+            </w:r>
+          </w:p>
+        </w:tc>
+        <w:tc>
+          <w:tcPr>
+            <w:tcW w:type="pct" w:w="2200"/>
+            <w:tcMar>
+              <w:top w:type="dxa" w:w="50"/>
+              <w:left w:type="dxa" w:w="110"/>
+              <w:bottom w:type="dxa" w:w="50"/>
+              <w:right w:type="dxa" w:w="110"/>
+            </w:tcMar>
+          </w:tcPr>
+          <w:p>
+            <w:pPr>
+              <w:spacing w:before="28" w:after="28"/>
+            </w:pPr>
+            <w:r>
+              <w:rPr>
+                <w:sz w:val="15"/>
+                <w:szCs w:val="15"/>
+              </w:rPr>
+              <w:t xml:space="preserve">Usage unchanged, but the plant keeps running</w:t>
+            </w:r>
+          </w:p>
+        </w:tc>
+      </w:tr>
+      <w:tr>
+        <w:tc>
+          <w:tcPr>
+            <w:tcW w:type="pct" w:w="2042"/>
+            <w:shd w:fill="FBFAF6" w:val="clear"/>
+            <w:tcMar>
+              <w:top w:type="dxa" w:w="50"/>
+              <w:left w:type="dxa" w:w="110"/>
+              <w:bottom w:type="dxa" w:w="50"/>
+              <w:right w:type="dxa" w:w="110"/>
+            </w:tcMar>
+          </w:tcPr>
+          <w:p>
+            <w:pPr>
+              <w:spacing w:before="28" w:after="28"/>
+            </w:pPr>
+            <w:r>
+              <w:rPr>
+                <w:sz w:val="15"/>
+                <w:szCs w:val="15"/>
+              </w:rPr>
+              <w:t xml:space="preserve">Overtime to meet the summer peak</w:t>
+            </w:r>
+          </w:p>
+        </w:tc>
+        <w:tc>
+          <w:tcPr>
+            <w:tcW w:type="pct" w:w="758"/>
+            <w:shd w:fill="FFFFFF" w:val="clear"/>
+            <w:tcMar>
+              <w:top w:type="dxa" w:w="50"/>
+              <w:left w:type="dxa" w:w="110"/>
+              <w:bottom w:type="dxa" w:w="50"/>
+              <w:right w:type="dxa" w:w="110"/>
+            </w:tcMar>
+          </w:tcPr>
+          <w:p>
+            <w:pPr>
+              <w:spacing w:before="46" w:after="46"/>
+            </w:pPr>
+            <w:r>
+              <w:rPr>
+                <w:b/>
+                <w:bCs/>
+                <w:color w:val="8186EF"/>
+                <w:sz w:val="14"/>
+                <w:szCs w:val="14"/>
+              </w:rPr>
+              <w:t xml:space="preserve">(7)</w:t>
+            </w:r>
+          </w:p>
+        </w:tc>
+        <w:tc>
+          <w:tcPr>
+            <w:tcW w:type="pct" w:w="2200"/>
+            <w:shd w:fill="FBFAF6" w:val="clear"/>
+            <w:tcMar>
+              <w:top w:type="dxa" w:w="50"/>
+              <w:left w:type="dxa" w:w="110"/>
+              <w:bottom w:type="dxa" w:w="50"/>
+              <w:right w:type="dxa" w:w="110"/>
+            </w:tcMar>
+          </w:tcPr>
+          <w:p>
+            <w:pPr>
+              <w:spacing w:before="28" w:after="28"/>
+            </w:pPr>
+            <w:r>
+              <w:rPr>
+                <w:sz w:val="15"/>
+                <w:szCs w:val="15"/>
+              </w:rPr>
+              <w:t xml:space="preserve">Efficiency may improve: experienced staff work the extra hours</w:t>
+            </w:r>
+          </w:p>
+        </w:tc>
+      </w:tr>
+    </w:tbl>
+    <w:p/>
+    <w:tbl>
+      <w:tblPr>
+        <w:tblW w:type="pct" w:w="100%"/>
+        <w:tblLayout w:type="fixed"/>
+        <w:tblBorders>
+          <w:top w:val="single" w:color="FBFAF6" w:sz="4"/>
+          <w:left w:val="single" w:color="FBFAF6" w:sz="4"/>
+          <w:bottom w:val="single" w:color="FBFAF6" w:sz="4"/>
+          <w:right w:val="single" w:color="FBFAF6" w:sz="4"/>
+          <w:insideH w:val="single" w:color="FBFAF6" w:sz="4"/>
+          <w:insideV w:val="single" w:color="FBFAF6" w:sz="4"/>
+        </w:tblBorders>
+      </w:tblPr>
+      <w:tblGrid>
+        <w:gridCol w:w="9600"/>
+      </w:tblGrid>
+      <w:tr>
+        <w:tc>
+          <w:tcPr>
+            <w:tcW w:type="pct" w:w="5000"/>
+            <w:shd w:fill="FBFAF6" w:val="clear"/>
+            <w:tcMar>
+              <w:top w:type="dxa" w:w="40"/>
+              <w:left w:type="dxa" w:w="100"/>
+              <w:bottom w:type="dxa" w:w="40"/>
+              <w:right w:type="dxa" w:w="100"/>
+            </w:tcMar>
+          </w:tcPr>
+          <w:p>
+            <w:pPr>
+              <w:spacing w:before="18" w:after="6"/>
+            </w:pPr>
+            <w:r>
+              <w:rPr>
+                <w:b/>
+                <w:bCs/>
+                <w:color w:val="6B7280"/>
+                <w:sz w:val="14"/>
+                <w:szCs w:val="14"/>
+              </w:rPr>
+              <w:t xml:space="preserve">word list</w:t>
+            </w:r>
+          </w:p>
+          <w:p>
+            <w:pPr>
+              <w:spacing w:before="0" w:after="18"/>
+            </w:pPr>
+            <w:r>
+              <w:rPr>
+                <w:b/>
+                <w:bCs/>
+                <w:color w:val="353A7C"/>
+                <w:sz w:val="16"/>
+                <w:szCs w:val="16"/>
+              </w:rPr>
+              <w:t xml:space="preserve">Price unfavorable   ·   Efficiency unfavorable   ·   Rate unfavorable   ·   Rate favorable   ·   Price favorable</w:t>
+            </w:r>
+          </w:p>
+        </w:tc>
+      </w:tr>
+    </w:tbl>
+    <w:p/>
+    <w:tbl>
+      <w:tblPr>
+        <w:tblW w:type="pct" w:w="100%"/>
+        <w:tblLayout w:type="fixed"/>
+        <w:tblBorders>
+          <w:top w:val="single" w:color="353A7C" w:sz="4"/>
+          <w:left w:val="single" w:color="353A7C" w:sz="4"/>
+          <w:bottom w:val="single" w:color="353A7C" w:sz="4"/>
+          <w:right w:val="single" w:color="353A7C" w:sz="4"/>
+          <w:insideH w:val="single" w:color="353A7C" w:sz="4"/>
+          <w:insideV w:val="single" w:color="353A7C" w:sz="4"/>
+        </w:tblBorders>
+      </w:tblPr>
+      <w:tblGrid>
+        <w:gridCol w:w="9600"/>
+      </w:tblGrid>
+      <w:tr>
+        <w:tc>
+          <w:tcPr>
+            <w:tcW w:type="pct" w:w="5000"/>
+            <w:shd w:fill="F2F4FB" w:val="clear"/>
+            <w:tcMar>
+              <w:top w:type="dxa" w:w="50"/>
+              <w:left w:type="dxa" w:w="110"/>
+              <w:bottom w:type="dxa" w:w="50"/>
+              <w:right w:type="dxa" w:w="110"/>
+            </w:tcMar>
+          </w:tcPr>
+          <w:p>
+            <w:pPr>
+              <w:spacing w:before="30" w:after="30"/>
+            </w:pPr>
+            <w:r>
+              <w:rPr>
+                <w:b/>
+                <w:bCs/>
+                <w:color w:val="353A7C"/>
+                <w:sz w:val="19"/>
+                <w:szCs w:val="19"/>
+              </w:rPr>
+              <w:t xml:space="preserve">Read the pair, not the single variance</w:t>
+            </w:r>
+          </w:p>
+        </w:tc>
+      </w:tr>
+    </w:tbl>
+    <w:p/>
+    <w:p>
+      <w:pPr>
+        <w:spacing w:before="44" w:after="14"/>
+      </w:pPr>
+      <w:r>
+        <w:rPr>
+          <w:b/>
+          <w:bCs/>
+          <w:color w:val="353A7C"/>
+          <w:sz w:val="18"/>
+          <w:szCs w:val="18"/>
+        </w:rPr>
+        <w:t xml:space="preserve">Summary 2</w:t>
+      </w:r>
+      <w:r>
+        <w:rPr>
+          <w:color w:val="6B7280"/>
+          <w:sz w:val="16"/>
+          <w:szCs w:val="16"/>
+        </w:rPr>
+        <w:t xml:space="preserve">      gaps 8–9</w:t>
+      </w:r>
+    </w:p>
+    <w:p>
+      <w:pPr>
+        <w:spacing w:before="20" w:after="20" w:line="360" w:lineRule="auto"/>
+        <w:ind w:left="200"/>
+      </w:pPr>
+      <w:r>
+        <w:rPr>
+          <w:sz w:val="19"/>
+          <w:szCs w:val="19"/>
+        </w:rPr>
+        <w:t xml:space="preserve">A favorable price variance beside an </w:t>
+      </w:r>
+      <w:r>
+        <w:rPr>
+          <w:b/>
+          <w:bCs/>
+          <w:color w:val="8186EF"/>
+          <w:sz w:val="15"/>
+          <w:szCs w:val="15"/>
+        </w:rPr>
+        <w:t xml:space="preserve"> (8) </w:t>
+      </w:r>
+      <w:r>
+        <w:rPr>
+          <w:u w:val="single"/>
+          <w:sz w:val="19"/>
+          <w:szCs w:val="19"/>
+        </w:rPr>
+        <w:t xml:space="preserve">             </w:t>
+      </w:r>
+      <w:r>
+        <w:rPr>
+          <w:sz w:val="19"/>
+          <w:szCs w:val="19"/>
+        </w:rPr>
+        <w:t xml:space="preserve"> </w:t>
+      </w:r>
+      <w:r>
+        <w:rPr>
+          <w:sz w:val="19"/>
+          <w:szCs w:val="19"/>
+        </w:rPr>
+        <w:t xml:space="preserve"> usage variance usually points to one decision, not two separate results. </w:t>
+      </w:r>
+      <w:r>
+        <w:rPr>
+          <w:sz w:val="19"/>
+          <w:szCs w:val="19"/>
+        </w:rPr>
+        <w:t xml:space="preserve">Judging either one alone gives the wrong </w:t>
+      </w:r>
+      <w:r>
+        <w:rPr>
+          <w:b/>
+          <w:bCs/>
+          <w:color w:val="8186EF"/>
+          <w:sz w:val="15"/>
+          <w:szCs w:val="15"/>
+        </w:rPr>
+        <w:t xml:space="preserve"> (9) </w:t>
+      </w:r>
+      <w:r>
+        <w:rPr>
+          <w:u w:val="single"/>
+          <w:sz w:val="19"/>
+          <w:szCs w:val="19"/>
+        </w:rPr>
+        <w:t xml:space="preserve">            </w:t>
+      </w:r>
+      <w:r>
+        <w:rPr>
+          <w:sz w:val="19"/>
+          <w:szCs w:val="19"/>
+        </w:rPr>
+        <w:t xml:space="preserve"> </w:t>
+      </w:r>
+      <w:r>
+        <w:rPr>
+          <w:sz w:val="19"/>
+          <w:szCs w:val="19"/>
+        </w:rPr>
+        <w:t xml:space="preserve">. </w:t>
+      </w:r>
+    </w:p>
+    <w:tbl>
+      <w:tblPr>
+        <w:tblW w:type="pct" w:w="100%"/>
+        <w:tblLayout w:type="fixed"/>
+        <w:tblBorders>
+          <w:top w:val="single" w:color="FBFAF6" w:sz="4"/>
+          <w:left w:val="single" w:color="FBFAF6" w:sz="4"/>
+          <w:bottom w:val="single" w:color="FBFAF6" w:sz="4"/>
+          <w:right w:val="single" w:color="FBFAF6" w:sz="4"/>
+          <w:insideH w:val="single" w:color="FBFAF6" w:sz="4"/>
+          <w:insideV w:val="single" w:color="FBFAF6" w:sz="4"/>
+        </w:tblBorders>
+      </w:tblPr>
+      <w:tblGrid>
+        <w:gridCol w:w="9600"/>
+      </w:tblGrid>
+      <w:tr>
+        <w:tc>
+          <w:tcPr>
+            <w:tcW w:type="pct" w:w="5000"/>
+            <w:shd w:fill="FBFAF6" w:val="clear"/>
+            <w:tcMar>
+              <w:top w:type="dxa" w:w="40"/>
+              <w:left w:type="dxa" w:w="100"/>
+              <w:bottom w:type="dxa" w:w="40"/>
+              <w:right w:type="dxa" w:w="100"/>
+            </w:tcMar>
+          </w:tcPr>
+          <w:p>
+            <w:pPr>
+              <w:spacing w:before="18" w:after="6"/>
+            </w:pPr>
+            <w:r>
+              <w:rPr>
+                <w:b/>
+                <w:bCs/>
+                <w:color w:val="6B7280"/>
+                <w:sz w:val="14"/>
+                <w:szCs w:val="14"/>
+              </w:rPr>
+              <w:t xml:space="preserve">word list</w:t>
+            </w:r>
+          </w:p>
+          <w:p>
+            <w:pPr>
+              <w:spacing w:before="0" w:after="18"/>
+            </w:pPr>
+            <w:r>
+              <w:rPr>
+                <w:b/>
+                <w:bCs/>
+                <w:color w:val="353A7C"/>
+                <w:sz w:val="16"/>
+                <w:szCs w:val="16"/>
+              </w:rPr>
+              <w:t xml:space="preserve">Judging   ·   conclusion   ·   unfavorable</w:t>
+            </w:r>
+          </w:p>
+        </w:tc>
+      </w:tr>
+    </w:tbl>
+    <w:p/>
+    <w:p>
+      <w:pPr>
+        <w:sectPr>
+          <w:headerReference w:type="default" r:id="rIdHdr9"/>
+          <w:pgSz w:w="11906" w:h="16838" w:orient="portrait"/>
+          <w:pgMar w:top="1180" w:right="1000" w:bottom="900" w:left="1000" w:header="708" w:footer="708" w:gutter="0"/>
+          <w:docGrid w:linePitch="360"/>
+          <w:pgNumType w:start="1"/>
+        </w:sectPr>
+      </w:pPr>
+    </w:p>
+    <w:tbl>
+      <w:tblPr>
+        <w:tblW w:type="pct" w:w="100%"/>
+        <w:tblLayout w:type="fixed"/>
+        <w:tblBorders>
+          <w:top w:val="single" w:color="353A7C" w:sz="8"/>
+          <w:left w:val="single" w:color="353A7C" w:sz="8"/>
+          <w:bottom w:val="single" w:color="353A7C" w:sz="8"/>
+          <w:right w:val="single" w:color="353A7C" w:sz="8"/>
+          <w:insideH w:val="single" w:color="353A7C" w:sz="8"/>
+          <w:insideV w:val="single" w:color="353A7C" w:sz="8"/>
+        </w:tblBorders>
+      </w:tblPr>
+      <w:tblGrid>
+        <w:gridCol w:w="9600"/>
+      </w:tblGrid>
+      <w:tr>
+        <w:tc>
+          <w:tcPr>
+            <w:tcW w:type="pct" w:w="5000"/>
+            <w:shd w:fill="353A7C" w:val="clear"/>
+            <w:tcMar>
+              <w:top w:type="dxa" w:w="80"/>
+              <w:left w:type="dxa" w:w="140"/>
+              <w:bottom w:type="dxa" w:w="80"/>
+              <w:right w:type="dxa" w:w="140"/>
+            </w:tcMar>
+          </w:tcPr>
+          <w:p>
+            <w:pPr>
+              <w:spacing w:before="60" w:after="60"/>
+            </w:pPr>
+            <w:r>
+              <w:rPr>
+                <w:b/>
+                <w:bCs/>
+                <w:color w:val="FFFFFF"/>
+                <w:sz w:val="21"/>
+                <w:szCs w:val="21"/>
+              </w:rPr>
+              <w:t xml:space="preserve">Answer key · 12.5  Responsibility and linked variances</w:t>
+            </w:r>
+          </w:p>
+        </w:tc>
+      </w:tr>
+    </w:tbl>
+    <w:p/>
+    <w:tbl>
+      <w:tblPr>
+        <w:tblW w:type="pct" w:w="100%"/>
+        <w:tblLayout w:type="fixed"/>
+      </w:tblPr>
+      <w:tblGrid>
+        <w:gridCol w:w="4800"/>
+        <w:gridCol w:w="4800"/>
+      </w:tblGrid>
+      <w:tr>
+        <w:tc>
+          <w:tcPr>
+            <w:tcW w:type="pct" w:w="2500"/>
+            <w:tcMar>
+              <w:top w:type="dxa" w:w="20"/>
+              <w:left w:type="dxa" w:w="80"/>
+              <w:bottom w:type="dxa" w:w="20"/>
+              <w:right w:type="dxa" w:w="80"/>
+            </w:tcMar>
+          </w:tcPr>
+          <w:p>
+            <w:pPr>
+              <w:spacing w:before="12" w:after="12"/>
+            </w:pPr>
+            <w:r>
+              <w:rPr>
+                <w:b/>
+                <w:bCs/>
+                <w:color w:val="8186EF"/>
+                <w:sz w:val="16"/>
+                <w:szCs w:val="16"/>
+              </w:rPr>
+              <w:t xml:space="preserve">1  </w:t>
+            </w:r>
+            <w:r>
+              <w:rPr>
+                <w:sz w:val="16"/>
+                <w:szCs w:val="16"/>
+              </w:rPr>
+              <w:t xml:space="preserve">Material usage</w:t>
+            </w:r>
+          </w:p>
+        </w:tc>
+        <w:tc>
+          <w:tcPr>
+            <w:tcW w:type="pct" w:w="2500"/>
+            <w:tcMar>
+              <w:top w:type="dxa" w:w="20"/>
+              <w:left w:type="dxa" w:w="80"/>
+              <w:bottom w:type="dxa" w:w="20"/>
+              <w:right w:type="dxa" w:w="80"/>
+            </w:tcMar>
+          </w:tcPr>
+          <w:p>
+            <w:pPr>
+              <w:spacing w:before="12" w:after="12"/>
+            </w:pPr>
+            <w:r>
+              <w:rPr>
+                <w:b/>
+                <w:bCs/>
+                <w:color w:val="8186EF"/>
+                <w:sz w:val="16"/>
+                <w:szCs w:val="16"/>
+              </w:rPr>
+              <w:t xml:space="preserve">6  </w:t>
+            </w:r>
+            <w:r>
+              <w:rPr>
+                <w:sz w:val="16"/>
+                <w:szCs w:val="16"/>
+              </w:rPr>
+              <w:t xml:space="preserve">Price unfavorable</w:t>
+            </w:r>
+          </w:p>
+        </w:tc>
+      </w:tr>
+      <w:tr>
+        <w:tc>
+          <w:tcPr>
+            <w:tcW w:type="pct" w:w="2500"/>
+            <w:tcMar>
+              <w:top w:type="dxa" w:w="20"/>
+              <w:left w:type="dxa" w:w="80"/>
+              <w:bottom w:type="dxa" w:w="20"/>
+              <w:right w:type="dxa" w:w="80"/>
+            </w:tcMar>
+          </w:tcPr>
+          <w:p>
+            <w:pPr>
+              <w:spacing w:before="12" w:after="12"/>
+            </w:pPr>
+            <w:r>
+              <w:rPr>
+                <w:b/>
+                <w:bCs/>
+                <w:color w:val="8186EF"/>
+                <w:sz w:val="16"/>
+                <w:szCs w:val="16"/>
+              </w:rPr>
+              <w:t xml:space="preserve">2  </w:t>
+            </w:r>
+            <w:r>
+              <w:rPr>
+                <w:sz w:val="16"/>
+                <w:szCs w:val="16"/>
+              </w:rPr>
+              <w:t xml:space="preserve">starting</w:t>
+            </w:r>
+          </w:p>
+        </w:tc>
+        <w:tc>
+          <w:tcPr>
+            <w:tcW w:type="pct" w:w="2500"/>
+            <w:tcMar>
+              <w:top w:type="dxa" w:w="20"/>
+              <w:left w:type="dxa" w:w="80"/>
+              <w:bottom w:type="dxa" w:w="20"/>
+              <w:right w:type="dxa" w:w="80"/>
+            </w:tcMar>
+          </w:tcPr>
+          <w:p>
+            <w:pPr>
+              <w:spacing w:before="12" w:after="12"/>
+            </w:pPr>
+            <w:r>
+              <w:rPr>
+                <w:b/>
+                <w:bCs/>
+                <w:color w:val="8186EF"/>
+                <w:sz w:val="16"/>
+                <w:szCs w:val="16"/>
+              </w:rPr>
+              <w:t xml:space="preserve">7  </w:t>
+            </w:r>
+            <w:r>
+              <w:rPr>
+                <w:sz w:val="16"/>
+                <w:szCs w:val="16"/>
+              </w:rPr>
+              <w:t xml:space="preserve">Rate unfavorable</w:t>
+            </w:r>
+          </w:p>
+        </w:tc>
+      </w:tr>
+      <w:tr>
+        <w:tc>
+          <w:tcPr>
+            <w:tcW w:type="pct" w:w="2500"/>
+            <w:tcMar>
+              <w:top w:type="dxa" w:w="20"/>
+              <w:left w:type="dxa" w:w="80"/>
+              <w:bottom w:type="dxa" w:w="20"/>
+              <w:right w:type="dxa" w:w="80"/>
+            </w:tcMar>
+          </w:tcPr>
+          <w:p>
+            <w:pPr>
+              <w:spacing w:before="12" w:after="12"/>
+            </w:pPr>
+            <w:r>
+              <w:rPr>
+                <w:b/>
+                <w:bCs/>
+                <w:color w:val="8186EF"/>
+                <w:sz w:val="16"/>
+                <w:szCs w:val="16"/>
+              </w:rPr>
+              <w:t xml:space="preserve">3  </w:t>
+            </w:r>
+            <w:r>
+              <w:rPr>
+                <w:sz w:val="16"/>
+                <w:szCs w:val="16"/>
+              </w:rPr>
+              <w:t xml:space="preserve">lower-grade</w:t>
+            </w:r>
+          </w:p>
+        </w:tc>
+        <w:tc>
+          <w:tcPr>
+            <w:tcW w:type="pct" w:w="2500"/>
+            <w:tcMar>
+              <w:top w:type="dxa" w:w="20"/>
+              <w:left w:type="dxa" w:w="80"/>
+              <w:bottom w:type="dxa" w:w="20"/>
+              <w:right w:type="dxa" w:w="80"/>
+            </w:tcMar>
+          </w:tcPr>
+          <w:p>
+            <w:pPr>
+              <w:spacing w:before="12" w:after="12"/>
+            </w:pPr>
+            <w:r>
+              <w:rPr>
+                <w:b/>
+                <w:bCs/>
+                <w:color w:val="8186EF"/>
+                <w:sz w:val="16"/>
+                <w:szCs w:val="16"/>
+              </w:rPr>
+              <w:t xml:space="preserve">8  </w:t>
+            </w:r>
+            <w:r>
+              <w:rPr>
+                <w:sz w:val="16"/>
+                <w:szCs w:val="16"/>
+              </w:rPr>
+              <w:t xml:space="preserve">unfavorable</w:t>
+            </w:r>
+          </w:p>
+        </w:tc>
+      </w:tr>
+      <w:tr>
+        <w:tc>
+          <w:tcPr>
+            <w:tcW w:type="pct" w:w="2500"/>
+            <w:tcMar>
+              <w:top w:type="dxa" w:w="20"/>
+              <w:left w:type="dxa" w:w="80"/>
+              <w:bottom w:type="dxa" w:w="20"/>
+              <w:right w:type="dxa" w:w="80"/>
+            </w:tcMar>
+          </w:tcPr>
+          <w:p>
+            <w:pPr>
+              <w:spacing w:before="12" w:after="12"/>
+            </w:pPr>
+            <w:r>
+              <w:rPr>
+                <w:b/>
+                <w:bCs/>
+                <w:color w:val="8186EF"/>
+                <w:sz w:val="16"/>
+                <w:szCs w:val="16"/>
+              </w:rPr>
+              <w:t xml:space="preserve">4  </w:t>
+            </w:r>
+            <w:r>
+              <w:rPr>
+                <w:sz w:val="16"/>
+                <w:szCs w:val="16"/>
+              </w:rPr>
+              <w:t xml:space="preserve">Price favorable</w:t>
+            </w:r>
+          </w:p>
+        </w:tc>
+        <w:tc>
+          <w:tcPr>
+            <w:tcW w:type="pct" w:w="2500"/>
+            <w:tcMar>
+              <w:top w:type="dxa" w:w="20"/>
+              <w:left w:type="dxa" w:w="80"/>
+              <w:bottom w:type="dxa" w:w="20"/>
+              <w:right w:type="dxa" w:w="80"/>
+            </w:tcMar>
+          </w:tcPr>
+          <w:p>
+            <w:pPr>
+              <w:spacing w:before="12" w:after="12"/>
+            </w:pPr>
+            <w:r>
+              <w:rPr>
+                <w:b/>
+                <w:bCs/>
+                <w:color w:val="8186EF"/>
+                <w:sz w:val="16"/>
+                <w:szCs w:val="16"/>
+              </w:rPr>
+              <w:t xml:space="preserve">9  </w:t>
+            </w:r>
+            <w:r>
+              <w:rPr>
+                <w:sz w:val="16"/>
+                <w:szCs w:val="16"/>
+              </w:rPr>
+              <w:t xml:space="preserve">conclusion</w:t>
+            </w:r>
+          </w:p>
+        </w:tc>
+      </w:tr>
+      <w:tr>
+        <w:tc>
+          <w:tcPr>
+            <w:tcW w:type="pct" w:w="2500"/>
+            <w:tcMar>
+              <w:top w:type="dxa" w:w="20"/>
+              <w:left w:type="dxa" w:w="80"/>
+              <w:bottom w:type="dxa" w:w="20"/>
+              <w:right w:type="dxa" w:w="80"/>
+            </w:tcMar>
+          </w:tcPr>
+          <w:p>
+            <w:pPr>
+              <w:spacing w:before="12" w:after="12"/>
+            </w:pPr>
+            <w:r>
+              <w:rPr>
+                <w:b/>
+                <w:bCs/>
+                <w:color w:val="8186EF"/>
+                <w:sz w:val="16"/>
+                <w:szCs w:val="16"/>
+              </w:rPr>
+              <w:t xml:space="preserve">5  </w:t>
+            </w:r>
+            <w:r>
+              <w:rPr>
+                <w:sz w:val="16"/>
+                <w:szCs w:val="16"/>
+              </w:rPr>
+              <w:t xml:space="preserve">Efficiency unfavorable</w:t>
+            </w:r>
+          </w:p>
+        </w:tc>
+        <w:tc>
+          <w:tcPr>
+            <w:tcW w:type="pct" w:w="2500"/>
+            <w:tcMar>
+              <w:top w:type="dxa" w:w="20"/>
+              <w:left w:type="dxa" w:w="80"/>
+              <w:bottom w:type="dxa" w:w="20"/>
+              <w:right w:type="dxa" w:w="80"/>
+            </w:tcMar>
+          </w:tcPr>
+          <w:p>
+            <w:pPr>
+              <w:spacing w:before="24" w:after="24"/>
+            </w:pPr>
+            <w:r>
+              <w:rPr>
+                <w:sz w:val="16"/>
+                <w:szCs w:val="16"/>
+              </w:rPr>
+              <w:t xml:space="preserve"/>
+            </w:r>
+          </w:p>
+        </w:tc>
+      </w:tr>
+    </w:tbl>
+    <w:p/>
+    <w:p>
+      <w:pPr>
+        <w:spacing w:before="50" w:after="14"/>
+      </w:pPr>
+      <w:r>
+        <w:rPr>
+          <w:b/>
+          <w:bCs/>
+          <w:color w:val="353A7C"/>
+          <w:sz w:val="18"/>
+          <w:szCs w:val="18"/>
+        </w:rPr>
+        <w:t xml:space="preserve">the summaries in full</w:t>
+      </w:r>
+    </w:p>
+    <w:p>
+      <w:pPr>
+        <w:spacing w:before="20" w:after="20"/>
+        <w:ind w:left="240" w:hanging="240"/>
+      </w:pPr>
+      <w:r>
+        <w:rPr>
+          <w:b/>
+          <w:bCs/>
+          <w:color w:val="353A7C"/>
+          <w:sz w:val="15"/>
+          <w:szCs w:val="15"/>
+        </w:rPr>
+        <w:t xml:space="preserve">Summary 1   </w:t>
+      </w:r>
+      <w:r>
+        <w:rPr>
+          <w:color w:val="6B7280"/>
+          <w:sz w:val="15"/>
+          <w:szCs w:val="15"/>
+        </w:rPr>
+        <w:t xml:space="preserve">Ownership is a starting point, not a rule. If purchasing buys cheaper, lower-grade concentrate, the price variance is favorable and the usage variance unfavorable, and the plant manager is not to blame.</w:t>
+      </w:r>
+    </w:p>
+    <w:p>
+      <w:pPr>
+        <w:spacing w:before="20" w:after="20"/>
+        <w:ind w:left="240" w:hanging="240"/>
+      </w:pPr>
+      <w:r>
+        <w:rPr>
+          <w:b/>
+          <w:bCs/>
+          <w:color w:val="353A7C"/>
+          <w:sz w:val="15"/>
+          <w:szCs w:val="15"/>
+        </w:rPr>
+        <w:t xml:space="preserve">Summary 2   </w:t>
+      </w:r>
+      <w:r>
+        <w:rPr>
+          <w:color w:val="6B7280"/>
+          <w:sz w:val="15"/>
+          <w:szCs w:val="15"/>
+        </w:rPr>
+        <w:t xml:space="preserve">A favorable price variance beside an unfavorable usage variance usually points to one decision, not two separate results. Judging either one alone gives the wrong conclusion.</w:t>
+      </w:r>
+    </w:p>
+    <w:p>
+      <w:pPr>
+        <w:sectPr>
+          <w:headerReference w:type="default" r:id="rIdHdr10"/>
+          <w:pgSz w:w="11906" w:h="16838" w:orient="portrait"/>
+          <w:pgMar w:top="1180" w:right="1000" w:bottom="900" w:left="1000" w:header="708" w:footer="708" w:gutter="0"/>
+          <w:docGrid w:linePitch="360"/>
+          <w:pgNumType w:start="1"/>
+        </w:sectPr>
+      </w:pPr>
+    </w:p>
+    <w:tbl>
+      <w:tblPr>
+        <w:tblW w:type="pct" w:w="100%"/>
+        <w:tblLayout w:type="fixed"/>
+        <w:tblBorders>
+          <w:top w:val="single" w:color="353A7C" w:sz="8"/>
+          <w:left w:val="single" w:color="353A7C" w:sz="8"/>
+          <w:bottom w:val="single" w:color="353A7C" w:sz="8"/>
+          <w:right w:val="single" w:color="353A7C" w:sz="8"/>
+          <w:insideH w:val="single" w:color="353A7C" w:sz="8"/>
+          <w:insideV w:val="single" w:color="353A7C" w:sz="8"/>
+        </w:tblBorders>
+      </w:tblPr>
+      <w:tblGrid>
+        <w:gridCol w:w="9600"/>
+      </w:tblGrid>
+      <w:tr>
+        <w:tc>
+          <w:tcPr>
+            <w:tcW w:type="pct" w:w="5000"/>
+            <w:shd w:fill="353A7C" w:val="clear"/>
+            <w:tcMar>
+              <w:top w:type="dxa" w:w="80"/>
+              <w:left w:type="dxa" w:w="140"/>
+              <w:bottom w:type="dxa" w:w="80"/>
+              <w:right w:type="dxa" w:w="140"/>
+            </w:tcMar>
+          </w:tcPr>
+          <w:p>
+            <w:pPr>
+              <w:spacing w:before="50" w:after="14"/>
+            </w:pPr>
+            <w:r>
+              <w:rPr>
+                <w:b/>
+                <w:bCs/>
+                <w:color w:val="FFFFFF"/>
+                <w:sz w:val="22"/>
+                <w:szCs w:val="22"/>
+              </w:rPr>
+              <w:t xml:space="preserve">12.6  Extended Example 12A: the June input variance report</w:t>
+            </w:r>
+          </w:p>
+          <w:p>
+            <w:pPr>
+              <w:spacing w:before="0" w:after="46"/>
+            </w:pPr>
+            <w:r>
+              <w:rPr>
+                <w:color w:val="E8EAF6"/>
+                <w:sz w:val="16"/>
+                <w:szCs w:val="16"/>
+              </w:rPr>
+              <w:t xml:space="preserve">Chapter 12 · section 12.6</w:t>
+            </w:r>
+          </w:p>
+        </w:tc>
+      </w:tr>
+    </w:tbl>
+    <w:p/>
+    <w:p>
+      <w:pPr>
+        <w:spacing w:before="10" w:after="40"/>
+      </w:pPr>
+      <w:r>
+        <w:rPr>
+          <w:color w:val="6B7280"/>
+          <w:sz w:val="17"/>
+          <w:szCs w:val="17"/>
+        </w:rPr>
+        <w:t xml:space="preserve">Fill every gap. Each word list holds one word more than there are gaps.</w:t>
+      </w:r>
+    </w:p>
+    <w:p>
+      <w:pPr>
+        <w:spacing w:before="44" w:after="14"/>
+      </w:pPr>
+      <w:r>
+        <w:rPr>
+          <w:b/>
+          <w:bCs/>
+          <w:color w:val="353A7C"/>
+          <w:sz w:val="18"/>
+          <w:szCs w:val="18"/>
+        </w:rPr>
+        <w:t xml:space="preserve">Summary 1</w:t>
+      </w:r>
+      <w:r>
+        <w:rPr>
+          <w:color w:val="6B7280"/>
+          <w:sz w:val="16"/>
+          <w:szCs w:val="16"/>
+        </w:rPr>
+        <w:t xml:space="preserve">      gaps 1–2</w:t>
+      </w:r>
+    </w:p>
+    <w:p>
+      <w:pPr>
+        <w:spacing w:before="20" w:after="20" w:line="360" w:lineRule="auto"/>
+        <w:ind w:left="200"/>
+      </w:pPr>
+      <w:r>
+        <w:rPr>
+          <w:sz w:val="19"/>
+          <w:szCs w:val="19"/>
+        </w:rPr>
+        <w:t xml:space="preserve">This example puts the four </w:t>
+      </w:r>
+      <w:r>
+        <w:rPr>
+          <w:b/>
+          <w:bCs/>
+          <w:color w:val="8186EF"/>
+          <w:sz w:val="15"/>
+          <w:szCs w:val="15"/>
+        </w:rPr>
+        <w:t xml:space="preserve"> (1) </w:t>
+      </w:r>
+      <w:r>
+        <w:rPr>
+          <w:u w:val="single"/>
+          <w:sz w:val="19"/>
+          <w:szCs w:val="19"/>
+        </w:rPr>
+        <w:t xml:space="preserve">           </w:t>
+      </w:r>
+      <w:r>
+        <w:rPr>
+          <w:sz w:val="19"/>
+          <w:szCs w:val="19"/>
+        </w:rPr>
+        <w:t xml:space="preserve"> </w:t>
+      </w:r>
+      <w:r>
+        <w:rPr>
+          <w:sz w:val="19"/>
+          <w:szCs w:val="19"/>
+        </w:rPr>
+        <w:t xml:space="preserve"> into the report the division sends to head office. </w:t>
+      </w:r>
+      <w:r>
+        <w:rPr>
+          <w:sz w:val="19"/>
+          <w:szCs w:val="19"/>
+        </w:rPr>
+        <w:t xml:space="preserve">The four together come to $14,568 </w:t>
+      </w:r>
+      <w:r>
+        <w:rPr>
+          <w:b/>
+          <w:bCs/>
+          <w:color w:val="8186EF"/>
+          <w:sz w:val="15"/>
+          <w:szCs w:val="15"/>
+        </w:rPr>
+        <w:t xml:space="preserve"> (2) </w:t>
+      </w:r>
+      <w:r>
+        <w:rPr>
+          <w:u w:val="single"/>
+          <w:sz w:val="19"/>
+          <w:szCs w:val="19"/>
+        </w:rPr>
+        <w:t xml:space="preserve">             </w:t>
+      </w:r>
+      <w:r>
+        <w:rPr>
+          <w:sz w:val="19"/>
+          <w:szCs w:val="19"/>
+        </w:rPr>
+        <w:t xml:space="preserve"> </w:t>
+      </w:r>
+      <w:r>
+        <w:rPr>
+          <w:sz w:val="19"/>
+          <w:szCs w:val="19"/>
+        </w:rPr>
+        <w:t xml:space="preserve">. </w:t>
+      </w:r>
+    </w:p>
+    <w:tbl>
+      <w:tblPr>
+        <w:tblW w:type="pct" w:w="100%"/>
+        <w:tblLayout w:type="fixed"/>
+        <w:tblBorders>
+          <w:top w:val="single" w:color="FBFAF6" w:sz="4"/>
+          <w:left w:val="single" w:color="FBFAF6" w:sz="4"/>
+          <w:bottom w:val="single" w:color="FBFAF6" w:sz="4"/>
+          <w:right w:val="single" w:color="FBFAF6" w:sz="4"/>
+          <w:insideH w:val="single" w:color="FBFAF6" w:sz="4"/>
+          <w:insideV w:val="single" w:color="FBFAF6" w:sz="4"/>
+        </w:tblBorders>
+      </w:tblPr>
+      <w:tblGrid>
+        <w:gridCol w:w="9600"/>
+      </w:tblGrid>
+      <w:tr>
+        <w:tc>
+          <w:tcPr>
+            <w:tcW w:type="pct" w:w="5000"/>
+            <w:shd w:fill="FBFAF6" w:val="clear"/>
+            <w:tcMar>
+              <w:top w:type="dxa" w:w="40"/>
+              <w:left w:type="dxa" w:w="100"/>
+              <w:bottom w:type="dxa" w:w="40"/>
+              <w:right w:type="dxa" w:w="100"/>
+            </w:tcMar>
+          </w:tcPr>
+          <w:p>
+            <w:pPr>
+              <w:spacing w:before="18" w:after="6"/>
+            </w:pPr>
+            <w:r>
+              <w:rPr>
+                <w:b/>
+                <w:bCs/>
+                <w:color w:val="6B7280"/>
+                <w:sz w:val="14"/>
+                <w:szCs w:val="14"/>
+              </w:rPr>
+              <w:t xml:space="preserve">word list</w:t>
+            </w:r>
+          </w:p>
+          <w:p>
+            <w:pPr>
+              <w:spacing w:before="0" w:after="18"/>
+            </w:pPr>
+            <w:r>
+              <w:rPr>
+                <w:b/>
+                <w:bCs/>
+                <w:color w:val="353A7C"/>
+                <w:sz w:val="16"/>
+                <w:szCs w:val="16"/>
+              </w:rPr>
+              <w:t xml:space="preserve">identified   ·   unfavorable   ·   variances</w:t>
             </w:r>
           </w:p>
         </w:tc>
@@ -10357,7 +10425,7 @@
           <w:sz w:val="18"/>
           <w:szCs w:val="18"/>
         </w:rPr>
-        <w:t xml:space="preserve">Variance — Category</w:t>
+        <w:t xml:space="preserve">Extended Example: the June input variance report</w:t>
       </w:r>
     </w:p>
     <w:p>
@@ -10381,7 +10449,7 @@
       <w:r>
         <w:drawing>
           <wp:inline distT="0" distB="0" distL="0" distR="0">
-            <wp:extent cx="5734050" cy="1871100"/>
+            <wp:extent cx="5734050" cy="1614600"/>
             <wp:effectExtent t="0" r="0" b="0" l="0"/>
             <wp:docPr id="1" name="" descr="" title=""/>
             <wp:cNvGraphicFramePr>
@@ -10406,6 +10474,142 @@
                   <pic:spPr bwMode="auto">
                     <a:xfrm>
                       <a:off x="0" y="0"/>
+                      <a:ext cx="5734050" cy="1614600"/>
+                    </a:xfrm>
+                    <a:prstGeom prst="rect">
+                      <a:avLst/>
+                    </a:prstGeom>
+                  </pic:spPr>
+                </pic:pic>
+              </a:graphicData>
+            </a:graphic>
+          </wp:inline>
+        </w:drawing>
+      </w:r>
+    </w:p>
+    <w:tbl>
+      <w:tblPr>
+        <w:tblW w:type="pct" w:w="100%"/>
+        <w:tblLayout w:type="fixed"/>
+        <w:tblBorders>
+          <w:top w:val="single" w:color="FBFAF6" w:sz="4"/>
+          <w:left w:val="single" w:color="FBFAF6" w:sz="4"/>
+          <w:bottom w:val="single" w:color="FBFAF6" w:sz="4"/>
+          <w:right w:val="single" w:color="FBFAF6" w:sz="4"/>
+          <w:insideH w:val="single" w:color="FBFAF6" w:sz="4"/>
+          <w:insideV w:val="single" w:color="FBFAF6" w:sz="4"/>
+        </w:tblBorders>
+      </w:tblPr>
+      <w:tblGrid>
+        <w:gridCol w:w="9600"/>
+      </w:tblGrid>
+      <w:tr>
+        <w:tc>
+          <w:tcPr>
+            <w:tcW w:type="pct" w:w="5000"/>
+            <w:shd w:fill="FBFAF6" w:val="clear"/>
+            <w:tcMar>
+              <w:top w:type="dxa" w:w="40"/>
+              <w:left w:type="dxa" w:w="100"/>
+              <w:bottom w:type="dxa" w:w="40"/>
+              <w:right w:type="dxa" w:w="100"/>
+            </w:tcMar>
+          </w:tcPr>
+          <w:p>
+            <w:pPr>
+              <w:spacing w:before="18" w:after="6"/>
+            </w:pPr>
+            <w:r>
+              <w:rPr>
+                <w:b/>
+                <w:bCs/>
+                <w:color w:val="6B7280"/>
+                <w:sz w:val="14"/>
+                <w:szCs w:val="14"/>
+              </w:rPr>
+              <w:t xml:space="preserve">word list</w:t>
+            </w:r>
+          </w:p>
+          <w:p>
+            <w:pPr>
+              <w:spacing w:before="0" w:after="18"/>
+            </w:pPr>
+            <w:r>
+              <w:rPr>
+                <w:b/>
+                <w:bCs/>
+                <w:color w:val="353A7C"/>
+                <w:sz w:val="16"/>
+                <w:szCs w:val="16"/>
+              </w:rPr>
+              <w:t xml:space="preserve">Concentrate usage   ·   Concentrate price</w:t>
+            </w:r>
+          </w:p>
+        </w:tc>
+      </w:tr>
+    </w:tbl>
+    <w:p/>
+    <w:p>
+      <w:pPr>
+        <w:spacing w:before="44" w:after="10"/>
+      </w:pPr>
+      <w:r>
+        <w:rPr>
+          <w:b/>
+          <w:bCs/>
+          <w:color w:val="353A7C"/>
+          <w:sz w:val="18"/>
+          <w:szCs w:val="18"/>
+        </w:rPr>
+        <w:t xml:space="preserve">Variance — Category</w:t>
+      </w:r>
+    </w:p>
+    <w:p>
+      <w:pPr>
+        <w:spacing w:before="0" w:after="12"/>
+      </w:pPr>
+      <w:r>
+        <w:rPr>
+          <w:color w:val="6B7280"/>
+          <w:sz w:val="15"/>
+          <w:szCs w:val="15"/>
+        </w:rPr>
+        <w:t xml:space="preserve">Every item belongs to exactly one group.</w:t>
+      </w:r>
+    </w:p>
+    <w:p>
+      <w:pPr>
+        <w:spacing w:after="40" w:before="90"/>
+        <w:jc w:val="center"/>
+      </w:pPr>
+      <w:r>
+        <w:drawing>
+          <wp:inline distT="0" distB="0" distL="0" distR="0">
+            <wp:extent cx="5734050" cy="1871100"/>
+            <wp:effectExtent t="0" r="0" b="0" l="0"/>
+            <wp:docPr id="1" name="" descr="" title=""/>
+            <wp:cNvGraphicFramePr>
+              <a:graphicFrameLocks xmlns:a="http://schemas.openxmlformats.org/drawingml/2006/main" noChangeAspect="1"/>
+            </wp:cNvGraphicFramePr>
+            <a:graphic xmlns:a="http://schemas.openxmlformats.org/drawingml/2006/main">
+              <a:graphicData uri="http://schemas.openxmlformats.org/drawingml/2006/picture">
+                <pic:pic xmlns:pic="http://schemas.openxmlformats.org/drawingml/2006/picture">
+                  <pic:nvPicPr>
+                    <pic:cNvPr id="0" name="" descr=""/>
+                    <pic:cNvPicPr>
+                      <a:picLocks noChangeAspect="1" noChangeArrowheads="1"/>
+                    </pic:cNvPicPr>
+                  </pic:nvPicPr>
+                  <pic:blipFill>
+                    <a:blip r:embed="rId106" cstate="none"/>
+                    <a:srcRect/>
+                    <a:stretch>
+                      <a:fillRect/>
+                    </a:stretch>
+                  </pic:blipFill>
+                  <pic:spPr bwMode="auto">
+                    <a:xfrm>
+                      <a:off x="0" y="0"/>
                       <a:ext cx="5734050" cy="1871100"/>
                     </a:xfrm>
                     <a:prstGeom prst="rect">
@@ -12180,7 +12384,7 @@
                     </pic:cNvPicPr>
                   </pic:nvPicPr>
                   <pic:blipFill>
-                    <a:blip r:embed="rId106" cstate="none"/>
+                    <a:blip r:embed="rId107" cstate="none"/>
                     <a:srcRect/>
                     <a:stretch>
                       <a:fillRect/>

--- a/CMA_Summaries_B3_Ch12.docx
+++ b/CMA_Summaries_B3_Ch12.docx
@@ -451,525 +451,6 @@
       </w:tr>
     </w:tbl>
     <w:p/>
-    <w:tbl>
-      <w:tblPr>
-        <w:tblW w:type="pct" w:w="100%"/>
-        <w:tblLayout w:type="fixed"/>
-        <w:tblBorders>
-          <w:top w:val="single" w:color="353A7C" w:sz="6"/>
-          <w:left w:val="single" w:color="353A7C" w:sz="6"/>
-          <w:bottom w:val="single" w:color="353A7C" w:sz="6"/>
-          <w:right w:val="single" w:color="353A7C" w:sz="6"/>
-          <w:insideH w:val="single" w:color="353A7C" w:sz="6"/>
-          <w:insideV w:val="single" w:color="353A7C" w:sz="6"/>
-        </w:tblBorders>
-      </w:tblPr>
-      <w:tblGrid>
-        <w:gridCol w:w="4608"/>
-        <w:gridCol w:w="4992"/>
-      </w:tblGrid>
-      <w:tr>
-        <w:tc>
-          <w:tcPr>
-            <w:tcW w:type="pct" w:w="5000"/>
-            <w:gridSpan w:val="2"/>
-            <w:shd w:fill="353A7C" w:val="clear"/>
-            <w:tcMar>
-              <w:top w:type="dxa" w:w="60"/>
-              <w:left w:type="dxa" w:w="120"/>
-              <w:bottom w:type="dxa" w:w="60"/>
-              <w:right w:type="dxa" w:w="120"/>
-            </w:tcMar>
-          </w:tcPr>
-          <w:p>
-            <w:pPr>
-              <w:spacing w:before="40" w:after="40"/>
-            </w:pPr>
-            <w:r>
-              <w:rPr>
-                <w:b/>
-                <w:bCs/>
-                <w:color w:val="FFFFFF"/>
-                <w:sz w:val="17"/>
-                <w:szCs w:val="17"/>
-              </w:rPr>
-              <w:t xml:space="preserve">Reasons for adopting a standard costing system</w:t>
-            </w:r>
-          </w:p>
-        </w:tc>
-      </w:tr>
-      <w:tr>
-        <w:tc>
-          <w:tcPr>
-            <w:tcW w:type="pct" w:w="2400"/>
-            <w:shd w:fill="353A7C" w:val="clear"/>
-            <w:tcMar>
-              <w:top w:type="dxa" w:w="50"/>
-              <w:left w:type="dxa" w:w="110"/>
-              <w:bottom w:type="dxa" w:w="50"/>
-              <w:right w:type="dxa" w:w="110"/>
-            </w:tcMar>
-          </w:tcPr>
-          <w:p>
-            <w:pPr>
-              <w:spacing w:before="30" w:after="30"/>
-            </w:pPr>
-            <w:r>
-              <w:rPr>
-                <w:b/>
-                <w:bCs/>
-                <w:color w:val="FFFFFF"/>
-                <w:sz w:val="15"/>
-                <w:szCs w:val="15"/>
-              </w:rPr>
-              <w:t xml:space="preserve">Reason for a standard costing system (C.1.j)</w:t>
-            </w:r>
-          </w:p>
-        </w:tc>
-        <w:tc>
-          <w:tcPr>
-            <w:tcW w:type="pct" w:w="2600"/>
-            <w:shd w:fill="353A7C" w:val="clear"/>
-            <w:tcMar>
-              <w:top w:type="dxa" w:w="50"/>
-              <w:left w:type="dxa" w:w="110"/>
-              <w:bottom w:type="dxa" w:w="50"/>
-              <w:right w:type="dxa" w:w="110"/>
-            </w:tcMar>
-          </w:tcPr>
-          <w:p>
-            <w:pPr>
-              <w:spacing w:before="30" w:after="30"/>
-            </w:pPr>
-            <w:r>
-              <w:rPr>
-                <w:b/>
-                <w:bCs/>
-                <w:color w:val="FFFFFF"/>
-                <w:sz w:val="15"/>
-                <w:szCs w:val="15"/>
-              </w:rPr>
-              <w:t xml:space="preserve">What it gives Orontes</w:t>
-            </w:r>
-          </w:p>
-        </w:tc>
-      </w:tr>
-      <w:tr>
-        <w:tc>
-          <w:tcPr>
-            <w:tcW w:type="pct" w:w="2400"/>
-            <w:tcMar>
-              <w:top w:type="dxa" w:w="50"/>
-              <w:left w:type="dxa" w:w="110"/>
-              <w:bottom w:type="dxa" w:w="50"/>
-              <w:right w:type="dxa" w:w="110"/>
-            </w:tcMar>
-          </w:tcPr>
-          <w:p>
-            <w:pPr>
-              <w:spacing w:before="28" w:after="28"/>
-            </w:pPr>
-            <w:r>
-              <w:rPr>
-                <w:sz w:val="15"/>
-                <w:szCs w:val="15"/>
-              </w:rPr>
-              <w:t xml:space="preserve">Simpler record keeping</w:t>
-            </w:r>
-          </w:p>
-        </w:tc>
-        <w:tc>
-          <w:tcPr>
-            <w:tcW w:type="pct" w:w="2600"/>
-            <w:tcMar>
-              <w:top w:type="dxa" w:w="50"/>
-              <w:left w:type="dxa" w:w="110"/>
-              <w:bottom w:type="dxa" w:w="50"/>
-              <w:right w:type="dxa" w:w="110"/>
-            </w:tcMar>
-          </w:tcPr>
-          <w:p>
-            <w:pPr>
-              <w:spacing w:before="28" w:after="28"/>
-            </w:pPr>
-            <w:r>
-              <w:rPr>
-                <w:sz w:val="15"/>
-                <w:szCs w:val="15"/>
-              </w:rPr>
-              <w:t xml:space="preserve"/>
-            </w:r>
-            <w:r>
-              <w:rPr>
-                <w:b/>
-                <w:bCs/>
-                <w:color w:val="8186EF"/>
-                <w:sz w:val="14"/>
-                <w:szCs w:val="14"/>
-              </w:rPr>
-              <w:t xml:space="preserve"> (8) </w:t>
-            </w:r>
-            <w:r>
-              <w:rPr>
-                <w:u w:val="single"/>
-                <w:sz w:val="15"/>
-                <w:szCs w:val="15"/>
-              </w:rPr>
-              <w:t xml:space="preserve">              </w:t>
-            </w:r>
-            <w:r>
-              <w:rPr>
-                <w:sz w:val="15"/>
-                <w:szCs w:val="15"/>
-              </w:rPr>
-              <w:t xml:space="preserve"> </w:t>
-            </w:r>
-            <w:r>
-              <w:rPr>
-                <w:sz w:val="15"/>
-                <w:szCs w:val="15"/>
-              </w:rPr>
-              <w:t xml:space="preserve"> and cost of goods sold are recorded at standard, so every unit carries the same cost</w:t>
-            </w:r>
-          </w:p>
-        </w:tc>
-      </w:tr>
-      <w:tr>
-        <w:tc>
-          <w:tcPr>
-            <w:tcW w:type="pct" w:w="2400"/>
-            <w:shd w:fill="FBFAF6" w:val="clear"/>
-            <w:tcMar>
-              <w:top w:type="dxa" w:w="50"/>
-              <w:left w:type="dxa" w:w="110"/>
-              <w:bottom w:type="dxa" w:w="50"/>
-              <w:right w:type="dxa" w:w="110"/>
-            </w:tcMar>
-          </w:tcPr>
-          <w:p>
-            <w:pPr>
-              <w:spacing w:before="28" w:after="28"/>
-            </w:pPr>
-            <w:r>
-              <w:rPr>
-                <w:sz w:val="15"/>
-                <w:szCs w:val="15"/>
-              </w:rPr>
-              <w:t xml:space="preserve">Control by exception</w:t>
-            </w:r>
-          </w:p>
-        </w:tc>
-        <w:tc>
-          <w:tcPr>
-            <w:tcW w:type="pct" w:w="2600"/>
-            <w:shd w:fill="FBFAF6" w:val="clear"/>
-            <w:tcMar>
-              <w:top w:type="dxa" w:w="50"/>
-              <w:left w:type="dxa" w:w="110"/>
-              <w:bottom w:type="dxa" w:w="50"/>
-              <w:right w:type="dxa" w:w="110"/>
-            </w:tcMar>
-          </w:tcPr>
-          <w:p>
-            <w:pPr>
-              <w:spacing w:before="28" w:after="28"/>
-            </w:pPr>
-            <w:r>
-              <w:rPr>
-                <w:sz w:val="15"/>
-                <w:szCs w:val="15"/>
-              </w:rPr>
-              <w:t xml:space="preserve">Variances point to what differed from the plan (Chapter 11)</w:t>
-            </w:r>
-          </w:p>
-        </w:tc>
-      </w:tr>
-      <w:tr>
-        <w:tc>
-          <w:tcPr>
-            <w:tcW w:type="pct" w:w="2400"/>
-            <w:tcMar>
-              <w:top w:type="dxa" w:w="50"/>
-              <w:left w:type="dxa" w:w="110"/>
-              <w:bottom w:type="dxa" w:w="50"/>
-              <w:right w:type="dxa" w:w="110"/>
-            </w:tcMar>
-          </w:tcPr>
-          <w:p>
-            <w:pPr>
-              <w:spacing w:before="28" w:after="28"/>
-            </w:pPr>
-            <w:r>
-              <w:rPr>
-                <w:sz w:val="15"/>
-                <w:szCs w:val="15"/>
-              </w:rPr>
-              <w:t xml:space="preserve">Responsibility</w:t>
-            </w:r>
-          </w:p>
-        </w:tc>
-        <w:tc>
-          <w:tcPr>
-            <w:tcW w:type="pct" w:w="2600"/>
-            <w:tcMar>
-              <w:top w:type="dxa" w:w="50"/>
-              <w:left w:type="dxa" w:w="110"/>
-              <w:bottom w:type="dxa" w:w="50"/>
-              <w:right w:type="dxa" w:w="110"/>
-            </w:tcMar>
-          </w:tcPr>
-          <w:p>
-            <w:pPr>
-              <w:spacing w:before="28" w:after="28"/>
-            </w:pPr>
-            <w:r>
-              <w:rPr>
-                <w:sz w:val="15"/>
-                <w:szCs w:val="15"/>
-              </w:rPr>
-              <w:t xml:space="preserve">Each variance has an owner: </w:t>
-            </w:r>
-            <w:r>
-              <w:rPr>
-                <w:b/>
-                <w:bCs/>
-                <w:color w:val="8186EF"/>
-                <w:sz w:val="14"/>
-                <w:szCs w:val="14"/>
-              </w:rPr>
-              <w:t xml:space="preserve"> (9) </w:t>
-            </w:r>
-            <w:r>
-              <w:rPr>
-                <w:u w:val="single"/>
-                <w:sz w:val="15"/>
-                <w:szCs w:val="15"/>
-              </w:rPr>
-              <w:t xml:space="preserve">              </w:t>
-            </w:r>
-            <w:r>
-              <w:rPr>
-                <w:sz w:val="15"/>
-                <w:szCs w:val="15"/>
-              </w:rPr>
-              <w:t xml:space="preserve"> </w:t>
-            </w:r>
-            <w:r>
-              <w:rPr>
-                <w:sz w:val="15"/>
-                <w:szCs w:val="15"/>
-              </w:rPr>
-              <w:t xml:space="preserve">, the plant, the sales team</w:t>
-            </w:r>
-          </w:p>
-        </w:tc>
-      </w:tr>
-      <w:tr>
-        <w:tc>
-          <w:tcPr>
-            <w:tcW w:type="pct" w:w="2400"/>
-            <w:shd w:fill="FBFAF6" w:val="clear"/>
-            <w:tcMar>
-              <w:top w:type="dxa" w:w="50"/>
-              <w:left w:type="dxa" w:w="110"/>
-              <w:bottom w:type="dxa" w:w="50"/>
-              <w:right w:type="dxa" w:w="110"/>
-            </w:tcMar>
-          </w:tcPr>
-          <w:p>
-            <w:pPr>
-              <w:spacing w:before="28" w:after="28"/>
-            </w:pPr>
-            <w:r>
-              <w:rPr>
-                <w:sz w:val="15"/>
-                <w:szCs w:val="15"/>
-              </w:rPr>
-              <w:t xml:space="preserve">Budgeting and pricing</w:t>
-            </w:r>
-          </w:p>
-        </w:tc>
-        <w:tc>
-          <w:tcPr>
-            <w:tcW w:type="pct" w:w="2600"/>
-            <w:shd w:fill="FBFAF6" w:val="clear"/>
-            <w:tcMar>
-              <w:top w:type="dxa" w:w="50"/>
-              <w:left w:type="dxa" w:w="110"/>
-              <w:bottom w:type="dxa" w:w="50"/>
-              <w:right w:type="dxa" w:w="110"/>
-            </w:tcMar>
-          </w:tcPr>
-          <w:p>
-            <w:pPr>
-              <w:spacing w:before="28" w:after="28"/>
-            </w:pPr>
-            <w:r>
-              <w:rPr>
-                <w:sz w:val="15"/>
-                <w:szCs w:val="15"/>
-              </w:rPr>
-              <w:t xml:space="preserve">The standard card builds the budget (Chapters 6 to 8) and supports price decisions</w:t>
-            </w:r>
-          </w:p>
-        </w:tc>
-      </w:tr>
-      <w:tr>
-        <w:tc>
-          <w:tcPr>
-            <w:tcW w:type="pct" w:w="2400"/>
-            <w:tcMar>
-              <w:top w:type="dxa" w:w="50"/>
-              <w:left w:type="dxa" w:w="110"/>
-              <w:bottom w:type="dxa" w:w="50"/>
-              <w:right w:type="dxa" w:w="110"/>
-            </w:tcMar>
-          </w:tcPr>
-          <w:p>
-            <w:pPr>
-              <w:spacing w:before="28" w:after="28"/>
-            </w:pPr>
-            <w:r>
-              <w:rPr>
-                <w:sz w:val="15"/>
-                <w:szCs w:val="15"/>
-              </w:rPr>
-              <w:t xml:space="preserve">Motivation</w:t>
-            </w:r>
-          </w:p>
-        </w:tc>
-        <w:tc>
-          <w:tcPr>
-            <w:tcW w:type="pct" w:w="2600"/>
-            <w:tcMar>
-              <w:top w:type="dxa" w:w="50"/>
-              <w:left w:type="dxa" w:w="110"/>
-              <w:bottom w:type="dxa" w:w="50"/>
-              <w:right w:type="dxa" w:w="110"/>
-            </w:tcMar>
-          </w:tcPr>
-          <w:p>
-            <w:pPr>
-              <w:spacing w:before="28" w:after="28"/>
-            </w:pPr>
-            <w:r>
-              <w:rPr>
-                <w:sz w:val="15"/>
-                <w:szCs w:val="15"/>
-              </w:rPr>
-              <w:t xml:space="preserve">Clear, </w:t>
-            </w:r>
-            <w:r>
-              <w:rPr>
-                <w:b/>
-                <w:bCs/>
-                <w:color w:val="8186EF"/>
-                <w:sz w:val="14"/>
-                <w:szCs w:val="14"/>
-              </w:rPr>
-              <w:t xml:space="preserve"> (10) </w:t>
-            </w:r>
-            <w:r>
-              <w:rPr>
-                <w:u w:val="single"/>
-                <w:sz w:val="15"/>
-                <w:szCs w:val="15"/>
-              </w:rPr>
-              <w:t xml:space="preserve">              </w:t>
-            </w:r>
-            <w:r>
-              <w:rPr>
-                <w:sz w:val="15"/>
-                <w:szCs w:val="15"/>
-              </w:rPr>
-              <w:t xml:space="preserve"> </w:t>
-            </w:r>
-            <w:r>
-              <w:rPr>
-                <w:sz w:val="15"/>
-                <w:szCs w:val="15"/>
-              </w:rPr>
-              <w:t xml:space="preserve"> targets for each input (Book 2, Chapter 18)</w:t>
-            </w:r>
-          </w:p>
-        </w:tc>
-      </w:tr>
-    </w:tbl>
-    <w:p/>
-    <w:tbl>
-      <w:tblPr>
-        <w:tblW w:type="pct" w:w="100%"/>
-        <w:tblLayout w:type="fixed"/>
-        <w:tblBorders>
-          <w:top w:val="single" w:color="FBFAF6" w:sz="4"/>
-          <w:left w:val="single" w:color="FBFAF6" w:sz="4"/>
-          <w:bottom w:val="single" w:color="FBFAF6" w:sz="4"/>
-          <w:right w:val="single" w:color="FBFAF6" w:sz="4"/>
-          <w:insideH w:val="single" w:color="FBFAF6" w:sz="4"/>
-          <w:insideV w:val="single" w:color="FBFAF6" w:sz="4"/>
-        </w:tblBorders>
-      </w:tblPr>
-      <w:tblGrid>
-        <w:gridCol w:w="9600"/>
-      </w:tblGrid>
-      <w:tr>
-        <w:tc>
-          <w:tcPr>
-            <w:tcW w:type="pct" w:w="5000"/>
-            <w:shd w:fill="FBFAF6" w:val="clear"/>
-            <w:tcMar>
-              <w:top w:type="dxa" w:w="40"/>
-              <w:left w:type="dxa" w:w="100"/>
-              <w:bottom w:type="dxa" w:w="40"/>
-              <w:right w:type="dxa" w:w="100"/>
-            </w:tcMar>
-          </w:tcPr>
-          <w:p>
-            <w:pPr>
-              <w:spacing w:before="18" w:after="6"/>
-            </w:pPr>
-            <w:r>
-              <w:rPr>
-                <w:b/>
-                <w:bCs/>
-                <w:color w:val="6B7280"/>
-                <w:sz w:val="14"/>
-                <w:szCs w:val="14"/>
-              </w:rPr>
-              <w:t xml:space="preserve">word list</w:t>
-            </w:r>
-          </w:p>
-          <w:p>
-            <w:pPr>
-              <w:spacing w:before="0" w:after="18"/>
-            </w:pPr>
-            <w:r>
-              <w:rPr>
-                <w:b/>
-                <w:bCs/>
-                <w:color w:val="353A7C"/>
-                <w:sz w:val="16"/>
-                <w:szCs w:val="16"/>
-              </w:rPr>
-              <w:t xml:space="preserve">Inventory   ·   decisions   ·   purchasing   ·   attainable</w:t>
-            </w:r>
-          </w:p>
-        </w:tc>
-      </w:tr>
-    </w:tbl>
-    <w:p/>
-    <w:p>
-      <w:pPr>
-        <w:pageBreakBefore w:val="true"/>
-        <w:spacing w:after="0"/>
-      </w:pPr>
-      <w:r>
-        <w:rPr>
-          <w:sz w:val="2"/>
-        </w:rPr>
-        <w:t xml:space="preserve"> </w:t>
-      </w:r>
-    </w:p>
     <w:p>
       <w:pPr>
         <w:spacing w:before="44" w:after="14"/>
@@ -990,7 +471,7 @@
           <w:sz w:val="16"/>
           <w:szCs w:val="16"/>
         </w:rPr>
-        <w:t xml:space="preserve">      gaps 11–12</w:t>
+        <w:t xml:space="preserve">      gaps 8–9</w:t>
       </w:r>
     </w:p>
     <w:p>
@@ -1003,7 +484,14 @@
           <w:sz w:val="19"/>
           <w:szCs w:val="19"/>
         </w:rPr>
-        <w:t xml:space="preserve">The </w:t>
+        <w:t xml:space="preserve">The system has costs of its own. </w:t>
+      </w:r>
+      <w:r>
+        <w:rPr>
+          <w:sz w:val="19"/>
+          <w:szCs w:val="19"/>
+        </w:rPr>
+        <w:t xml:space="preserve">Standards must be </w:t>
       </w:r>
       <w:r>
         <w:rPr>
@@ -1013,7 +501,7 @@
           <w:sz w:val="15"/>
           <w:szCs w:val="15"/>
         </w:rPr>
-        <w:t xml:space="preserve"> (11) </w:t>
+        <w:t xml:space="preserve"> (8) </w:t>
       </w:r>
       <w:r>
         <w:rPr>
@@ -1035,14 +523,7 @@
           <w:sz w:val="19"/>
           <w:szCs w:val="19"/>
         </w:rPr>
-        <w:t xml:space="preserve"> has costs of its own. </w:t>
-      </w:r>
-      <w:r>
-        <w:rPr>
-          <w:sz w:val="19"/>
-          <w:szCs w:val="19"/>
-        </w:rPr>
-        <w:t xml:space="preserve"/>
+        <w:t xml:space="preserve"> as prices and methods change, as Book 2, and a standard that is out of date </w:t>
       </w:r>
       <w:r>
         <w:rPr>
@@ -1052,7 +533,7 @@
           <w:sz w:val="15"/>
           <w:szCs w:val="15"/>
         </w:rPr>
-        <w:t xml:space="preserve"> (12) </w:t>
+        <w:t xml:space="preserve"> (9) </w:t>
       </w:r>
       <w:r>
         <w:rPr>
@@ -1074,7 +555,7 @@
           <w:sz w:val="19"/>
           <w:szCs w:val="19"/>
         </w:rPr>
-        <w:t xml:space="preserve"> must be reviewed as prices and methods change, as Book 2, and a standard that is out of date produces variances that mean nothing. </w:t>
+        <w:t xml:space="preserve"> variances that mean nothing. </w:t>
       </w:r>
     </w:p>
     <w:tbl>
@@ -1132,13 +613,25 @@
                 <w:sz w:val="16"/>
                 <w:szCs w:val="16"/>
               </w:rPr>
-              <w:t xml:space="preserve">system   ·   Standards   ·   reviewed</w:t>
+              <w:t xml:space="preserve">reviewed   ·   produces   ·   variances</w:t>
             </w:r>
           </w:p>
         </w:tc>
       </w:tr>
     </w:tbl>
     <w:p/>
+    <w:p>
+      <w:pPr>
+        <w:pageBreakBefore w:val="true"/>
+        <w:spacing w:after="0"/>
+      </w:pPr>
+      <w:r>
+        <w:rPr>
+          <w:sz w:val="2"/>
+        </w:rPr>
+        <w:t xml:space="preserve"> </w:t>
+      </w:r>
+    </w:p>
     <w:p>
       <w:pPr>
         <w:spacing w:before="44" w:after="10"/>
@@ -1551,14 +1044,14 @@
                 <w:sz w:val="16"/>
                 <w:szCs w:val="16"/>
               </w:rPr>
-              <w:t xml:space="preserve">8  </w:t>
-            </w:r>
-            <w:r>
-              <w:rPr>
-                <w:sz w:val="16"/>
-                <w:szCs w:val="16"/>
-              </w:rPr>
-              <w:t xml:space="preserve">Inventory</w:t>
+              <w:t xml:space="preserve">7  </w:t>
+            </w:r>
+            <w:r>
+              <w:rPr>
+                <w:sz w:val="16"/>
+                <w:szCs w:val="16"/>
+              </w:rPr>
+              <w:t xml:space="preserve">therefore</w:t>
             </w:r>
           </w:p>
         </w:tc>
@@ -1619,14 +1112,14 @@
                 <w:sz w:val="16"/>
                 <w:szCs w:val="16"/>
               </w:rPr>
-              <w:t xml:space="preserve">9  </w:t>
-            </w:r>
-            <w:r>
-              <w:rPr>
-                <w:sz w:val="16"/>
-                <w:szCs w:val="16"/>
-              </w:rPr>
-              <w:t xml:space="preserve">purchasing</w:t>
+              <w:t xml:space="preserve">8  </w:t>
+            </w:r>
+            <w:r>
+              <w:rPr>
+                <w:sz w:val="16"/>
+                <w:szCs w:val="16"/>
+              </w:rPr>
+              <w:t xml:space="preserve">reviewed</w:t>
             </w:r>
           </w:p>
         </w:tc>
@@ -1687,14 +1180,14 @@
                 <w:sz w:val="16"/>
                 <w:szCs w:val="16"/>
               </w:rPr>
-              <w:t xml:space="preserve">10  </w:t>
-            </w:r>
-            <w:r>
-              <w:rPr>
-                <w:sz w:val="16"/>
-                <w:szCs w:val="16"/>
-              </w:rPr>
-              <w:t xml:space="preserve">attainable</w:t>
+              <w:t xml:space="preserve">9  </w:t>
+            </w:r>
+            <w:r>
+              <w:rPr>
+                <w:sz w:val="16"/>
+                <w:szCs w:val="16"/>
+              </w:rPr>
+              <w:t xml:space="preserve">produces</w:t>
             </w:r>
           </w:p>
         </w:tc>
@@ -1755,14 +1248,14 @@
                 <w:sz w:val="16"/>
                 <w:szCs w:val="16"/>
               </w:rPr>
-              <w:t xml:space="preserve">11  </w:t>
-            </w:r>
-            <w:r>
-              <w:rPr>
-                <w:sz w:val="16"/>
-                <w:szCs w:val="16"/>
-              </w:rPr>
-              <w:t xml:space="preserve">system</w:t>
+              <w:t xml:space="preserve">10  </w:t>
+            </w:r>
+            <w:r>
+              <w:rPr>
+                <w:sz w:val="16"/>
+                <w:szCs w:val="16"/>
+              </w:rPr>
+              <w:t xml:space="preserve">Responsibility</w:t>
             </w:r>
           </w:p>
         </w:tc>
@@ -1823,14 +1316,14 @@
                 <w:sz w:val="16"/>
                 <w:szCs w:val="16"/>
               </w:rPr>
-              <w:t xml:space="preserve">12  </w:t>
-            </w:r>
-            <w:r>
-              <w:rPr>
-                <w:sz w:val="16"/>
-                <w:szCs w:val="16"/>
-              </w:rPr>
-              <w:t xml:space="preserve">Standards</w:t>
+              <w:t xml:space="preserve">11  </w:t>
+            </w:r>
+            <w:r>
+              <w:rPr>
+                <w:sz w:val="16"/>
+                <w:szCs w:val="16"/>
+              </w:rPr>
+              <w:t xml:space="preserve">Motivation</w:t>
             </w:r>
           </w:p>
         </w:tc>
@@ -1881,92 +1374,14 @@
           </w:tcPr>
           <w:p>
             <w:pPr>
-              <w:spacing w:before="12" w:after="12"/>
-            </w:pPr>
-            <w:r>
-              <w:rPr>
-                <w:b/>
-                <w:bCs/>
-                <w:color w:val="8186EF"/>
-                <w:sz w:val="16"/>
-                <w:szCs w:val="16"/>
-              </w:rPr>
-              <w:t xml:space="preserve">13  </w:t>
-            </w:r>
-            <w:r>
-              <w:rPr>
-                <w:sz w:val="16"/>
-                <w:szCs w:val="16"/>
-              </w:rPr>
-              <w:t xml:space="preserve">Responsibility</w:t>
-            </w:r>
-          </w:p>
-        </w:tc>
-      </w:tr>
-      <w:tr>
-        <w:tc>
-          <w:tcPr>
-            <w:tcW w:type="pct" w:w="2500"/>
-            <w:tcMar>
-              <w:top w:type="dxa" w:w="20"/>
-              <w:left w:type="dxa" w:w="80"/>
-              <w:bottom w:type="dxa" w:w="20"/>
-              <w:right w:type="dxa" w:w="80"/>
-            </w:tcMar>
-          </w:tcPr>
-          <w:p>
-            <w:pPr>
-              <w:spacing w:before="12" w:after="12"/>
-            </w:pPr>
-            <w:r>
-              <w:rPr>
-                <w:b/>
-                <w:bCs/>
-                <w:color w:val="8186EF"/>
-                <w:sz w:val="16"/>
-                <w:szCs w:val="16"/>
-              </w:rPr>
-              <w:t xml:space="preserve">7  </w:t>
-            </w:r>
-            <w:r>
-              <w:rPr>
-                <w:sz w:val="16"/>
-                <w:szCs w:val="16"/>
-              </w:rPr>
-              <w:t xml:space="preserve">therefore</w:t>
-            </w:r>
-          </w:p>
-        </w:tc>
-        <w:tc>
-          <w:tcPr>
-            <w:tcW w:type="pct" w:w="2500"/>
-            <w:tcMar>
-              <w:top w:type="dxa" w:w="20"/>
-              <w:left w:type="dxa" w:w="80"/>
-              <w:bottom w:type="dxa" w:w="20"/>
-              <w:right w:type="dxa" w:w="80"/>
-            </w:tcMar>
-          </w:tcPr>
-          <w:p>
-            <w:pPr>
-              <w:spacing w:before="12" w:after="12"/>
-            </w:pPr>
-            <w:r>
-              <w:rPr>
-                <w:b/>
-                <w:bCs/>
-                <w:color w:val="8186EF"/>
-                <w:sz w:val="16"/>
-                <w:szCs w:val="16"/>
-              </w:rPr>
-              <w:t xml:space="preserve">14  </w:t>
-            </w:r>
-            <w:r>
-              <w:rPr>
-                <w:sz w:val="16"/>
-                <w:szCs w:val="16"/>
-              </w:rPr>
-              <w:t xml:space="preserve">Motivation</w:t>
+              <w:spacing w:before="24" w:after="24"/>
+            </w:pPr>
+            <w:r>
+              <w:rPr>
+                <w:sz w:val="16"/>
+                <w:szCs w:val="16"/>
+              </w:rPr>
+              <w:t xml:space="preserve"/>
             </w:r>
           </w:p>
         </w:tc>
@@ -2935,7 +2350,7 @@
           <w:sz w:val="19"/>
           <w:szCs w:val="19"/>
         </w:rPr>
-        <w:t xml:space="preserve">The standard </w:t>
+        <w:t xml:space="preserve">The standard quantity allowed is the heart of the </w:t>
       </w:r>
       <w:r>
         <w:rPr>
@@ -2953,7 +2368,7 @@
           <w:sz w:val="19"/>
           <w:szCs w:val="19"/>
         </w:rPr>
-        <w:t xml:space="preserve">           </w:t>
+        <w:t xml:space="preserve">            </w:t>
       </w:r>
       <w:r>
         <w:rPr>
@@ -2967,7 +2382,7 @@
           <w:sz w:val="19"/>
           <w:szCs w:val="19"/>
         </w:rPr>
-        <w:t xml:space="preserve"> allowed is the heart of the </w:t>
+        <w:t xml:space="preserve"> column: it is the input the standard </w:t>
       </w:r>
       <w:r>
         <w:rPr>
@@ -2985,7 +2400,7 @@
           <w:sz w:val="19"/>
           <w:szCs w:val="19"/>
         </w:rPr>
-        <w:t xml:space="preserve">            </w:t>
+        <w:t xml:space="preserve">           </w:t>
       </w:r>
       <w:r>
         <w:rPr>
@@ -2999,7 +2414,7 @@
           <w:sz w:val="19"/>
           <w:szCs w:val="19"/>
         </w:rPr>
-        <w:t xml:space="preserve"> column: it is the input the standard permits for the output </w:t>
+        <w:t xml:space="preserve"> for the output </w:t>
       </w:r>
       <w:r>
         <w:rPr>
@@ -3096,7 +2511,7 @@
                 <w:sz w:val="16"/>
                 <w:szCs w:val="16"/>
               </w:rPr>
-              <w:t xml:space="preserve">actually   ·   columns   ·   right-hand   ·   quantity</w:t>
+              <w:t xml:space="preserve">actually   ·   produced   ·   permits   ·   right-hand</w:t>
             </w:r>
           </w:p>
         </w:tc>
@@ -3522,7 +2937,7 @@
                 <w:sz w:val="16"/>
                 <w:szCs w:val="16"/>
               </w:rPr>
-              <w:t xml:space="preserve">quantity</w:t>
+              <w:t xml:space="preserve">right-hand</w:t>
             </w:r>
           </w:p>
         </w:tc>
@@ -3590,7 +3005,7 @@
                 <w:sz w:val="16"/>
                 <w:szCs w:val="16"/>
               </w:rPr>
-              <w:t xml:space="preserve">right-hand</w:t>
+              <w:t xml:space="preserve">permits</w:t>
             </w:r>
           </w:p>
         </w:tc>
@@ -4705,7 +4120,7 @@
           <w:sz w:val="19"/>
           <w:szCs w:val="19"/>
         </w:rPr>
-        <w:t xml:space="preserve">The price </w:t>
+        <w:t xml:space="preserve">The price variance can be </w:t>
       </w:r>
       <w:r>
         <w:rPr>
@@ -4737,7 +4152,7 @@
           <w:sz w:val="19"/>
           <w:szCs w:val="19"/>
         </w:rPr>
-        <w:t xml:space="preserve"> can be measured when the material is bought or when it is used. </w:t>
+        <w:t xml:space="preserve"> when the material is bought or when it is used. </w:t>
       </w:r>
       <w:r>
         <w:rPr>
@@ -4834,7 +4249,7 @@
                 <w:sz w:val="16"/>
                 <w:szCs w:val="16"/>
               </w:rPr>
-              <w:t xml:space="preserve">unfavorable   ·   conventions   ·   variance</w:t>
+              <w:t xml:space="preserve">reports   ·   conventions   ·   measured</w:t>
             </w:r>
           </w:p>
         </w:tc>
@@ -4877,7 +4292,7 @@
       <w:r>
         <w:drawing>
           <wp:inline distT="0" distB="0" distL="0" distR="0">
-            <wp:extent cx="5734050" cy="1644775"/>
+            <wp:extent cx="5734050" cy="2067275"/>
             <wp:effectExtent t="0" r="0" b="0" l="0"/>
             <wp:docPr id="1" name="" descr="" title=""/>
             <wp:cNvGraphicFramePr>
@@ -4902,7 +4317,7 @@
                   <pic:spPr bwMode="auto">
                     <a:xfrm>
                       <a:off x="0" y="0"/>
-                      <a:ext cx="5734050" cy="1644775"/>
+                      <a:ext cx="5734050" cy="2067275"/>
                     </a:xfrm>
                     <a:prstGeom prst="rect">
                       <a:avLst/>
@@ -5022,7 +4437,7 @@
           <w:sz w:val="19"/>
           <w:szCs w:val="19"/>
         </w:rPr>
-        <w:t xml:space="preserve">Measuring at purchase reports the variance earlier, which helps </w:t>
+        <w:t xml:space="preserve">Measuring at purchase </w:t>
       </w:r>
       <w:r>
         <w:rPr>
@@ -5040,7 +4455,7 @@
           <w:sz w:val="19"/>
           <w:szCs w:val="19"/>
         </w:rPr>
-        <w:t xml:space="preserve">            </w:t>
+        <w:t xml:space="preserve">           </w:t>
       </w:r>
       <w:r>
         <w:rPr>
@@ -5054,7 +4469,7 @@
           <w:sz w:val="19"/>
           <w:szCs w:val="19"/>
         </w:rPr>
-        <w:t xml:space="preserve"> act in time, and values the stock at </w:t>
+        <w:t xml:space="preserve"> the variance earlier, which helps </w:t>
       </w:r>
       <w:r>
         <w:rPr>
@@ -5072,7 +4487,7 @@
           <w:sz w:val="19"/>
           <w:szCs w:val="19"/>
         </w:rPr>
-        <w:t xml:space="preserve">           </w:t>
+        <w:t xml:space="preserve">            </w:t>
       </w:r>
       <w:r>
         <w:rPr>
@@ -5086,7 +4501,7 @@
           <w:sz w:val="19"/>
           <w:szCs w:val="19"/>
         </w:rPr>
-        <w:t xml:space="preserve">. </w:t>
+        <w:t xml:space="preserve"> act in time, and values the stock at standard. </w:t>
       </w:r>
       <w:r>
         <w:rPr>
@@ -5125,7 +4540,7 @@
           <w:sz w:val="19"/>
           <w:szCs w:val="19"/>
         </w:rPr>
-        <w:t xml:space="preserve"> the variance to the period in which the </w:t>
+        <w:t xml:space="preserve"> the variance to the period in which the material was </w:t>
       </w:r>
       <w:r>
         <w:rPr>
@@ -5157,7 +4572,7 @@
           <w:sz w:val="19"/>
           <w:szCs w:val="19"/>
         </w:rPr>
-        <w:t xml:space="preserve"> was consumed. </w:t>
+        <w:t xml:space="preserve">. </w:t>
       </w:r>
       <w:r>
         <w:rPr>
@@ -5222,7 +4637,7 @@
                 <w:sz w:val="16"/>
                 <w:szCs w:val="16"/>
               </w:rPr>
-              <w:t xml:space="preserve">matches   ·   standard   ·   material   ·   measured   ·   purchasing</w:t>
+              <w:t xml:space="preserve">matches   ·   purchasing   ·   consumed   ·   usually   ·   reports</w:t>
             </w:r>
           </w:p>
         </w:tc>
@@ -5296,7 +4711,7 @@
           <w:sz w:val="16"/>
           <w:szCs w:val="16"/>
         </w:rPr>
-        <w:t xml:space="preserve">      gaps 12–14</w:t>
+        <w:t xml:space="preserve">      gaps 12–13</w:t>
       </w:r>
     </w:p>
     <w:p>
@@ -5309,7 +4724,14 @@
           <w:sz w:val="19"/>
           <w:szCs w:val="19"/>
         </w:rPr>
-        <w:t xml:space="preserve">The price variance always uses an actual quantity, </w:t>
+        <w:t xml:space="preserve">The price variance always uses an actual quantity, bought or used; the usage variance always uses the standard price. </w:t>
+      </w:r>
+      <w:r>
+        <w:rPr>
+          <w:sz w:val="19"/>
+          <w:szCs w:val="19"/>
+        </w:rPr>
+        <w:t xml:space="preserve">Using the standard quantity for the price variance, or the actual price for the usage variance, </w:t>
       </w:r>
       <w:r>
         <w:rPr>
@@ -5327,7 +4749,7 @@
           <w:sz w:val="19"/>
           <w:szCs w:val="19"/>
         </w:rPr>
-        <w:t xml:space="preserve">           </w:t>
+        <w:t xml:space="preserve">               </w:t>
       </w:r>
       <w:r>
         <w:rPr>
@@ -5341,14 +4763,7 @@
           <w:sz w:val="19"/>
           <w:szCs w:val="19"/>
         </w:rPr>
-        <w:t xml:space="preserve"> or used; the usage variance always uses the standard price. </w:t>
-      </w:r>
-      <w:r>
-        <w:rPr>
-          <w:sz w:val="19"/>
-          <w:szCs w:val="19"/>
-        </w:rPr>
-        <w:t xml:space="preserve">Using the standard quantity for the price variance, or the actual price for the usage variance, </w:t>
+        <w:t xml:space="preserve"> part of the </w:t>
       </w:r>
       <w:r>
         <w:rPr>
@@ -5359,38 +4774,6 @@
           <w:szCs w:val="15"/>
         </w:rPr>
         <w:t xml:space="preserve"> (13) </w:t>
-      </w:r>
-      <w:r>
-        <w:rPr>
-          <w:u w:val="single"/>
-          <w:sz w:val="19"/>
-          <w:szCs w:val="19"/>
-        </w:rPr>
-        <w:t xml:space="preserve">               </w:t>
-      </w:r>
-      <w:r>
-        <w:rPr>
-          <w:sz w:val="19"/>
-          <w:szCs w:val="19"/>
-        </w:rPr>
-        <w:t xml:space="preserve"> </w:t>
-      </w:r>
-      <w:r>
-        <w:rPr>
-          <w:sz w:val="19"/>
-          <w:szCs w:val="19"/>
-        </w:rPr>
-        <w:t xml:space="preserve"> part of the </w:t>
-      </w:r>
-      <w:r>
-        <w:rPr>
-          <w:b/>
-          <w:bCs/>
-          <w:color w:val="8186EF"/>
-          <w:sz w:val="15"/>
-          <w:szCs w:val="15"/>
-        </w:rPr>
-        <w:t xml:space="preserve"> (14) </w:t>
       </w:r>
       <w:r>
         <w:rPr>
@@ -5470,7 +4853,7 @@
                 <w:sz w:val="16"/>
                 <w:szCs w:val="16"/>
               </w:rPr>
-              <w:t xml:space="preserve">bought   ·   double-counts   ·   difference   ·   conventions</w:t>
+              <w:t xml:space="preserve">double-counts   ·   conventions   ·   difference</w:t>
             </w:r>
           </w:p>
         </w:tc>
@@ -5812,7 +5195,7 @@
                 <w:sz w:val="16"/>
                 <w:szCs w:val="16"/>
               </w:rPr>
-              <w:t xml:space="preserve">purchasing</w:t>
+              <w:t xml:space="preserve">reports</w:t>
             </w:r>
           </w:p>
         </w:tc>
@@ -5880,7 +5263,7 @@
                 <w:sz w:val="16"/>
                 <w:szCs w:val="16"/>
               </w:rPr>
-              <w:t xml:space="preserve">standard</w:t>
+              <w:t xml:space="preserve">purchasing</w:t>
             </w:r>
           </w:p>
         </w:tc>
@@ -6016,7 +5399,7 @@
                 <w:sz w:val="16"/>
                 <w:szCs w:val="16"/>
               </w:rPr>
-              <w:t xml:space="preserve">material</w:t>
+              <w:t xml:space="preserve">consumed</w:t>
             </w:r>
           </w:p>
         </w:tc>
@@ -6051,7 +5434,7 @@
                 <w:sz w:val="16"/>
                 <w:szCs w:val="16"/>
               </w:rPr>
-              <w:t xml:space="preserve">variance</w:t>
+              <w:t xml:space="preserve">measured</w:t>
             </w:r>
           </w:p>
         </w:tc>
@@ -6084,7 +5467,7 @@
                 <w:sz w:val="16"/>
                 <w:szCs w:val="16"/>
               </w:rPr>
-              <w:t xml:space="preserve">bought</w:t>
+              <w:t xml:space="preserve">double-counts</w:t>
             </w:r>
           </w:p>
         </w:tc>
@@ -6152,7 +5535,7 @@
                 <w:sz w:val="16"/>
                 <w:szCs w:val="16"/>
               </w:rPr>
-              <w:t xml:space="preserve">double-counts</w:t>
+              <w:t xml:space="preserve">difference</w:t>
             </w:r>
           </w:p>
         </w:tc>
@@ -6203,24 +5586,14 @@
           </w:tcPr>
           <w:p>
             <w:pPr>
-              <w:spacing w:before="12" w:after="12"/>
-            </w:pPr>
-            <w:r>
-              <w:rPr>
-                <w:b/>
-                <w:bCs/>
-                <w:color w:val="8186EF"/>
-                <w:sz w:val="16"/>
-                <w:szCs w:val="16"/>
-              </w:rPr>
-              <w:t xml:space="preserve">14  </w:t>
-            </w:r>
-            <w:r>
-              <w:rPr>
-                <w:sz w:val="16"/>
-                <w:szCs w:val="16"/>
-              </w:rPr>
-              <w:t xml:space="preserve">difference</w:t>
+              <w:spacing w:before="24" w:after="24"/>
+            </w:pPr>
+            <w:r>
+              <w:rPr>
+                <w:sz w:val="16"/>
+                <w:szCs w:val="16"/>
+              </w:rPr>
+              <w:t xml:space="preserve"/>
             </w:r>
           </w:p>
         </w:tc>
@@ -6703,104 +6076,6 @@
         <w:tc>
           <w:tcPr>
             <w:tcW w:type="pct" w:w="2400"/>
-            <w:tcMar>
-              <w:top w:type="dxa" w:w="50"/>
-              <w:left w:type="dxa" w:w="110"/>
-              <w:bottom w:type="dxa" w:w="50"/>
-              <w:right w:type="dxa" w:w="110"/>
-            </w:tcMar>
-          </w:tcPr>
-          <w:p>
-            <w:pPr>
-              <w:spacing w:before="28" w:after="28"/>
-            </w:pPr>
-            <w:r>
-              <w:rPr>
-                <w:sz w:val="15"/>
-                <w:szCs w:val="15"/>
-              </w:rPr>
-              <w:t xml:space="preserve">Actual hours worked</w:t>
-            </w:r>
-          </w:p>
-        </w:tc>
-        <w:tc>
-          <w:tcPr>
-            <w:tcW w:type="pct" w:w="2600"/>
-            <w:tcMar>
-              <w:top w:type="dxa" w:w="50"/>
-              <w:left w:type="dxa" w:w="110"/>
-              <w:bottom w:type="dxa" w:w="50"/>
-              <w:right w:type="dxa" w:w="110"/>
-            </w:tcMar>
-          </w:tcPr>
-          <w:p>
-            <w:pPr>
-              <w:spacing w:before="28" w:after="28"/>
-            </w:pPr>
-            <w:r>
-              <w:rPr>
-                <w:sz w:val="15"/>
-                <w:szCs w:val="15"/>
-              </w:rPr>
-              <w:t xml:space="preserve">3,680</w:t>
-            </w:r>
-          </w:p>
-        </w:tc>
-      </w:tr>
-      <w:tr>
-        <w:tc>
-          <w:tcPr>
-            <w:tcW w:type="pct" w:w="2400"/>
-            <w:shd w:fill="FBFAF6" w:val="clear"/>
-            <w:tcMar>
-              <w:top w:type="dxa" w:w="50"/>
-              <w:left w:type="dxa" w:w="110"/>
-              <w:bottom w:type="dxa" w:w="50"/>
-              <w:right w:type="dxa" w:w="110"/>
-            </w:tcMar>
-          </w:tcPr>
-          <w:p>
-            <w:pPr>
-              <w:spacing w:before="28" w:after="28"/>
-            </w:pPr>
-            <w:r>
-              <w:rPr>
-                <w:sz w:val="15"/>
-                <w:szCs w:val="15"/>
-              </w:rPr>
-              <w:t xml:space="preserve">Standard rate an hour</w:t>
-            </w:r>
-          </w:p>
-        </w:tc>
-        <w:tc>
-          <w:tcPr>
-            <w:tcW w:type="pct" w:w="2600"/>
-            <w:shd w:fill="FBFAF6" w:val="clear"/>
-            <w:tcMar>
-              <w:top w:type="dxa" w:w="50"/>
-              <w:left w:type="dxa" w:w="110"/>
-              <w:bottom w:type="dxa" w:w="50"/>
-              <w:right w:type="dxa" w:w="110"/>
-            </w:tcMar>
-          </w:tcPr>
-          <w:p>
-            <w:pPr>
-              <w:spacing w:before="28" w:after="28"/>
-            </w:pPr>
-            <w:r>
-              <w:rPr>
-                <w:sz w:val="15"/>
-                <w:szCs w:val="15"/>
-              </w:rPr>
-              <w:t xml:space="preserve">$12.00</w:t>
-            </w:r>
-          </w:p>
-        </w:tc>
-      </w:tr>
-      <w:tr>
-        <w:tc>
-          <w:tcPr>
-            <w:tcW w:type="pct" w:w="2400"/>
             <w:shd w:fill="FFFFFF" w:val="clear"/>
             <w:tcMar>
               <w:top w:type="dxa" w:w="50"/>
@@ -6844,7 +6119,57 @@
                 <w:sz w:val="15"/>
                 <w:szCs w:val="15"/>
               </w:rPr>
-              <w:t xml:space="preserve">$12.10</w:t>
+              <w:t xml:space="preserve">3,680</w:t>
+            </w:r>
+          </w:p>
+        </w:tc>
+      </w:tr>
+      <w:tr>
+        <w:tc>
+          <w:tcPr>
+            <w:tcW w:type="pct" w:w="2400"/>
+            <w:shd w:fill="FBFAF6" w:val="clear"/>
+            <w:tcMar>
+              <w:top w:type="dxa" w:w="50"/>
+              <w:left w:type="dxa" w:w="110"/>
+              <w:bottom w:type="dxa" w:w="50"/>
+              <w:right w:type="dxa" w:w="110"/>
+            </w:tcMar>
+          </w:tcPr>
+          <w:p>
+            <w:pPr>
+              <w:spacing w:before="28" w:after="28"/>
+            </w:pPr>
+            <w:r>
+              <w:rPr>
+                <w:sz w:val="15"/>
+                <w:szCs w:val="15"/>
+              </w:rPr>
+              <w:t xml:space="preserve">Standard rate an hour</w:t>
+            </w:r>
+          </w:p>
+        </w:tc>
+        <w:tc>
+          <w:tcPr>
+            <w:tcW w:type="pct" w:w="2600"/>
+            <w:shd w:fill="FBFAF6" w:val="clear"/>
+            <w:tcMar>
+              <w:top w:type="dxa" w:w="50"/>
+              <w:left w:type="dxa" w:w="110"/>
+              <w:bottom w:type="dxa" w:w="50"/>
+              <w:right w:type="dxa" w:w="110"/>
+            </w:tcMar>
+          </w:tcPr>
+          <w:p>
+            <w:pPr>
+              <w:spacing w:before="28" w:after="28"/>
+            </w:pPr>
+            <w:r>
+              <w:rPr>
+                <w:sz w:val="15"/>
+                <w:szCs w:val="15"/>
+              </w:rPr>
+              <w:t xml:space="preserve">$12.00</w:t>
             </w:r>
           </w:p>
         </w:tc>
@@ -6880,7 +6205,6 @@
         <w:tc>
           <w:tcPr>
             <w:tcW w:type="pct" w:w="2600"/>
-            <w:shd w:fill="FBFAF6" w:val="clear"/>
             <w:tcMar>
               <w:top w:type="dxa" w:w="50"/>
               <w:left w:type="dxa" w:w="110"/>
@@ -6897,6 +6221,56 @@
                 <w:sz w:val="15"/>
                 <w:szCs w:val="15"/>
               </w:rPr>
+              <w:t xml:space="preserve">$12.10</w:t>
+            </w:r>
+          </w:p>
+        </w:tc>
+      </w:tr>
+      <w:tr>
+        <w:tc>
+          <w:tcPr>
+            <w:tcW w:type="pct" w:w="2400"/>
+            <w:shd w:fill="FBFAF6" w:val="clear"/>
+            <w:tcMar>
+              <w:top w:type="dxa" w:w="50"/>
+              <w:left w:type="dxa" w:w="110"/>
+              <w:bottom w:type="dxa" w:w="50"/>
+              <w:right w:type="dxa" w:w="110"/>
+            </w:tcMar>
+          </w:tcPr>
+          <w:p>
+            <w:pPr>
+              <w:spacing w:before="28" w:after="28"/>
+            </w:pPr>
+            <w:r>
+              <w:rPr>
+                <w:sz w:val="15"/>
+                <w:szCs w:val="15"/>
+              </w:rPr>
+              <w:t xml:space="preserve">Rate variance</w:t>
+            </w:r>
+          </w:p>
+        </w:tc>
+        <w:tc>
+          <w:tcPr>
+            <w:tcW w:type="pct" w:w="2600"/>
+            <w:shd w:fill="FBFAF6" w:val="clear"/>
+            <w:tcMar>
+              <w:top w:type="dxa" w:w="50"/>
+              <w:left w:type="dxa" w:w="110"/>
+              <w:bottom w:type="dxa" w:w="50"/>
+              <w:right w:type="dxa" w:w="110"/>
+            </w:tcMar>
+          </w:tcPr>
+          <w:p>
+            <w:pPr>
+              <w:spacing w:before="28" w:after="28"/>
+            </w:pPr>
+            <w:r>
+              <w:rPr>
+                <w:sz w:val="15"/>
+                <w:szCs w:val="15"/>
+              </w:rPr>
               <w:t xml:space="preserve">(12.10 − 12.00) × 3,680 = 368 U</w:t>
             </w:r>
           </w:p>
@@ -6906,27 +6280,23 @@
         <w:tc>
           <w:tcPr>
             <w:tcW w:type="pct" w:w="2400"/>
-            <w:shd w:fill="FFFFFF" w:val="clear"/>
-            <w:tcMar>
-              <w:top w:type="dxa" w:w="50"/>
-              <w:left w:type="dxa" w:w="110"/>
-              <w:bottom w:type="dxa" w:w="50"/>
-              <w:right w:type="dxa" w:w="110"/>
-            </w:tcMar>
-          </w:tcPr>
-          <w:p>
-            <w:pPr>
-              <w:spacing w:before="46" w:after="46"/>
-            </w:pPr>
-            <w:r>
-              <w:rPr>
-                <w:b/>
-                <w:bCs/>
-                <w:color w:val="8186EF"/>
-                <w:sz w:val="14"/>
-                <w:szCs w:val="14"/>
-              </w:rPr>
-              <w:t xml:space="preserve">(4)</w:t>
+            <w:tcMar>
+              <w:top w:type="dxa" w:w="50"/>
+              <w:left w:type="dxa" w:w="110"/>
+              <w:bottom w:type="dxa" w:w="50"/>
+              <w:right w:type="dxa" w:w="110"/>
+            </w:tcMar>
+          </w:tcPr>
+          <w:p>
+            <w:pPr>
+              <w:spacing w:before="28" w:after="28"/>
+            </w:pPr>
+            <w:r>
+              <w:rPr>
+                <w:sz w:val="15"/>
+                <w:szCs w:val="15"/>
+              </w:rPr>
+              <w:t xml:space="preserve">Efficiency variance</w:t>
             </w:r>
           </w:p>
         </w:tc>
@@ -7011,7 +6381,7 @@
                 <w:sz w:val="16"/>
                 <w:szCs w:val="16"/>
               </w:rPr>
-              <w:t xml:space="preserve">Actual rate an hour   ·   Actual hours worked   ·   Efficiency variance   ·   Standard hours allowed (0.050 a case)   ·   Rate variance</w:t>
+              <w:t xml:space="preserve">Actual hours worked   ·   Standard hours allowed (0.050 a case)   ·   Labor efficiency variance   ·   Actual rate an hour</w:t>
             </w:r>
           </w:p>
         </w:tc>
@@ -7352,7 +6722,7 @@
                 <w:sz w:val="14"/>
                 <w:szCs w:val="14"/>
               </w:rPr>
-              <w:t xml:space="preserve">(5)</w:t>
+              <w:t xml:space="preserve">(4)</w:t>
             </w:r>
           </w:p>
         </w:tc>
@@ -7549,7 +6919,7 @@
                 <w:sz w:val="14"/>
                 <w:szCs w:val="14"/>
               </w:rPr>
-              <w:t xml:space="preserve">(6)</w:t>
+              <w:t xml:space="preserve">(5)</w:t>
             </w:r>
           </w:p>
         </w:tc>
@@ -7806,7 +7176,7 @@
           <w:sz w:val="16"/>
           <w:szCs w:val="16"/>
         </w:rPr>
-        <w:t xml:space="preserve">      gaps 7–8</w:t>
+        <w:t xml:space="preserve">      gaps 6–7</w:t>
       </w:r>
     </w:p>
     <w:p>
@@ -7819,7 +7189,7 @@
           <w:sz w:val="19"/>
           <w:szCs w:val="19"/>
         </w:rPr>
-        <w:t xml:space="preserve">The Tahini figures show a pattern worth noticing: the sesame price variance is favorable while the usage variance is </w:t>
+        <w:t xml:space="preserve">The Tahini figures show a pattern worth noticing: the sesame price variance is </w:t>
       </w:r>
       <w:r>
         <w:rPr>
@@ -7829,7 +7199,7 @@
           <w:sz w:val="15"/>
           <w:szCs w:val="15"/>
         </w:rPr>
-        <w:t xml:space="preserve"> (7) </w:t>
+        <w:t xml:space="preserve"> (6) </w:t>
       </w:r>
       <w:r>
         <w:rPr>
@@ -7837,7 +7207,7 @@
           <w:sz w:val="19"/>
           <w:szCs w:val="19"/>
         </w:rPr>
-        <w:t xml:space="preserve">             </w:t>
+        <w:t xml:space="preserve">           </w:t>
       </w:r>
       <w:r>
         <w:rPr>
@@ -7851,7 +7221,7 @@
           <w:sz w:val="19"/>
           <w:szCs w:val="19"/>
         </w:rPr>
-        <w:t xml:space="preserve">. </w:t>
+        <w:t xml:space="preserve"> while the usage variance is unfavorable. </w:t>
       </w:r>
       <w:r>
         <w:rPr>
@@ -7868,7 +7238,7 @@
           <w:sz w:val="15"/>
           <w:szCs w:val="15"/>
         </w:rPr>
-        <w:t xml:space="preserve"> (8) </w:t>
+        <w:t xml:space="preserve"> (7) </w:t>
       </w:r>
       <w:r>
         <w:rPr>
@@ -7948,7 +7318,7 @@
                 <w:sz w:val="16"/>
                 <w:szCs w:val="16"/>
               </w:rPr>
-              <w:t xml:space="preserve">explains   ·   unfavorable   ·   pattern</w:t>
+              <w:t xml:space="preserve">explains   ·   favorable   ·   pattern</w:t>
             </w:r>
           </w:p>
         </w:tc>
@@ -8302,7 +7672,7 @@
                 <w:sz w:val="16"/>
                 <w:szCs w:val="16"/>
               </w:rPr>
-              <w:t xml:space="preserve">actual 56,200 kg at $2.45</w:t>
+              <w:t xml:space="preserve">1,320 h allowed</w:t>
             </w:r>
           </w:p>
         </w:tc>
@@ -8337,7 +7707,7 @@
                 <w:sz w:val="16"/>
                 <w:szCs w:val="16"/>
               </w:rPr>
-              <w:t xml:space="preserve">Actual rate an hour</w:t>
+              <w:t xml:space="preserve">Actual hours worked</w:t>
             </w:r>
           </w:p>
         </w:tc>
@@ -8370,7 +7740,7 @@
                 <w:sz w:val="16"/>
                 <w:szCs w:val="16"/>
               </w:rPr>
-              <w:t xml:space="preserve">1,320 h allowed</w:t>
+              <w:t xml:space="preserve">favorable</w:t>
             </w:r>
           </w:p>
         </w:tc>
@@ -8405,7 +7775,7 @@
                 <w:sz w:val="16"/>
                 <w:szCs w:val="16"/>
               </w:rPr>
-              <w:t xml:space="preserve">Rate variance</w:t>
+              <w:t xml:space="preserve">Actual rate an hour</w:t>
             </w:r>
           </w:p>
         </w:tc>
@@ -8438,7 +7808,7 @@
                 <w:sz w:val="16"/>
                 <w:szCs w:val="16"/>
               </w:rPr>
-              <w:t xml:space="preserve">unfavorable</w:t>
+              <w:t xml:space="preserve">explains</w:t>
             </w:r>
           </w:p>
         </w:tc>
@@ -8473,7 +7843,7 @@
                 <w:sz w:val="16"/>
                 <w:szCs w:val="16"/>
               </w:rPr>
-              <w:t xml:space="preserve">Efficiency variance</w:t>
+              <w:t xml:space="preserve">actual 56,200 kg at $2.45</w:t>
             </w:r>
           </w:p>
         </w:tc>
@@ -8489,24 +7859,14 @@
           </w:tcPr>
           <w:p>
             <w:pPr>
-              <w:spacing w:before="12" w:after="12"/>
-            </w:pPr>
-            <w:r>
-              <w:rPr>
-                <w:b/>
-                <w:bCs/>
-                <w:color w:val="8186EF"/>
-                <w:sz w:val="16"/>
-                <w:szCs w:val="16"/>
-              </w:rPr>
-              <w:t xml:space="preserve">8  </w:t>
-            </w:r>
-            <w:r>
-              <w:rPr>
-                <w:sz w:val="16"/>
-                <w:szCs w:val="16"/>
-              </w:rPr>
-              <w:t xml:space="preserve">explains</w:t>
+              <w:spacing w:before="24" w:after="24"/>
+            </w:pPr>
+            <w:r>
+              <w:rPr>
+                <w:sz w:val="16"/>
+                <w:szCs w:val="16"/>
+              </w:rPr>
+              <w:t xml:space="preserve"/>
             </w:r>
           </w:p>
         </w:tc>
@@ -8685,7 +8045,7 @@
       <w:r>
         <w:drawing>
           <wp:inline distT="0" distB="0" distL="0" distR="0">
-            <wp:extent cx="5734050" cy="1614600"/>
+            <wp:extent cx="5734050" cy="3274450"/>
             <wp:effectExtent t="0" r="0" b="0" l="0"/>
             <wp:docPr id="1" name="" descr="" title=""/>
             <wp:cNvGraphicFramePr>
@@ -8710,7 +8070,7 @@
                   <pic:spPr bwMode="auto">
                     <a:xfrm>
                       <a:off x="0" y="0"/>
-                      <a:ext cx="5734050" cy="1614600"/>
+                      <a:ext cx="5734050" cy="3274450"/>
                     </a:xfrm>
                     <a:prstGeom prst="rect">
                       <a:avLst/>
@@ -8778,7 +8138,7 @@
                 <w:sz w:val="16"/>
                 <w:szCs w:val="16"/>
               </w:rPr>
-              <w:t xml:space="preserve">Labor efficiency   ·   Material usage</w:t>
+              <w:t xml:space="preserve">Labor rate   ·   Labor efficiency   ·   Material usage</w:t>
             </w:r>
           </w:p>
         </w:tc>
@@ -8805,7 +8165,7 @@
           <w:sz w:val="16"/>
           <w:szCs w:val="16"/>
         </w:rPr>
-        <w:t xml:space="preserve">      gaps 2–3</w:t>
+        <w:t xml:space="preserve">      gaps 3–4</w:t>
       </w:r>
     </w:p>
     <w:p>
@@ -8828,7 +8188,7 @@
           <w:sz w:val="15"/>
           <w:szCs w:val="15"/>
         </w:rPr>
-        <w:t xml:space="preserve"> (2) </w:t>
+        <w:t xml:space="preserve"> (3) </w:t>
       </w:r>
       <w:r>
         <w:rPr>
@@ -8857,7 +8217,7 @@
           <w:sz w:val="19"/>
           <w:szCs w:val="19"/>
         </w:rPr>
-        <w:t xml:space="preserve">If purchasing buys cheaper, </w:t>
+        <w:t xml:space="preserve">If </w:t>
       </w:r>
       <w:r>
         <w:rPr>
@@ -8867,7 +8227,7 @@
           <w:sz w:val="15"/>
           <w:szCs w:val="15"/>
         </w:rPr>
-        <w:t xml:space="preserve"> (3) </w:t>
+        <w:t xml:space="preserve"> (4) </w:t>
       </w:r>
       <w:r>
         <w:rPr>
@@ -8875,7 +8235,7 @@
           <w:sz w:val="19"/>
           <w:szCs w:val="19"/>
         </w:rPr>
-        <w:t xml:space="preserve">             </w:t>
+        <w:t xml:space="preserve">            </w:t>
       </w:r>
       <w:r>
         <w:rPr>
@@ -8889,7 +8249,7 @@
           <w:sz w:val="19"/>
           <w:szCs w:val="19"/>
         </w:rPr>
-        <w:t xml:space="preserve"> concentrate, the price variance is favorable and the usage variance unfavorable, and the plant manager is not to blame. </w:t>
+        <w:t xml:space="preserve"> buys cheaper, lower-grade concentrate, the price variance is favorable and the usage variance unfavorable, and the plant manager is not to blame. </w:t>
       </w:r>
     </w:p>
     <w:tbl>
@@ -8947,7 +8307,7 @@
                 <w:sz w:val="16"/>
                 <w:szCs w:val="16"/>
               </w:rPr>
-              <w:t xml:space="preserve">someone   ·   lower-grade   ·   starting</w:t>
+              <w:t xml:space="preserve">decision   ·   purchasing   ·   starting</w:t>
             </w:r>
           </w:p>
         </w:tc>
@@ -9132,7 +8492,7 @@
                 <w:sz w:val="14"/>
                 <w:szCs w:val="14"/>
               </w:rPr>
-              <w:t xml:space="preserve">(4)</w:t>
+              <w:t xml:space="preserve">(5)</w:t>
             </w:r>
           </w:p>
         </w:tc>
@@ -9239,7 +8599,7 @@
                 <w:sz w:val="14"/>
                 <w:szCs w:val="14"/>
               </w:rPr>
-              <w:t xml:space="preserve"> (5) </w:t>
+              <w:t xml:space="preserve"> (6) </w:t>
             </w:r>
             <w:r>
               <w:rPr>
@@ -9313,7 +8673,7 @@
                 <w:sz w:val="14"/>
                 <w:szCs w:val="14"/>
               </w:rPr>
-              <w:t xml:space="preserve">(6)</w:t>
+              <w:t xml:space="preserve">(7)</w:t>
             </w:r>
           </w:p>
         </w:tc>
@@ -9389,7 +8749,7 @@
                 <w:sz w:val="14"/>
                 <w:szCs w:val="14"/>
               </w:rPr>
-              <w:t xml:space="preserve">(7)</w:t>
+              <w:t xml:space="preserve">(8)</w:t>
             </w:r>
           </w:p>
         </w:tc>
@@ -9531,6 +8891,18 @@
     <w:p/>
     <w:p>
       <w:pPr>
+        <w:pageBreakBefore w:val="true"/>
+        <w:spacing w:after="0"/>
+      </w:pPr>
+      <w:r>
+        <w:rPr>
+          <w:sz w:val="2"/>
+        </w:rPr>
+        <w:t xml:space="preserve"> </w:t>
+      </w:r>
+    </w:p>
+    <w:p>
+      <w:pPr>
         <w:spacing w:before="44" w:after="14"/>
       </w:pPr>
       <w:r>
@@ -9549,7 +8921,7 @@
           <w:sz w:val="16"/>
           <w:szCs w:val="16"/>
         </w:rPr>
-        <w:t xml:space="preserve">      gaps 8–9</w:t>
+        <w:t xml:space="preserve">      gaps 9–10</w:t>
       </w:r>
     </w:p>
     <w:p>
@@ -9562,7 +8934,7 @@
           <w:sz w:val="19"/>
           <w:szCs w:val="19"/>
         </w:rPr>
-        <w:t xml:space="preserve">A favorable price variance beside an </w:t>
+        <w:t xml:space="preserve">A favorable price variance beside an unfavorable usage variance usually points to one decision, not two </w:t>
       </w:r>
       <w:r>
         <w:rPr>
@@ -9572,7 +8944,7 @@
           <w:sz w:val="15"/>
           <w:szCs w:val="15"/>
         </w:rPr>
-        <w:t xml:space="preserve"> (8) </w:t>
+        <w:t xml:space="preserve"> (9) </w:t>
       </w:r>
       <w:r>
         <w:rPr>
@@ -9580,7 +8952,7 @@
           <w:sz w:val="19"/>
           <w:szCs w:val="19"/>
         </w:rPr>
-        <w:t xml:space="preserve">             </w:t>
+        <w:t xml:space="preserve">           </w:t>
       </w:r>
       <w:r>
         <w:rPr>
@@ -9594,7 +8966,7 @@
           <w:sz w:val="19"/>
           <w:szCs w:val="19"/>
         </w:rPr>
-        <w:t xml:space="preserve"> usage variance usually points to one decision, not two separate results. </w:t>
+        <w:t xml:space="preserve"> results. </w:t>
       </w:r>
       <w:r>
         <w:rPr>
@@ -9611,7 +8983,7 @@
           <w:sz w:val="15"/>
           <w:szCs w:val="15"/>
         </w:rPr>
-        <w:t xml:space="preserve"> (9) </w:t>
+        <w:t xml:space="preserve"> (10) </w:t>
       </w:r>
       <w:r>
         <w:rPr>
@@ -9691,7 +9063,7 @@
                 <w:sz w:val="16"/>
                 <w:szCs w:val="16"/>
               </w:rPr>
-              <w:t xml:space="preserve">Judging   ·   conclusion   ·   unfavorable</w:t>
+              <w:t xml:space="preserve">starting   ·   conclusion   ·   separate</w:t>
             </w:r>
           </w:p>
         </w:tc>
@@ -9828,7 +9200,7 @@
                 <w:sz w:val="16"/>
                 <w:szCs w:val="16"/>
               </w:rPr>
-              <w:t xml:space="preserve">Price unfavorable</w:t>
+              <w:t xml:space="preserve">Efficiency unfavorable</w:t>
             </w:r>
           </w:p>
         </w:tc>
@@ -9863,7 +9235,7 @@
                 <w:sz w:val="16"/>
                 <w:szCs w:val="16"/>
               </w:rPr>
-              <w:t xml:space="preserve">starting</w:t>
+              <w:t xml:space="preserve">Labor rate</w:t>
             </w:r>
           </w:p>
         </w:tc>
@@ -9896,7 +9268,7 @@
                 <w:sz w:val="16"/>
                 <w:szCs w:val="16"/>
               </w:rPr>
-              <w:t xml:space="preserve">Rate unfavorable</w:t>
+              <w:t xml:space="preserve">Price unfavorable</w:t>
             </w:r>
           </w:p>
         </w:tc>
@@ -9931,7 +9303,7 @@
                 <w:sz w:val="16"/>
                 <w:szCs w:val="16"/>
               </w:rPr>
-              <w:t xml:space="preserve">lower-grade</w:t>
+              <w:t xml:space="preserve">starting</w:t>
             </w:r>
           </w:p>
         </w:tc>
@@ -9964,7 +9336,7 @@
                 <w:sz w:val="16"/>
                 <w:szCs w:val="16"/>
               </w:rPr>
-              <w:t xml:space="preserve">unfavorable</w:t>
+              <w:t xml:space="preserve">Rate unfavorable</w:t>
             </w:r>
           </w:p>
         </w:tc>
@@ -9999,7 +9371,7 @@
                 <w:sz w:val="16"/>
                 <w:szCs w:val="16"/>
               </w:rPr>
-              <w:t xml:space="preserve">Price favorable</w:t>
+              <w:t xml:space="preserve">purchasing</w:t>
             </w:r>
           </w:p>
         </w:tc>
@@ -10032,7 +9404,7 @@
                 <w:sz w:val="16"/>
                 <w:szCs w:val="16"/>
               </w:rPr>
-              <w:t xml:space="preserve">conclusion</w:t>
+              <w:t xml:space="preserve">separate</w:t>
             </w:r>
           </w:p>
         </w:tc>
@@ -10067,7 +9439,7 @@
                 <w:sz w:val="16"/>
                 <w:szCs w:val="16"/>
               </w:rPr>
-              <w:t xml:space="preserve">Efficiency unfavorable</w:t>
+              <w:t xml:space="preserve">Price favorable</w:t>
             </w:r>
           </w:p>
         </w:tc>
@@ -10083,14 +9455,24 @@
           </w:tcPr>
           <w:p>
             <w:pPr>
-              <w:spacing w:before="24" w:after="24"/>
-            </w:pPr>
-            <w:r>
-              <w:rPr>
-                <w:sz w:val="16"/>
-                <w:szCs w:val="16"/>
-              </w:rPr>
-              <w:t xml:space="preserve"/>
+              <w:spacing w:before="12" w:after="12"/>
+            </w:pPr>
+            <w:r>
+              <w:rPr>
+                <w:b/>
+                <w:bCs/>
+                <w:color w:val="8186EF"/>
+                <w:sz w:val="16"/>
+                <w:szCs w:val="16"/>
+              </w:rPr>
+              <w:t xml:space="preserve">10  </w:t>
+            </w:r>
+            <w:r>
+              <w:rPr>
+                <w:sz w:val="16"/>
+                <w:szCs w:val="16"/>
+              </w:rPr>
+              <w:t xml:space="preserve">conclusion</w:t>
             </w:r>
           </w:p>
         </w:tc>
@@ -10316,7 +9698,7 @@
           <w:sz w:val="19"/>
           <w:szCs w:val="19"/>
         </w:rPr>
-        <w:t xml:space="preserve">The four together come to $14,568 </w:t>
+        <w:t xml:space="preserve">The four </w:t>
       </w:r>
       <w:r>
         <w:rPr>
@@ -10334,7 +9716,7 @@
           <w:sz w:val="19"/>
           <w:szCs w:val="19"/>
         </w:rPr>
-        <w:t xml:space="preserve">             </w:t>
+        <w:t xml:space="preserve">           </w:t>
       </w:r>
       <w:r>
         <w:rPr>
@@ -10348,7 +9730,7 @@
           <w:sz w:val="19"/>
           <w:szCs w:val="19"/>
         </w:rPr>
-        <w:t xml:space="preserve">. </w:t>
+        <w:t xml:space="preserve"> come to $14,568 unfavorable. </w:t>
       </w:r>
     </w:p>
     <w:tbl>
@@ -10406,7 +9788,7 @@
                 <w:sz w:val="16"/>
                 <w:szCs w:val="16"/>
               </w:rPr>
-              <w:t xml:space="preserve">identified   ·   unfavorable   ·   variances</w:t>
+              <w:t xml:space="preserve">identified   ·   together   ·   variances</w:t>
             </w:r>
           </w:p>
         </w:tc>
@@ -10449,7 +9831,7 @@
       <w:r>
         <w:drawing>
           <wp:inline distT="0" distB="0" distL="0" distR="0">
-            <wp:extent cx="5734050" cy="1614600"/>
+            <wp:extent cx="5734050" cy="2746300"/>
             <wp:effectExtent t="0" r="0" b="0" l="0"/>
             <wp:docPr id="1" name="" descr="" title=""/>
             <wp:cNvGraphicFramePr>
@@ -10474,7 +9856,7 @@
                   <pic:spPr bwMode="auto">
                     <a:xfrm>
                       <a:off x="0" y="0"/>
-                      <a:ext cx="5734050" cy="1614600"/>
+                      <a:ext cx="5734050" cy="2746300"/>
                     </a:xfrm>
                     <a:prstGeom prst="rect">
                       <a:avLst/>
@@ -10585,7 +9967,7 @@
       <w:r>
         <w:drawing>
           <wp:inline distT="0" distB="0" distL="0" distR="0">
-            <wp:extent cx="5734050" cy="1871100"/>
+            <wp:extent cx="5734050" cy="1856025"/>
             <wp:effectExtent t="0" r="0" b="0" l="0"/>
             <wp:docPr id="1" name="" descr="" title=""/>
             <wp:cNvGraphicFramePr>
@@ -10610,7 +9992,7 @@
                   <pic:spPr bwMode="auto">
                     <a:xfrm>
                       <a:off x="0" y="0"/>
-                      <a:ext cx="5734050" cy="1871100"/>
+                      <a:ext cx="5734050" cy="1856025"/>
                     </a:xfrm>
                     <a:prstGeom prst="rect">
                       <a:avLst/>
@@ -10678,13 +10060,25 @@
                 <w:sz w:val="16"/>
                 <w:szCs w:val="16"/>
               </w:rPr>
-              <w:t xml:space="preserve">Bottle price variance   ·   Total bottle variance   ·   Labor rate variance   ·   Labor efficiency variance</w:t>
+              <w:t xml:space="preserve">Bottle price variance   ·   Total bottle variance   ·   Bottle usage variance</w:t>
             </w:r>
           </w:p>
         </w:tc>
       </w:tr>
     </w:tbl>
     <w:p/>
+    <w:p>
+      <w:pPr>
+        <w:pageBreakBefore w:val="true"/>
+        <w:spacing w:after="0"/>
+      </w:pPr>
+      <w:r>
+        <w:rPr>
+          <w:sz w:val="2"/>
+        </w:rPr>
+        <w:t xml:space="preserve"> </w:t>
+      </w:r>
+    </w:p>
     <w:p>
       <w:pPr>
         <w:spacing w:before="44" w:after="14"/>
@@ -10705,7 +10099,7 @@
           <w:sz w:val="16"/>
           <w:szCs w:val="16"/>
         </w:rPr>
-        <w:t xml:space="preserve">      gaps 7–8</w:t>
+        <w:t xml:space="preserve">      gaps 6–7</w:t>
       </w:r>
     </w:p>
     <w:p>
@@ -10728,7 +10122,7 @@
           <w:sz w:val="15"/>
           <w:szCs w:val="15"/>
         </w:rPr>
-        <w:t xml:space="preserve"> (7) </w:t>
+        <w:t xml:space="preserve"> (6) </w:t>
       </w:r>
       <w:r>
         <w:rPr>
@@ -10767,7 +10161,7 @@
           <w:sz w:val="15"/>
           <w:szCs w:val="15"/>
         </w:rPr>
-        <w:t xml:space="preserve"> (8) </w:t>
+        <w:t xml:space="preserve"> (7) </w:t>
       </w:r>
       <w:r>
         <w:rPr>
@@ -10914,18 +10308,6 @@
         <w:t xml:space="preserve">Concentrate $8,740 + $4,500 = $13,240, the concentrate variance. Labor $368 + $960 = $1,328, the labor variance.</w:t>
       </w:r>
     </w:p>
-    <w:p>
-      <w:pPr>
-        <w:pageBreakBefore w:val="true"/>
-        <w:spacing w:after="0"/>
-      </w:pPr>
-      <w:r>
-        <w:rPr>
-          <w:sz w:val="2"/>
-        </w:rPr>
-        <w:t xml:space="preserve"> </w:t>
-      </w:r>
-    </w:p>
     <w:tbl>
       <w:tblPr>
         <w:tblW w:type="pct" w:w="100%"/>
@@ -10993,7 +10375,7 @@
           <w:sz w:val="16"/>
           <w:szCs w:val="16"/>
         </w:rPr>
-        <w:t xml:space="preserve">      gaps 9–11</w:t>
+        <w:t xml:space="preserve">      gaps 8–10</w:t>
       </w:r>
     </w:p>
     <w:p>
@@ -11016,7 +10398,7 @@
           <w:sz w:val="15"/>
           <w:szCs w:val="15"/>
         </w:rPr>
-        <w:t xml:space="preserve"> (9) </w:t>
+        <w:t xml:space="preserve"> (8) </w:t>
       </w:r>
       <w:r>
         <w:rPr>
@@ -11055,7 +10437,7 @@
           <w:sz w:val="15"/>
           <w:szCs w:val="15"/>
         </w:rPr>
-        <w:t xml:space="preserve"> (10) </w:t>
+        <w:t xml:space="preserve"> (9) </w:t>
       </w:r>
       <w:r>
         <w:rPr>
@@ -11077,7 +10459,7 @@
           <w:sz w:val="19"/>
           <w:szCs w:val="19"/>
         </w:rPr>
-        <w:t xml:space="preserve"> the standard quantity allowed first, then the price variance on the actual quantity and the </w:t>
+        <w:t xml:space="preserve"> the standard quantity </w:t>
       </w:r>
       <w:r>
         <w:rPr>
@@ -11087,7 +10469,7 @@
           <w:sz w:val="15"/>
           <w:szCs w:val="15"/>
         </w:rPr>
-        <w:t xml:space="preserve"> (11) </w:t>
+        <w:t xml:space="preserve"> (10) </w:t>
       </w:r>
       <w:r>
         <w:rPr>
@@ -11095,7 +10477,7 @@
           <w:sz w:val="19"/>
           <w:szCs w:val="19"/>
         </w:rPr>
-        <w:t xml:space="preserve">            </w:t>
+        <w:t xml:space="preserve">           </w:t>
       </w:r>
       <w:r>
         <w:rPr>
@@ -11109,7 +10491,7 @@
           <w:sz w:val="19"/>
           <w:szCs w:val="19"/>
         </w:rPr>
-        <w:t xml:space="preserve"> variance at the standard price. </w:t>
+        <w:t xml:space="preserve"> first, then the price variance on the actual quantity and the efficiency variance at the standard price. </w:t>
       </w:r>
     </w:p>
     <w:tbl>
@@ -11167,7 +10549,7 @@
                 <w:sz w:val="16"/>
                 <w:szCs w:val="16"/>
               </w:rPr>
-              <w:t xml:space="preserve">efficiency   ·   Calculate   ·   produced   ·   outside</w:t>
+              <w:t xml:space="preserve">allowed   ·   Calculate   ·   produced   ·   variances</w:t>
             </w:r>
           </w:p>
         </w:tc>
@@ -11301,7 +10683,7 @@
                 <w:sz w:val="14"/>
                 <w:szCs w:val="14"/>
               </w:rPr>
-              <w:t xml:space="preserve">(12)</w:t>
+              <w:t xml:space="preserve">(11)</w:t>
             </w:r>
           </w:p>
         </w:tc>
@@ -11451,7 +10833,7 @@
                 <w:sz w:val="14"/>
                 <w:szCs w:val="14"/>
               </w:rPr>
-              <w:t xml:space="preserve">(13)</w:t>
+              <w:t xml:space="preserve">(12)</w:t>
             </w:r>
           </w:p>
         </w:tc>
@@ -11602,7 +10984,7 @@
                 <w:sz w:val="14"/>
                 <w:szCs w:val="14"/>
               </w:rPr>
-              <w:t xml:space="preserve">(14)</w:t>
+              <w:t xml:space="preserve">(13)</w:t>
             </w:r>
           </w:p>
         </w:tc>
@@ -11654,7 +11036,7 @@
                 <w:sz w:val="14"/>
                 <w:szCs w:val="14"/>
               </w:rPr>
-              <w:t xml:space="preserve">(15)</w:t>
+              <w:t xml:space="preserve">(14)</w:t>
             </w:r>
           </w:p>
         </w:tc>
@@ -11707,7 +11089,7 @@
                 <w:sz w:val="14"/>
                 <w:szCs w:val="14"/>
               </w:rPr>
-              <w:t xml:space="preserve">(16)</w:t>
+              <w:t xml:space="preserve">(15)</w:t>
             </w:r>
           </w:p>
         </w:tc>
@@ -11842,13 +11224,25 @@
                 <w:sz w:val="16"/>
                 <w:szCs w:val="16"/>
               </w:rPr>
-              <w:t xml:space="preserve">direct material usage variance   ·   Standard labor rate   ·   Standard labor hours a liter   ·   Actual hours worked   ·   Liters bottled   ·   Bottles actually used</w:t>
+              <w:t xml:space="preserve">Actual labor rate   ·   Standard labor rate   ·   Standard labor hours a liter   ·   Actual hours worked   ·   Liters bottled   ·   Bottles actually used</w:t>
             </w:r>
           </w:p>
         </w:tc>
       </w:tr>
     </w:tbl>
     <w:p/>
+    <w:p>
+      <w:pPr>
+        <w:pageBreakBefore w:val="true"/>
+        <w:spacing w:after="0"/>
+      </w:pPr>
+      <w:r>
+        <w:rPr>
+          <w:sz w:val="2"/>
+        </w:rPr>
+        <w:t xml:space="preserve"> </w:t>
+      </w:r>
+    </w:p>
     <w:tbl>
       <w:tblPr>
         <w:tblW w:type="pct" w:w="100%"/>
@@ -12097,7 +11491,7 @@
                 <w:sz w:val="14"/>
                 <w:szCs w:val="14"/>
               </w:rPr>
-              <w:t xml:space="preserve">(17)</w:t>
+              <w:t xml:space="preserve">(16)</w:t>
             </w:r>
           </w:p>
         </w:tc>
@@ -12150,7 +11544,7 @@
                 <w:sz w:val="14"/>
                 <w:szCs w:val="14"/>
               </w:rPr>
-              <w:t xml:space="preserve">(18)</w:t>
+              <w:t xml:space="preserve">(17)</w:t>
             </w:r>
           </w:p>
         </w:tc>
@@ -12251,7 +11645,7 @@
                 <w:sz w:val="14"/>
                 <w:szCs w:val="14"/>
               </w:rPr>
-              <w:t xml:space="preserve">(19)</w:t>
+              <w:t xml:space="preserve">(18)</w:t>
             </w:r>
           </w:p>
         </w:tc>
@@ -12313,25 +11707,13 @@
                 <w:sz w:val="16"/>
                 <w:szCs w:val="16"/>
               </w:rPr>
-              <w:t xml:space="preserve">($2.45 − $2.50) × 56,200 = $2,810 favorable   ·   (56,200 − 55,000) × $2.50 = $3,000 unfavorable   ·   ($12.10 − $12.00) × 3,680 = $368 unfavorable   ·   (1,350 − 1,320) × $15.00 = $450 unfavorable</w:t>
+              <w:t xml:space="preserve">($2.45 − $2.50) × 56,200 = $2,810 favorable   ·   (56,200 − 55,000) × $2.50 = $3,000 unfavorable   ·   (3,680 − 3,600) × $12.00 = $960 unfavorable   ·   (1,350 − 1,320) × $15.00 = $450 unfavorable</w:t>
             </w:r>
           </w:p>
         </w:tc>
       </w:tr>
     </w:tbl>
     <w:p/>
-    <w:p>
-      <w:pPr>
-        <w:pageBreakBefore w:val="true"/>
-        <w:spacing w:after="0"/>
-      </w:pPr>
-      <w:r>
-        <w:rPr>
-          <w:sz w:val="2"/>
-        </w:rPr>
-        <w:t xml:space="preserve"> </w:t>
-      </w:r>
-    </w:p>
     <w:p>
       <w:pPr>
         <w:spacing w:before="44" w:after="10"/>
@@ -12846,7 +12228,7 @@
                 <w:sz w:val="16"/>
                 <w:szCs w:val="16"/>
               </w:rPr>
-              <w:t xml:space="preserve">12  </w:t>
+              <w:t xml:space="preserve">11  </w:t>
             </w:r>
             <w:r>
               <w:rPr>
@@ -12888,7 +12270,7 @@
                 <w:sz w:val="16"/>
                 <w:szCs w:val="16"/>
               </w:rPr>
-              <w:t xml:space="preserve">unfavorable</w:t>
+              <w:t xml:space="preserve">together</w:t>
             </w:r>
           </w:p>
         </w:tc>
@@ -12914,7 +12296,7 @@
                 <w:sz w:val="16"/>
                 <w:szCs w:val="16"/>
               </w:rPr>
-              <w:t xml:space="preserve">13  </w:t>
+              <w:t xml:space="preserve">12  </w:t>
             </w:r>
             <w:r>
               <w:rPr>
@@ -12982,7 +12364,7 @@
                 <w:sz w:val="16"/>
                 <w:szCs w:val="16"/>
               </w:rPr>
-              <w:t xml:space="preserve">14  </w:t>
+              <w:t xml:space="preserve">13  </w:t>
             </w:r>
             <w:r>
               <w:rPr>
@@ -13050,7 +12432,7 @@
                 <w:sz w:val="16"/>
                 <w:szCs w:val="16"/>
               </w:rPr>
-              <w:t xml:space="preserve">15  </w:t>
+              <w:t xml:space="preserve">14  </w:t>
             </w:r>
             <w:r>
               <w:rPr>
@@ -13092,7 +12474,7 @@
                 <w:sz w:val="16"/>
                 <w:szCs w:val="16"/>
               </w:rPr>
-              <w:t xml:space="preserve">Labor rate variance</w:t>
+              <w:t xml:space="preserve">Bottle usage variance</w:t>
             </w:r>
           </w:p>
         </w:tc>
@@ -13118,7 +12500,7 @@
                 <w:sz w:val="16"/>
                 <w:szCs w:val="16"/>
               </w:rPr>
-              <w:t xml:space="preserve">16  </w:t>
+              <w:t xml:space="preserve">15  </w:t>
             </w:r>
             <w:r>
               <w:rPr>
@@ -13160,7 +12542,7 @@
                 <w:sz w:val="16"/>
                 <w:szCs w:val="16"/>
               </w:rPr>
-              <w:t xml:space="preserve">Labor efficiency variance</w:t>
+              <w:t xml:space="preserve">dominates</w:t>
             </w:r>
           </w:p>
         </w:tc>
@@ -13186,7 +12568,7 @@
                 <w:sz w:val="16"/>
                 <w:szCs w:val="16"/>
               </w:rPr>
-              <w:t xml:space="preserve">17  </w:t>
+              <w:t xml:space="preserve">16  </w:t>
             </w:r>
             <w:r>
               <w:rPr>
@@ -13228,7 +12610,7 @@
                 <w:sz w:val="16"/>
                 <w:szCs w:val="16"/>
               </w:rPr>
-              <w:t xml:space="preserve">dominates</w:t>
+              <w:t xml:space="preserve">division's</w:t>
             </w:r>
           </w:p>
         </w:tc>
@@ -13254,7 +12636,7 @@
                 <w:sz w:val="16"/>
                 <w:szCs w:val="16"/>
               </w:rPr>
-              <w:t xml:space="preserve">18  </w:t>
+              <w:t xml:space="preserve">17  </w:t>
             </w:r>
             <w:r>
               <w:rPr>
@@ -13296,7 +12678,7 @@
                 <w:sz w:val="16"/>
                 <w:szCs w:val="16"/>
               </w:rPr>
-              <w:t xml:space="preserve">division's</w:t>
+              <w:t xml:space="preserve">produced</w:t>
             </w:r>
           </w:p>
         </w:tc>
@@ -13322,7 +12704,7 @@
                 <w:sz w:val="16"/>
                 <w:szCs w:val="16"/>
               </w:rPr>
-              <w:t xml:space="preserve">19  </w:t>
+              <w:t xml:space="preserve">18  </w:t>
             </w:r>
             <w:r>
               <w:rPr>
@@ -13364,7 +12746,7 @@
                 <w:sz w:val="16"/>
                 <w:szCs w:val="16"/>
               </w:rPr>
-              <w:t xml:space="preserve">produced</w:t>
+              <w:t xml:space="preserve">Calculate</w:t>
             </w:r>
           </w:p>
         </w:tc>
@@ -13390,7 +12772,7 @@
                 <w:sz w:val="16"/>
                 <w:szCs w:val="16"/>
               </w:rPr>
-              <w:t xml:space="preserve">20  </w:t>
+              <w:t xml:space="preserve">19  </w:t>
             </w:r>
             <w:r>
               <w:rPr>
@@ -13432,7 +12814,7 @@
                 <w:sz w:val="16"/>
                 <w:szCs w:val="16"/>
               </w:rPr>
-              <w:t xml:space="preserve">Calculate</w:t>
+              <w:t xml:space="preserve">allowed</w:t>
             </w:r>
           </w:p>
         </w:tc>
@@ -13458,7 +12840,7 @@
                 <w:sz w:val="16"/>
                 <w:szCs w:val="16"/>
               </w:rPr>
-              <w:t xml:space="preserve">21  </w:t>
+              <w:t xml:space="preserve">20  </w:t>
             </w:r>
             <w:r>
               <w:rPr>
@@ -13466,64 +12848,6 @@
                 <w:szCs w:val="16"/>
               </w:rPr>
               <w:t xml:space="preserve">direct material usage variance</w:t>
-            </w:r>
-          </w:p>
-        </w:tc>
-      </w:tr>
-      <w:tr>
-        <w:tc>
-          <w:tcPr>
-            <w:tcW w:type="pct" w:w="2500"/>
-            <w:tcMar>
-              <w:top w:type="dxa" w:w="20"/>
-              <w:left w:type="dxa" w:w="80"/>
-              <w:bottom w:type="dxa" w:w="20"/>
-              <w:right w:type="dxa" w:w="80"/>
-            </w:tcMar>
-          </w:tcPr>
-          <w:p>
-            <w:pPr>
-              <w:spacing w:before="12" w:after="12"/>
-            </w:pPr>
-            <w:r>
-              <w:rPr>
-                <w:b/>
-                <w:bCs/>
-                <w:color w:val="8186EF"/>
-                <w:sz w:val="16"/>
-                <w:szCs w:val="16"/>
-              </w:rPr>
-              <w:t xml:space="preserve">11  </w:t>
-            </w:r>
-            <w:r>
-              <w:rPr>
-                <w:sz w:val="16"/>
-                <w:szCs w:val="16"/>
-              </w:rPr>
-              <w:t xml:space="preserve">efficiency</w:t>
-            </w:r>
-          </w:p>
-        </w:tc>
-        <w:tc>
-          <w:tcPr>
-            <w:tcW w:type="pct" w:w="2500"/>
-            <w:tcMar>
-              <w:top w:type="dxa" w:w="20"/>
-              <w:left w:type="dxa" w:w="80"/>
-              <w:bottom w:type="dxa" w:w="20"/>
-              <w:right w:type="dxa" w:w="80"/>
-            </w:tcMar>
-          </w:tcPr>
-          <w:p>
-            <w:pPr>
-              <w:spacing w:before="24" w:after="24"/>
-            </w:pPr>
-            <w:r>
-              <w:rPr>
-                <w:sz w:val="16"/>
-                <w:szCs w:val="16"/>
-              </w:rPr>
-              <w:t xml:space="preserve"/>
             </w:r>
           </w:p>
         </w:tc>
@@ -14717,7 +14041,7 @@
               <w:sz w:val="16"/>
               <w:szCs w:val="16"/>
             </w:rPr>
-            <w:t xml:space="preserve"> of 1</w:t>
+            <w:t xml:space="preserve"> of 2</w:t>
           </w:r>
         </w:p>
       </w:tc>
